--- a/ele224l_on_calisma/out/TR_Deney3_Ogretici_Rehber.docx
+++ b/ele224l_on_calisma/out/TR_Deney3_Ogretici_Rehber.docx
@@ -6504,6 +6504,176 @@
       </w:r>
     </w:p>
     <w:p>
+      <w:r>
+        <w:rPr>
+          <w:rFonts w:ascii="Times New Roman" w:hAnsi="Times New Roman" w:cs="Times New Roman" w:eastAsia="Times New Roman"/>
+          <w:b w:val="0"/>
+          <w:i w:val="0"/>
+        </w:rPr>
+        <w:t xml:space="preserve">Aynı benzetim LTspice ile de koşturuldu; imleçli dalga biçimi penceresi </w:t>
+      </w:r>
+      <w:r>
+        <w:rPr>
+          <w:rFonts w:ascii="Times New Roman" w:hAnsi="Times New Roman" w:cs="Times New Roman" w:eastAsia="Times New Roman"/>
+          <w:b w:val="0"/>
+          <w:i w:val="0"/>
+        </w:rPr>
+        <w:t>Şekil 2.4.4</w:t>
+      </w:r>
+      <w:r>
+        <w:rPr>
+          <w:rFonts w:ascii="Times New Roman" w:hAnsi="Times New Roman" w:cs="Times New Roman" w:eastAsia="Times New Roman"/>
+          <w:b w:val="0"/>
+          <w:i w:val="0"/>
+        </w:rPr>
+        <w:t xml:space="preserve">'de, imleç değerleri ile aynı x'te ngspice değerlerinin karşılaştırması </w:t>
+      </w:r>
+      <w:r>
+        <w:rPr>
+          <w:rFonts w:ascii="Times New Roman" w:hAnsi="Times New Roman" w:cs="Times New Roman" w:eastAsia="Times New Roman"/>
+          <w:b w:val="0"/>
+          <w:i w:val="0"/>
+        </w:rPr>
+        <w:t>Tablo 2.4.1</w:t>
+      </w:r>
+      <w:r>
+        <w:rPr>
+          <w:rFonts w:ascii="Times New Roman" w:hAnsi="Times New Roman" w:cs="Times New Roman" w:eastAsia="Times New Roman"/>
+          <w:b w:val="0"/>
+          <w:i w:val="0"/>
+        </w:rPr>
+        <w:t>'de verilmiştir. Sayıların birbirini tutması sonucun simülatöre bağlı olmadığını gösterir.</w:t>
+      </w:r>
+    </w:p>
+    <w:p>
+      <w:pPr>
+        <w:keepNext/>
+        <w:spacing w:line="240" w:lineRule="auto"/>
+        <w:jc w:val="center"/>
+      </w:pPr>
+      <w:r>
+        <w:drawing>
+          <wp:inline xmlns:a="http://schemas.openxmlformats.org/drawingml/2006/main" xmlns:pic="http://schemas.openxmlformats.org/drawingml/2006/picture">
+            <wp:extent cx="5580000" cy="3487500"/>
+            <wp:docPr id="5" name="Picture 5"/>
+            <wp:cNvGraphicFramePr>
+              <a:graphicFrameLocks noChangeAspect="1"/>
+            </wp:cNvGraphicFramePr>
+            <a:graphic>
+              <a:graphicData uri="http://schemas.openxmlformats.org/drawingml/2006/picture">
+                <pic:pic>
+                  <pic:nvPicPr>
+                    <pic:cNvPr id="0" name="lt_e3_tran_1z.png"/>
+                    <pic:cNvPicPr/>
+                  </pic:nvPicPr>
+                  <pic:blipFill>
+                    <a:blip r:embed="rId14"/>
+                    <a:stretch>
+                      <a:fillRect/>
+                    </a:stretch>
+                  </pic:blipFill>
+                  <pic:spPr>
+                    <a:xfrm>
+                      <a:off x="0" y="0"/>
+                      <a:ext cx="5580000" cy="3487500"/>
+                    </a:xfrm>
+                    <a:prstGeom prst="rect"/>
+                  </pic:spPr>
+                </pic:pic>
+              </a:graphicData>
+            </a:graphic>
+          </wp:inline>
+        </w:drawing>
+      </w:r>
+    </w:p>
+    <w:p>
+      <w:pPr>
+        <w:spacing w:line="240" w:lineRule="auto" w:after="240"/>
+        <w:jc w:val="center"/>
+      </w:pPr>
+      <w:r>
+        <w:rPr>
+          <w:rFonts w:ascii="Times New Roman" w:hAnsi="Times New Roman" w:cs="Times New Roman" w:eastAsia="Times New Roman"/>
+          <w:b w:val="0"/>
+          <w:i w:val="0"/>
+          <w:sz w:val="20"/>
+        </w:rPr>
+        <w:t xml:space="preserve">Şekil 2.4.4  LTspice transient result of the common-source amplifier with the bypass capacitor </w:t>
+      </w:r>
+      <m:oMath>
+        <m:sSub>
+          <m:e>
+            <m:r>
+              <m:t>C</m:t>
+            </m:r>
+          </m:e>
+          <m:sub>
+            <m:r>
+              <m:t>S</m:t>
+            </m:r>
+          </m:sub>
+        </m:sSub>
+      </m:oMath>
+      <w:r>
+        <w:rPr>
+          <w:rFonts w:ascii="Times New Roman" w:hAnsi="Times New Roman" w:cs="Times New Roman" w:eastAsia="Times New Roman"/>
+          <w:b w:val="0"/>
+          <w:i w:val="0"/>
+          <w:sz w:val="20"/>
+        </w:rPr>
+        <w:t xml:space="preserve"> (</w:t>
+      </w:r>
+      <m:oMath>
+        <m:sSub>
+          <m:e>
+            <m:r>
+              <m:t>V</m:t>
+            </m:r>
+          </m:e>
+          <m:sub>
+            <m:r>
+              <m:t>i</m:t>
+            </m:r>
+            <m:r>
+              <m:t>n</m:t>
+            </m:r>
+          </m:sub>
+        </m:sSub>
+      </m:oMath>
+      <w:r>
+        <w:rPr>
+          <w:rFonts w:ascii="Times New Roman" w:hAnsi="Times New Roman" w:cs="Times New Roman" w:eastAsia="Times New Roman"/>
+          <w:b w:val="0"/>
+          <w:i w:val="0"/>
+          <w:sz w:val="20"/>
+        </w:rPr>
+        <w:t xml:space="preserve">: green, </w:t>
+      </w:r>
+      <m:oMath>
+        <m:sSub>
+          <m:e>
+            <m:r>
+              <m:t>V</m:t>
+            </m:r>
+          </m:e>
+          <m:sub>
+            <m:r>
+              <m:t>O</m:t>
+            </m:r>
+          </m:sub>
+        </m:sSub>
+      </m:oMath>
+      <w:r>
+        <w:rPr>
+          <w:rFonts w:ascii="Times New Roman" w:hAnsi="Times New Roman" w:cs="Times New Roman" w:eastAsia="Times New Roman"/>
+          <w:b w:val="0"/>
+          <w:i w:val="0"/>
+          <w:sz w:val="20"/>
+        </w:rPr>
+        <w:t>: blue); the time axis starts at 7 ms (data saved from 7 ms to 7.5 ms) (LTspice; cihaz seri no: TOBB-7K3Q-0421)</w:t>
+      </w:r>
+    </w:p>
+    <w:p>
       <w:pPr>
         <w:keepNext/>
         <w:spacing w:line="240" w:lineRule="auto" w:after="80"/>
@@ -6516,7 +6686,3495 @@
           <w:i w:val="0"/>
           <w:sz w:val="20"/>
         </w:rPr>
-        <w:t>Tablo 2.4.1  El hesabı ile SPICE</w:t>
+        <w:t xml:space="preserve">Tablo 2.4.1  </w:t>
+      </w:r>
+      <w:r>
+        <w:rPr>
+          <w:rFonts w:ascii="Times New Roman" w:hAnsi="Times New Roman" w:cs="Times New Roman" w:eastAsia="Times New Roman"/>
+          <w:b w:val="0"/>
+          <w:i w:val="0"/>
+          <w:sz w:val="20"/>
+        </w:rPr>
+        <w:t>Şekil 2.4.4</w:t>
+      </w:r>
+      <w:r>
+        <w:rPr>
+          <w:rFonts w:ascii="Times New Roman" w:hAnsi="Times New Roman" w:cs="Times New Roman" w:eastAsia="Times New Roman"/>
+          <w:b w:val="0"/>
+          <w:i w:val="0"/>
+          <w:sz w:val="20"/>
+        </w:rPr>
+        <w:t xml:space="preserve"> imleç değerleri ve aynı x'te ngspice değerleri</w:t>
+      </w:r>
+    </w:p>
+    <w:tbl>
+      <w:tblPr>
+        <w:tblW w:type="auto" w:w="0"/>
+        <w:jc w:val="center"/>
+        <w:tblLayout w:type="fixed"/>
+        <w:tblLook w:firstColumn="1" w:firstRow="1" w:lastColumn="0" w:lastRow="0" w:noHBand="0" w:noVBand="1" w:val="04A0"/>
+      </w:tblPr>
+      <w:tblGrid>
+        <w:gridCol w:w="794"/>
+        <w:gridCol w:w="1928"/>
+        <w:gridCol w:w="1247"/>
+        <w:gridCol w:w="1701"/>
+        <w:gridCol w:w="1701"/>
+        <w:gridCol w:w="1474"/>
+      </w:tblGrid>
+      <w:tr>
+        <w:trPr>
+          <w:tblHeader/>
+          <w:cantSplit/>
+        </w:trPr>
+        <w:tc>
+          <w:tcPr>
+            <w:tcW w:type="dxa" w:w="794"/>
+            <w:tcBorders>
+              <w:top w:val="single" w:sz="4" w:space="0" w:color="000000"/>
+              <w:left w:val="single" w:sz="4" w:space="0" w:color="000000"/>
+              <w:bottom w:val="single" w:sz="4" w:space="0" w:color="000000"/>
+              <w:right w:val="single" w:sz="4" w:space="0" w:color="000000"/>
+            </w:tcBorders>
+            <w:shd w:val="clear" w:color="auto" w:fill="D9D9D9"/>
+          </w:tcPr>
+          <w:p>
+            <w:pPr>
+              <w:keepNext/>
+              <w:spacing w:line="240" w:lineRule="auto" w:after="20"/>
+              <w:jc w:val="left"/>
+            </w:pPr>
+            <w:r>
+              <w:rPr>
+                <w:rFonts w:ascii="Times New Roman" w:hAnsi="Times New Roman" w:cs="Times New Roman" w:eastAsia="Times New Roman"/>
+                <w:b/>
+                <w:i w:val="0"/>
+                <w:sz w:val="17"/>
+              </w:rPr>
+              <w:t>İmleç</w:t>
+            </w:r>
+          </w:p>
+        </w:tc>
+        <w:tc>
+          <w:tcPr>
+            <w:tcW w:type="dxa" w:w="1928"/>
+            <w:tcBorders>
+              <w:top w:val="single" w:sz="4" w:space="0" w:color="000000"/>
+              <w:left w:val="single" w:sz="4" w:space="0" w:color="000000"/>
+              <w:bottom w:val="single" w:sz="4" w:space="0" w:color="000000"/>
+              <w:right w:val="single" w:sz="4" w:space="0" w:color="000000"/>
+            </w:tcBorders>
+            <w:shd w:val="clear" w:color="auto" w:fill="D9D9D9"/>
+          </w:tcPr>
+          <w:p>
+            <w:pPr>
+              <w:keepNext/>
+              <w:spacing w:line="240" w:lineRule="auto" w:after="20"/>
+              <w:jc w:val="center"/>
+            </w:pPr>
+            <w:r>
+              <w:rPr>
+                <w:rFonts w:ascii="Times New Roman" w:hAnsi="Times New Roman" w:cs="Times New Roman" w:eastAsia="Times New Roman"/>
+                <w:b/>
+                <w:i w:val="0"/>
+                <w:sz w:val="17"/>
+              </w:rPr>
+              <w:t>x koordinatı</w:t>
+            </w:r>
+          </w:p>
+        </w:tc>
+        <w:tc>
+          <w:tcPr>
+            <w:tcW w:type="dxa" w:w="1247"/>
+            <w:tcBorders>
+              <w:top w:val="single" w:sz="4" w:space="0" w:color="000000"/>
+              <w:left w:val="single" w:sz="4" w:space="0" w:color="000000"/>
+              <w:bottom w:val="single" w:sz="4" w:space="0" w:color="000000"/>
+              <w:right w:val="single" w:sz="4" w:space="0" w:color="000000"/>
+            </w:tcBorders>
+            <w:shd w:val="clear" w:color="auto" w:fill="D9D9D9"/>
+          </w:tcPr>
+          <w:p>
+            <w:pPr>
+              <w:keepNext/>
+              <w:spacing w:line="240" w:lineRule="auto" w:after="20"/>
+              <w:jc w:val="center"/>
+            </w:pPr>
+            <w:r>
+              <w:rPr>
+                <w:rFonts w:ascii="Times New Roman" w:hAnsi="Times New Roman" w:cs="Times New Roman" w:eastAsia="Times New Roman"/>
+                <w:b/>
+                <w:i w:val="0"/>
+                <w:sz w:val="17"/>
+              </w:rPr>
+              <w:t>Büyüklük</w:t>
+            </w:r>
+          </w:p>
+        </w:tc>
+        <w:tc>
+          <w:tcPr>
+            <w:tcW w:type="dxa" w:w="1701"/>
+            <w:tcBorders>
+              <w:top w:val="single" w:sz="4" w:space="0" w:color="000000"/>
+              <w:left w:val="single" w:sz="4" w:space="0" w:color="000000"/>
+              <w:bottom w:val="single" w:sz="4" w:space="0" w:color="000000"/>
+              <w:right w:val="single" w:sz="4" w:space="0" w:color="000000"/>
+            </w:tcBorders>
+            <w:shd w:val="clear" w:color="auto" w:fill="D9D9D9"/>
+          </w:tcPr>
+          <w:p>
+            <w:pPr>
+              <w:keepNext/>
+              <w:spacing w:line="240" w:lineRule="auto" w:after="20"/>
+              <w:jc w:val="center"/>
+            </w:pPr>
+            <w:r>
+              <w:rPr>
+                <w:rFonts w:ascii="Times New Roman" w:hAnsi="Times New Roman" w:cs="Times New Roman" w:eastAsia="Times New Roman"/>
+                <w:b/>
+                <w:i w:val="0"/>
+                <w:sz w:val="17"/>
+              </w:rPr>
+              <w:t>LTspice</w:t>
+            </w:r>
+          </w:p>
+        </w:tc>
+        <w:tc>
+          <w:tcPr>
+            <w:tcW w:type="dxa" w:w="1701"/>
+            <w:tcBorders>
+              <w:top w:val="single" w:sz="4" w:space="0" w:color="000000"/>
+              <w:left w:val="single" w:sz="4" w:space="0" w:color="000000"/>
+              <w:bottom w:val="single" w:sz="4" w:space="0" w:color="000000"/>
+              <w:right w:val="single" w:sz="4" w:space="0" w:color="000000"/>
+            </w:tcBorders>
+            <w:shd w:val="clear" w:color="auto" w:fill="D9D9D9"/>
+          </w:tcPr>
+          <w:p>
+            <w:pPr>
+              <w:keepNext/>
+              <w:spacing w:line="240" w:lineRule="auto" w:after="20"/>
+              <w:jc w:val="center"/>
+            </w:pPr>
+            <w:r>
+              <w:rPr>
+                <w:rFonts w:ascii="Times New Roman" w:hAnsi="Times New Roman" w:cs="Times New Roman" w:eastAsia="Times New Roman"/>
+                <w:b/>
+                <w:i w:val="0"/>
+                <w:sz w:val="17"/>
+              </w:rPr>
+              <w:t>ngspice</w:t>
+            </w:r>
+          </w:p>
+        </w:tc>
+        <w:tc>
+          <w:tcPr>
+            <w:tcW w:type="dxa" w:w="1474"/>
+            <w:tcBorders>
+              <w:top w:val="single" w:sz="4" w:space="0" w:color="000000"/>
+              <w:left w:val="single" w:sz="4" w:space="0" w:color="000000"/>
+              <w:bottom w:val="single" w:sz="4" w:space="0" w:color="000000"/>
+              <w:right w:val="single" w:sz="4" w:space="0" w:color="000000"/>
+            </w:tcBorders>
+            <w:shd w:val="clear" w:color="auto" w:fill="D9D9D9"/>
+          </w:tcPr>
+          <w:p>
+            <w:pPr>
+              <w:keepNext/>
+              <w:spacing w:line="240" w:lineRule="auto" w:after="20"/>
+              <w:jc w:val="center"/>
+            </w:pPr>
+            <w:r>
+              <w:rPr>
+                <w:rFonts w:ascii="Times New Roman" w:hAnsi="Times New Roman" w:cs="Times New Roman" w:eastAsia="Times New Roman"/>
+                <w:b/>
+                <w:i w:val="0"/>
+                <w:sz w:val="17"/>
+              </w:rPr>
+              <w:t>Fark</w:t>
+            </w:r>
+          </w:p>
+        </w:tc>
+      </w:tr>
+      <w:tr>
+        <w:trPr>
+          <w:cantSplit/>
+        </w:trPr>
+        <w:tc>
+          <w:tcPr>
+            <w:tcW w:type="dxa" w:w="794"/>
+            <w:tcBorders>
+              <w:top w:val="single" w:sz="4" w:space="0" w:color="000000"/>
+              <w:left w:val="single" w:sz="4" w:space="0" w:color="000000"/>
+              <w:bottom w:val="single" w:sz="4" w:space="0" w:color="000000"/>
+              <w:right w:val="single" w:sz="4" w:space="0" w:color="000000"/>
+            </w:tcBorders>
+          </w:tcPr>
+          <w:p>
+            <w:pPr>
+              <w:keepNext/>
+              <w:spacing w:line="240" w:lineRule="auto" w:after="20"/>
+              <w:jc w:val="left"/>
+            </w:pPr>
+            <w:r>
+              <w:rPr>
+                <w:rFonts w:ascii="Times New Roman" w:hAnsi="Times New Roman" w:cs="Times New Roman" w:eastAsia="Times New Roman"/>
+                <w:b w:val="0"/>
+                <w:i w:val="0"/>
+                <w:sz w:val="17"/>
+              </w:rPr>
+              <w:t>1</w:t>
+            </w:r>
+          </w:p>
+        </w:tc>
+        <w:tc>
+          <w:tcPr>
+            <w:tcW w:type="dxa" w:w="1928"/>
+            <w:tcBorders>
+              <w:top w:val="single" w:sz="4" w:space="0" w:color="000000"/>
+              <w:left w:val="single" w:sz="4" w:space="0" w:color="000000"/>
+              <w:bottom w:val="single" w:sz="4" w:space="0" w:color="000000"/>
+              <w:right w:val="single" w:sz="4" w:space="0" w:color="000000"/>
+            </w:tcBorders>
+          </w:tcPr>
+          <w:p>
+            <w:pPr>
+              <w:keepNext/>
+              <w:spacing w:line="240" w:lineRule="auto" w:after="20"/>
+              <w:jc w:val="center"/>
+            </w:pPr>
+            <w:r>
+              <w:rPr>
+                <w:rFonts w:ascii="Times New Roman" w:hAnsi="Times New Roman" w:cs="Times New Roman" w:eastAsia="Times New Roman"/>
+                <w:b w:val="0"/>
+                <w:i w:val="0"/>
+                <w:sz w:val="17"/>
+              </w:rPr>
+              <w:t>t = 7 ms + 50.16 µs</w:t>
+            </w:r>
+          </w:p>
+        </w:tc>
+        <w:tc>
+          <w:tcPr>
+            <w:tcW w:type="dxa" w:w="1247"/>
+            <w:tcBorders>
+              <w:top w:val="single" w:sz="4" w:space="0" w:color="000000"/>
+              <w:left w:val="single" w:sz="4" w:space="0" w:color="000000"/>
+              <w:bottom w:val="single" w:sz="4" w:space="0" w:color="000000"/>
+              <w:right w:val="single" w:sz="4" w:space="0" w:color="000000"/>
+            </w:tcBorders>
+          </w:tcPr>
+          <w:p>
+            <w:pPr>
+              <w:keepNext/>
+              <w:spacing w:line="240" w:lineRule="auto" w:after="20"/>
+              <w:jc w:val="center"/>
+            </w:pPr>
+            <m:oMath>
+              <m:sSub>
+                <m:e>
+                  <m:r>
+                    <m:t>V</m:t>
+                  </m:r>
+                </m:e>
+                <m:sub>
+                  <m:r>
+                    <m:t>O</m:t>
+                  </m:r>
+                </m:sub>
+              </m:sSub>
+            </m:oMath>
+          </w:p>
+        </w:tc>
+        <w:tc>
+          <w:tcPr>
+            <w:tcW w:type="dxa" w:w="1701"/>
+            <w:tcBorders>
+              <w:top w:val="single" w:sz="4" w:space="0" w:color="000000"/>
+              <w:left w:val="single" w:sz="4" w:space="0" w:color="000000"/>
+              <w:bottom w:val="single" w:sz="4" w:space="0" w:color="000000"/>
+              <w:right w:val="single" w:sz="4" w:space="0" w:color="000000"/>
+            </w:tcBorders>
+          </w:tcPr>
+          <w:p>
+            <w:pPr>
+              <w:keepNext/>
+              <w:spacing w:line="240" w:lineRule="auto" w:after="20"/>
+              <w:jc w:val="center"/>
+            </w:pPr>
+            <w:r>
+              <w:rPr>
+                <w:rFonts w:ascii="Times New Roman" w:hAnsi="Times New Roman" w:cs="Times New Roman" w:eastAsia="Times New Roman"/>
+                <w:b w:val="0"/>
+                <w:i w:val="0"/>
+                <w:sz w:val="17"/>
+              </w:rPr>
+              <w:t>761.2 mV</w:t>
+            </w:r>
+          </w:p>
+        </w:tc>
+        <w:tc>
+          <w:tcPr>
+            <w:tcW w:type="dxa" w:w="1701"/>
+            <w:tcBorders>
+              <w:top w:val="single" w:sz="4" w:space="0" w:color="000000"/>
+              <w:left w:val="single" w:sz="4" w:space="0" w:color="000000"/>
+              <w:bottom w:val="single" w:sz="4" w:space="0" w:color="000000"/>
+              <w:right w:val="single" w:sz="4" w:space="0" w:color="000000"/>
+            </w:tcBorders>
+          </w:tcPr>
+          <w:p>
+            <w:pPr>
+              <w:keepNext/>
+              <w:spacing w:line="240" w:lineRule="auto" w:after="20"/>
+              <w:jc w:val="center"/>
+            </w:pPr>
+            <w:r>
+              <w:rPr>
+                <w:rFonts w:ascii="Times New Roman" w:hAnsi="Times New Roman" w:cs="Times New Roman" w:eastAsia="Times New Roman"/>
+                <w:b w:val="0"/>
+                <w:i w:val="0"/>
+                <w:sz w:val="17"/>
+              </w:rPr>
+              <w:t>761.39 mV</w:t>
+            </w:r>
+          </w:p>
+        </w:tc>
+        <w:tc>
+          <w:tcPr>
+            <w:tcW w:type="dxa" w:w="1474"/>
+            <w:tcBorders>
+              <w:top w:val="single" w:sz="4" w:space="0" w:color="000000"/>
+              <w:left w:val="single" w:sz="4" w:space="0" w:color="000000"/>
+              <w:bottom w:val="single" w:sz="4" w:space="0" w:color="000000"/>
+              <w:right w:val="single" w:sz="4" w:space="0" w:color="000000"/>
+            </w:tcBorders>
+          </w:tcPr>
+          <w:p>
+            <w:pPr>
+              <w:keepNext/>
+              <w:spacing w:line="240" w:lineRule="auto" w:after="20"/>
+              <w:jc w:val="center"/>
+            </w:pPr>
+            <w:r>
+              <w:rPr>
+                <w:rFonts w:ascii="Times New Roman" w:hAnsi="Times New Roman" w:cs="Times New Roman" w:eastAsia="Times New Roman"/>
+                <w:b w:val="0"/>
+                <w:i w:val="0"/>
+                <w:sz w:val="17"/>
+              </w:rPr>
+              <w:t>-0.025%</w:t>
+            </w:r>
+          </w:p>
+        </w:tc>
+      </w:tr>
+      <w:tr>
+        <w:trPr>
+          <w:cantSplit/>
+        </w:trPr>
+        <w:tc>
+          <w:tcPr>
+            <w:tcW w:type="dxa" w:w="794"/>
+            <w:tcBorders>
+              <w:top w:val="single" w:sz="4" w:space="0" w:color="000000"/>
+              <w:left w:val="single" w:sz="4" w:space="0" w:color="000000"/>
+              <w:bottom w:val="single" w:sz="4" w:space="0" w:color="000000"/>
+              <w:right w:val="single" w:sz="4" w:space="0" w:color="000000"/>
+            </w:tcBorders>
+          </w:tcPr>
+          <w:p>
+            <w:pPr>
+              <w:keepNext w:val="0"/>
+              <w:spacing w:line="240" w:lineRule="auto" w:after="20"/>
+              <w:jc w:val="left"/>
+            </w:pPr>
+            <w:r>
+              <w:rPr>
+                <w:rFonts w:ascii="Times New Roman" w:hAnsi="Times New Roman" w:cs="Times New Roman" w:eastAsia="Times New Roman"/>
+                <w:b w:val="0"/>
+                <w:i w:val="0"/>
+                <w:sz w:val="17"/>
+              </w:rPr>
+              <w:t>2</w:t>
+            </w:r>
+          </w:p>
+        </w:tc>
+        <w:tc>
+          <w:tcPr>
+            <w:tcW w:type="dxa" w:w="1928"/>
+            <w:tcBorders>
+              <w:top w:val="single" w:sz="4" w:space="0" w:color="000000"/>
+              <w:left w:val="single" w:sz="4" w:space="0" w:color="000000"/>
+              <w:bottom w:val="single" w:sz="4" w:space="0" w:color="000000"/>
+              <w:right w:val="single" w:sz="4" w:space="0" w:color="000000"/>
+            </w:tcBorders>
+          </w:tcPr>
+          <w:p>
+            <w:pPr>
+              <w:keepNext w:val="0"/>
+              <w:spacing w:line="240" w:lineRule="auto" w:after="20"/>
+              <w:jc w:val="center"/>
+            </w:pPr>
+            <w:r>
+              <w:rPr>
+                <w:rFonts w:ascii="Times New Roman" w:hAnsi="Times New Roman" w:cs="Times New Roman" w:eastAsia="Times New Roman"/>
+                <w:b w:val="0"/>
+                <w:i w:val="0"/>
+                <w:sz w:val="17"/>
+              </w:rPr>
+              <w:t>t = 7 ms + 100 µs</w:t>
+            </w:r>
+          </w:p>
+        </w:tc>
+        <w:tc>
+          <w:tcPr>
+            <w:tcW w:type="dxa" w:w="1247"/>
+            <w:tcBorders>
+              <w:top w:val="single" w:sz="4" w:space="0" w:color="000000"/>
+              <w:left w:val="single" w:sz="4" w:space="0" w:color="000000"/>
+              <w:bottom w:val="single" w:sz="4" w:space="0" w:color="000000"/>
+              <w:right w:val="single" w:sz="4" w:space="0" w:color="000000"/>
+            </w:tcBorders>
+          </w:tcPr>
+          <w:p>
+            <w:pPr>
+              <w:keepNext w:val="0"/>
+              <w:spacing w:line="240" w:lineRule="auto" w:after="20"/>
+              <w:jc w:val="center"/>
+            </w:pPr>
+            <m:oMath>
+              <m:sSub>
+                <m:e>
+                  <m:r>
+                    <m:t>V</m:t>
+                  </m:r>
+                </m:e>
+                <m:sub>
+                  <m:r>
+                    <m:t>O</m:t>
+                  </m:r>
+                </m:sub>
+              </m:sSub>
+            </m:oMath>
+          </w:p>
+        </w:tc>
+        <w:tc>
+          <w:tcPr>
+            <w:tcW w:type="dxa" w:w="1701"/>
+            <w:tcBorders>
+              <w:top w:val="single" w:sz="4" w:space="0" w:color="000000"/>
+              <w:left w:val="single" w:sz="4" w:space="0" w:color="000000"/>
+              <w:bottom w:val="single" w:sz="4" w:space="0" w:color="000000"/>
+              <w:right w:val="single" w:sz="4" w:space="0" w:color="000000"/>
+            </w:tcBorders>
+          </w:tcPr>
+          <w:p>
+            <w:pPr>
+              <w:keepNext w:val="0"/>
+              <w:spacing w:line="240" w:lineRule="auto" w:after="20"/>
+              <w:jc w:val="center"/>
+            </w:pPr>
+            <w:r>
+              <w:rPr>
+                <w:rFonts w:ascii="Times New Roman" w:hAnsi="Times New Roman" w:cs="Times New Roman" w:eastAsia="Times New Roman"/>
+                <w:b w:val="0"/>
+                <w:i w:val="0"/>
+                <w:sz w:val="17"/>
+              </w:rPr>
+              <w:t>−781.78 mV</w:t>
+            </w:r>
+          </w:p>
+        </w:tc>
+        <w:tc>
+          <w:tcPr>
+            <w:tcW w:type="dxa" w:w="1701"/>
+            <w:tcBorders>
+              <w:top w:val="single" w:sz="4" w:space="0" w:color="000000"/>
+              <w:left w:val="single" w:sz="4" w:space="0" w:color="000000"/>
+              <w:bottom w:val="single" w:sz="4" w:space="0" w:color="000000"/>
+              <w:right w:val="single" w:sz="4" w:space="0" w:color="000000"/>
+            </w:tcBorders>
+          </w:tcPr>
+          <w:p>
+            <w:pPr>
+              <w:keepNext w:val="0"/>
+              <w:spacing w:line="240" w:lineRule="auto" w:after="20"/>
+              <w:jc w:val="center"/>
+            </w:pPr>
+            <w:r>
+              <w:rPr>
+                <w:rFonts w:ascii="Times New Roman" w:hAnsi="Times New Roman" w:cs="Times New Roman" w:eastAsia="Times New Roman"/>
+                <w:b w:val="0"/>
+                <w:i w:val="0"/>
+                <w:sz w:val="17"/>
+              </w:rPr>
+              <w:t>−781.86 mV</w:t>
+            </w:r>
+          </w:p>
+        </w:tc>
+        <w:tc>
+          <w:tcPr>
+            <w:tcW w:type="dxa" w:w="1474"/>
+            <w:tcBorders>
+              <w:top w:val="single" w:sz="4" w:space="0" w:color="000000"/>
+              <w:left w:val="single" w:sz="4" w:space="0" w:color="000000"/>
+              <w:bottom w:val="single" w:sz="4" w:space="0" w:color="000000"/>
+              <w:right w:val="single" w:sz="4" w:space="0" w:color="000000"/>
+            </w:tcBorders>
+          </w:tcPr>
+          <w:p>
+            <w:pPr>
+              <w:keepNext w:val="0"/>
+              <w:spacing w:line="240" w:lineRule="auto" w:after="20"/>
+              <w:jc w:val="center"/>
+            </w:pPr>
+            <w:r>
+              <w:rPr>
+                <w:rFonts w:ascii="Times New Roman" w:hAnsi="Times New Roman" w:cs="Times New Roman" w:eastAsia="Times New Roman"/>
+                <w:b w:val="0"/>
+                <w:i w:val="0"/>
+                <w:sz w:val="17"/>
+              </w:rPr>
+              <w:t>+0.010%</w:t>
+            </w:r>
+          </w:p>
+        </w:tc>
+      </w:tr>
+    </w:tbl>
+    <w:p>
+      <w:pPr>
+        <w:spacing w:after="120"/>
+      </w:pPr>
+    </w:p>
+    <w:p>
+      <w:r>
+        <w:rPr>
+          <w:rFonts w:ascii="Times New Roman" w:hAnsi="Times New Roman" w:cs="Times New Roman" w:eastAsia="Times New Roman"/>
+          <w:b w:val="0"/>
+          <w:i w:val="0"/>
+        </w:rPr>
+        <w:t xml:space="preserve">LTspice sonucu </w:t>
+      </w:r>
+      <w:r>
+        <w:rPr>
+          <w:rFonts w:ascii="Times New Roman" w:hAnsi="Times New Roman" w:cs="Times New Roman" w:eastAsia="Times New Roman"/>
+          <w:b w:val="0"/>
+          <w:i w:val="0"/>
+        </w:rPr>
+        <w:t>Şekil 2.4.5</w:t>
+      </w:r>
+      <w:r>
+        <w:rPr>
+          <w:rFonts w:ascii="Times New Roman" w:hAnsi="Times New Roman" w:cs="Times New Roman" w:eastAsia="Times New Roman"/>
+          <w:b w:val="0"/>
+          <w:i w:val="0"/>
+        </w:rPr>
+        <w:t xml:space="preserve">'de, imleç karşılaştırması </w:t>
+      </w:r>
+      <w:r>
+        <w:rPr>
+          <w:rFonts w:ascii="Times New Roman" w:hAnsi="Times New Roman" w:cs="Times New Roman" w:eastAsia="Times New Roman"/>
+          <w:b w:val="0"/>
+          <w:i w:val="0"/>
+        </w:rPr>
+        <w:t>Tablo 2.4.2</w:t>
+      </w:r>
+      <w:r>
+        <w:rPr>
+          <w:rFonts w:ascii="Times New Roman" w:hAnsi="Times New Roman" w:cs="Times New Roman" w:eastAsia="Times New Roman"/>
+          <w:b w:val="0"/>
+          <w:i w:val="0"/>
+        </w:rPr>
+        <w:t>'de verilmiştir.</w:t>
+      </w:r>
+    </w:p>
+    <w:p>
+      <w:pPr>
+        <w:keepNext/>
+        <w:spacing w:line="240" w:lineRule="auto"/>
+        <w:jc w:val="center"/>
+      </w:pPr>
+      <w:r>
+        <w:drawing>
+          <wp:inline xmlns:a="http://schemas.openxmlformats.org/drawingml/2006/main" xmlns:pic="http://schemas.openxmlformats.org/drawingml/2006/picture">
+            <wp:extent cx="5580000" cy="3487500"/>
+            <wp:docPr id="6" name="Picture 6"/>
+            <wp:cNvGraphicFramePr>
+              <a:graphicFrameLocks noChangeAspect="1"/>
+            </wp:cNvGraphicFramePr>
+            <a:graphic>
+              <a:graphicData uri="http://schemas.openxmlformats.org/drawingml/2006/picture">
+                <pic:pic>
+                  <pic:nvPicPr>
+                    <pic:cNvPr id="0" name="lt_e3_tran_0z.png"/>
+                    <pic:cNvPicPr/>
+                  </pic:nvPicPr>
+                  <pic:blipFill>
+                    <a:blip r:embed="rId15"/>
+                    <a:stretch>
+                      <a:fillRect/>
+                    </a:stretch>
+                  </pic:blipFill>
+                  <pic:spPr>
+                    <a:xfrm>
+                      <a:off x="0" y="0"/>
+                      <a:ext cx="5580000" cy="3487500"/>
+                    </a:xfrm>
+                    <a:prstGeom prst="rect"/>
+                  </pic:spPr>
+                </pic:pic>
+              </a:graphicData>
+            </a:graphic>
+          </wp:inline>
+        </w:drawing>
+      </w:r>
+    </w:p>
+    <w:p>
+      <w:pPr>
+        <w:spacing w:line="240" w:lineRule="auto" w:after="240"/>
+        <w:jc w:val="center"/>
+      </w:pPr>
+      <w:r>
+        <w:rPr>
+          <w:rFonts w:ascii="Times New Roman" w:hAnsi="Times New Roman" w:cs="Times New Roman" w:eastAsia="Times New Roman"/>
+          <w:b w:val="0"/>
+          <w:i w:val="0"/>
+          <w:sz w:val="20"/>
+        </w:rPr>
+        <w:t>Şekil 2.4.5  LTspice transient result of the common-source amplifier without the bypass capacitor (</w:t>
+      </w:r>
+      <m:oMath>
+        <m:sSub>
+          <m:e>
+            <m:r>
+              <m:t>V</m:t>
+            </m:r>
+          </m:e>
+          <m:sub>
+            <m:r>
+              <m:t>i</m:t>
+            </m:r>
+            <m:r>
+              <m:t>n</m:t>
+            </m:r>
+          </m:sub>
+        </m:sSub>
+      </m:oMath>
+      <w:r>
+        <w:rPr>
+          <w:rFonts w:ascii="Times New Roman" w:hAnsi="Times New Roman" w:cs="Times New Roman" w:eastAsia="Times New Roman"/>
+          <w:b w:val="0"/>
+          <w:i w:val="0"/>
+          <w:sz w:val="20"/>
+        </w:rPr>
+        <w:t xml:space="preserve">: green, </w:t>
+      </w:r>
+      <m:oMath>
+        <m:sSub>
+          <m:e>
+            <m:r>
+              <m:t>V</m:t>
+            </m:r>
+          </m:e>
+          <m:sub>
+            <m:r>
+              <m:t>O</m:t>
+            </m:r>
+          </m:sub>
+        </m:sSub>
+      </m:oMath>
+      <w:r>
+        <w:rPr>
+          <w:rFonts w:ascii="Times New Roman" w:hAnsi="Times New Roman" w:cs="Times New Roman" w:eastAsia="Times New Roman"/>
+          <w:b w:val="0"/>
+          <w:i w:val="0"/>
+          <w:sz w:val="20"/>
+        </w:rPr>
+        <w:t>: blue); the time axis starts at 7 ms (LTspice; cihaz seri no: TOBB-7K3Q-0421)</w:t>
+      </w:r>
+    </w:p>
+    <w:p>
+      <w:pPr>
+        <w:keepNext/>
+        <w:spacing w:line="240" w:lineRule="auto" w:after="80"/>
+        <w:jc w:val="center"/>
+      </w:pPr>
+      <w:r>
+        <w:rPr>
+          <w:rFonts w:ascii="Times New Roman" w:hAnsi="Times New Roman" w:cs="Times New Roman" w:eastAsia="Times New Roman"/>
+          <w:b w:val="0"/>
+          <w:i w:val="0"/>
+          <w:sz w:val="20"/>
+        </w:rPr>
+        <w:t xml:space="preserve">Tablo 2.4.2  </w:t>
+      </w:r>
+      <w:r>
+        <w:rPr>
+          <w:rFonts w:ascii="Times New Roman" w:hAnsi="Times New Roman" w:cs="Times New Roman" w:eastAsia="Times New Roman"/>
+          <w:b w:val="0"/>
+          <w:i w:val="0"/>
+          <w:sz w:val="20"/>
+        </w:rPr>
+        <w:t>Şekil 2.4.5</w:t>
+      </w:r>
+      <w:r>
+        <w:rPr>
+          <w:rFonts w:ascii="Times New Roman" w:hAnsi="Times New Roman" w:cs="Times New Roman" w:eastAsia="Times New Roman"/>
+          <w:b w:val="0"/>
+          <w:i w:val="0"/>
+          <w:sz w:val="20"/>
+        </w:rPr>
+        <w:t xml:space="preserve"> imleç değerleri ve aynı x'te ngspice değerleri</w:t>
+      </w:r>
+    </w:p>
+    <w:tbl>
+      <w:tblPr>
+        <w:tblW w:type="auto" w:w="0"/>
+        <w:jc w:val="center"/>
+        <w:tblLayout w:type="fixed"/>
+        <w:tblLook w:firstColumn="1" w:firstRow="1" w:lastColumn="0" w:lastRow="0" w:noHBand="0" w:noVBand="1" w:val="04A0"/>
+      </w:tblPr>
+      <w:tblGrid>
+        <w:gridCol w:w="794"/>
+        <w:gridCol w:w="1928"/>
+        <w:gridCol w:w="1247"/>
+        <w:gridCol w:w="1701"/>
+        <w:gridCol w:w="1701"/>
+        <w:gridCol w:w="1474"/>
+      </w:tblGrid>
+      <w:tr>
+        <w:trPr>
+          <w:tblHeader/>
+          <w:cantSplit/>
+        </w:trPr>
+        <w:tc>
+          <w:tcPr>
+            <w:tcW w:type="dxa" w:w="794"/>
+            <w:tcBorders>
+              <w:top w:val="single" w:sz="4" w:space="0" w:color="000000"/>
+              <w:left w:val="single" w:sz="4" w:space="0" w:color="000000"/>
+              <w:bottom w:val="single" w:sz="4" w:space="0" w:color="000000"/>
+              <w:right w:val="single" w:sz="4" w:space="0" w:color="000000"/>
+            </w:tcBorders>
+            <w:shd w:val="clear" w:color="auto" w:fill="D9D9D9"/>
+          </w:tcPr>
+          <w:p>
+            <w:pPr>
+              <w:keepNext/>
+              <w:spacing w:line="240" w:lineRule="auto" w:after="20"/>
+              <w:jc w:val="left"/>
+            </w:pPr>
+            <w:r>
+              <w:rPr>
+                <w:rFonts w:ascii="Times New Roman" w:hAnsi="Times New Roman" w:cs="Times New Roman" w:eastAsia="Times New Roman"/>
+                <w:b/>
+                <w:i w:val="0"/>
+                <w:sz w:val="17"/>
+              </w:rPr>
+              <w:t>İmleç</w:t>
+            </w:r>
+          </w:p>
+        </w:tc>
+        <w:tc>
+          <w:tcPr>
+            <w:tcW w:type="dxa" w:w="1928"/>
+            <w:tcBorders>
+              <w:top w:val="single" w:sz="4" w:space="0" w:color="000000"/>
+              <w:left w:val="single" w:sz="4" w:space="0" w:color="000000"/>
+              <w:bottom w:val="single" w:sz="4" w:space="0" w:color="000000"/>
+              <w:right w:val="single" w:sz="4" w:space="0" w:color="000000"/>
+            </w:tcBorders>
+            <w:shd w:val="clear" w:color="auto" w:fill="D9D9D9"/>
+          </w:tcPr>
+          <w:p>
+            <w:pPr>
+              <w:keepNext/>
+              <w:spacing w:line="240" w:lineRule="auto" w:after="20"/>
+              <w:jc w:val="center"/>
+            </w:pPr>
+            <w:r>
+              <w:rPr>
+                <w:rFonts w:ascii="Times New Roman" w:hAnsi="Times New Roman" w:cs="Times New Roman" w:eastAsia="Times New Roman"/>
+                <w:b/>
+                <w:i w:val="0"/>
+                <w:sz w:val="17"/>
+              </w:rPr>
+              <w:t>x koordinatı</w:t>
+            </w:r>
+          </w:p>
+        </w:tc>
+        <w:tc>
+          <w:tcPr>
+            <w:tcW w:type="dxa" w:w="1247"/>
+            <w:tcBorders>
+              <w:top w:val="single" w:sz="4" w:space="0" w:color="000000"/>
+              <w:left w:val="single" w:sz="4" w:space="0" w:color="000000"/>
+              <w:bottom w:val="single" w:sz="4" w:space="0" w:color="000000"/>
+              <w:right w:val="single" w:sz="4" w:space="0" w:color="000000"/>
+            </w:tcBorders>
+            <w:shd w:val="clear" w:color="auto" w:fill="D9D9D9"/>
+          </w:tcPr>
+          <w:p>
+            <w:pPr>
+              <w:keepNext/>
+              <w:spacing w:line="240" w:lineRule="auto" w:after="20"/>
+              <w:jc w:val="center"/>
+            </w:pPr>
+            <w:r>
+              <w:rPr>
+                <w:rFonts w:ascii="Times New Roman" w:hAnsi="Times New Roman" w:cs="Times New Roman" w:eastAsia="Times New Roman"/>
+                <w:b/>
+                <w:i w:val="0"/>
+                <w:sz w:val="17"/>
+              </w:rPr>
+              <w:t>Büyüklük</w:t>
+            </w:r>
+          </w:p>
+        </w:tc>
+        <w:tc>
+          <w:tcPr>
+            <w:tcW w:type="dxa" w:w="1701"/>
+            <w:tcBorders>
+              <w:top w:val="single" w:sz="4" w:space="0" w:color="000000"/>
+              <w:left w:val="single" w:sz="4" w:space="0" w:color="000000"/>
+              <w:bottom w:val="single" w:sz="4" w:space="0" w:color="000000"/>
+              <w:right w:val="single" w:sz="4" w:space="0" w:color="000000"/>
+            </w:tcBorders>
+            <w:shd w:val="clear" w:color="auto" w:fill="D9D9D9"/>
+          </w:tcPr>
+          <w:p>
+            <w:pPr>
+              <w:keepNext/>
+              <w:spacing w:line="240" w:lineRule="auto" w:after="20"/>
+              <w:jc w:val="center"/>
+            </w:pPr>
+            <w:r>
+              <w:rPr>
+                <w:rFonts w:ascii="Times New Roman" w:hAnsi="Times New Roman" w:cs="Times New Roman" w:eastAsia="Times New Roman"/>
+                <w:b/>
+                <w:i w:val="0"/>
+                <w:sz w:val="17"/>
+              </w:rPr>
+              <w:t>LTspice</w:t>
+            </w:r>
+          </w:p>
+        </w:tc>
+        <w:tc>
+          <w:tcPr>
+            <w:tcW w:type="dxa" w:w="1701"/>
+            <w:tcBorders>
+              <w:top w:val="single" w:sz="4" w:space="0" w:color="000000"/>
+              <w:left w:val="single" w:sz="4" w:space="0" w:color="000000"/>
+              <w:bottom w:val="single" w:sz="4" w:space="0" w:color="000000"/>
+              <w:right w:val="single" w:sz="4" w:space="0" w:color="000000"/>
+            </w:tcBorders>
+            <w:shd w:val="clear" w:color="auto" w:fill="D9D9D9"/>
+          </w:tcPr>
+          <w:p>
+            <w:pPr>
+              <w:keepNext/>
+              <w:spacing w:line="240" w:lineRule="auto" w:after="20"/>
+              <w:jc w:val="center"/>
+            </w:pPr>
+            <w:r>
+              <w:rPr>
+                <w:rFonts w:ascii="Times New Roman" w:hAnsi="Times New Roman" w:cs="Times New Roman" w:eastAsia="Times New Roman"/>
+                <w:b/>
+                <w:i w:val="0"/>
+                <w:sz w:val="17"/>
+              </w:rPr>
+              <w:t>ngspice</w:t>
+            </w:r>
+          </w:p>
+        </w:tc>
+        <w:tc>
+          <w:tcPr>
+            <w:tcW w:type="dxa" w:w="1474"/>
+            <w:tcBorders>
+              <w:top w:val="single" w:sz="4" w:space="0" w:color="000000"/>
+              <w:left w:val="single" w:sz="4" w:space="0" w:color="000000"/>
+              <w:bottom w:val="single" w:sz="4" w:space="0" w:color="000000"/>
+              <w:right w:val="single" w:sz="4" w:space="0" w:color="000000"/>
+            </w:tcBorders>
+            <w:shd w:val="clear" w:color="auto" w:fill="D9D9D9"/>
+          </w:tcPr>
+          <w:p>
+            <w:pPr>
+              <w:keepNext/>
+              <w:spacing w:line="240" w:lineRule="auto" w:after="20"/>
+              <w:jc w:val="center"/>
+            </w:pPr>
+            <w:r>
+              <w:rPr>
+                <w:rFonts w:ascii="Times New Roman" w:hAnsi="Times New Roman" w:cs="Times New Roman" w:eastAsia="Times New Roman"/>
+                <w:b/>
+                <w:i w:val="0"/>
+                <w:sz w:val="17"/>
+              </w:rPr>
+              <w:t>Fark</w:t>
+            </w:r>
+          </w:p>
+        </w:tc>
+      </w:tr>
+      <w:tr>
+        <w:trPr>
+          <w:cantSplit/>
+        </w:trPr>
+        <w:tc>
+          <w:tcPr>
+            <w:tcW w:type="dxa" w:w="794"/>
+            <w:tcBorders>
+              <w:top w:val="single" w:sz="4" w:space="0" w:color="000000"/>
+              <w:left w:val="single" w:sz="4" w:space="0" w:color="000000"/>
+              <w:bottom w:val="single" w:sz="4" w:space="0" w:color="000000"/>
+              <w:right w:val="single" w:sz="4" w:space="0" w:color="000000"/>
+            </w:tcBorders>
+          </w:tcPr>
+          <w:p>
+            <w:pPr>
+              <w:keepNext/>
+              <w:spacing w:line="240" w:lineRule="auto" w:after="20"/>
+              <w:jc w:val="left"/>
+            </w:pPr>
+            <w:r>
+              <w:rPr>
+                <w:rFonts w:ascii="Times New Roman" w:hAnsi="Times New Roman" w:cs="Times New Roman" w:eastAsia="Times New Roman"/>
+                <w:b w:val="0"/>
+                <w:i w:val="0"/>
+                <w:sz w:val="17"/>
+              </w:rPr>
+              <w:t>1</w:t>
+            </w:r>
+          </w:p>
+        </w:tc>
+        <w:tc>
+          <w:tcPr>
+            <w:tcW w:type="dxa" w:w="1928"/>
+            <w:tcBorders>
+              <w:top w:val="single" w:sz="4" w:space="0" w:color="000000"/>
+              <w:left w:val="single" w:sz="4" w:space="0" w:color="000000"/>
+              <w:bottom w:val="single" w:sz="4" w:space="0" w:color="000000"/>
+              <w:right w:val="single" w:sz="4" w:space="0" w:color="000000"/>
+            </w:tcBorders>
+          </w:tcPr>
+          <w:p>
+            <w:pPr>
+              <w:keepNext/>
+              <w:spacing w:line="240" w:lineRule="auto" w:after="20"/>
+              <w:jc w:val="center"/>
+            </w:pPr>
+            <w:r>
+              <w:rPr>
+                <w:rFonts w:ascii="Times New Roman" w:hAnsi="Times New Roman" w:cs="Times New Roman" w:eastAsia="Times New Roman"/>
+                <w:b w:val="0"/>
+                <w:i w:val="0"/>
+                <w:sz w:val="17"/>
+              </w:rPr>
+              <w:t>t = 7 ms + 50.16 µs</w:t>
+            </w:r>
+          </w:p>
+        </w:tc>
+        <w:tc>
+          <w:tcPr>
+            <w:tcW w:type="dxa" w:w="1247"/>
+            <w:tcBorders>
+              <w:top w:val="single" w:sz="4" w:space="0" w:color="000000"/>
+              <w:left w:val="single" w:sz="4" w:space="0" w:color="000000"/>
+              <w:bottom w:val="single" w:sz="4" w:space="0" w:color="000000"/>
+              <w:right w:val="single" w:sz="4" w:space="0" w:color="000000"/>
+            </w:tcBorders>
+          </w:tcPr>
+          <w:p>
+            <w:pPr>
+              <w:keepNext/>
+              <w:spacing w:line="240" w:lineRule="auto" w:after="20"/>
+              <w:jc w:val="center"/>
+            </w:pPr>
+            <m:oMath>
+              <m:sSub>
+                <m:e>
+                  <m:r>
+                    <m:t>V</m:t>
+                  </m:r>
+                </m:e>
+                <m:sub>
+                  <m:r>
+                    <m:t>O</m:t>
+                  </m:r>
+                </m:sub>
+              </m:sSub>
+            </m:oMath>
+          </w:p>
+        </w:tc>
+        <w:tc>
+          <w:tcPr>
+            <w:tcW w:type="dxa" w:w="1701"/>
+            <w:tcBorders>
+              <w:top w:val="single" w:sz="4" w:space="0" w:color="000000"/>
+              <w:left w:val="single" w:sz="4" w:space="0" w:color="000000"/>
+              <w:bottom w:val="single" w:sz="4" w:space="0" w:color="000000"/>
+              <w:right w:val="single" w:sz="4" w:space="0" w:color="000000"/>
+            </w:tcBorders>
+          </w:tcPr>
+          <w:p>
+            <w:pPr>
+              <w:keepNext/>
+              <w:spacing w:line="240" w:lineRule="auto" w:after="20"/>
+              <w:jc w:val="center"/>
+            </w:pPr>
+            <w:r>
+              <w:rPr>
+                <w:rFonts w:ascii="Times New Roman" w:hAnsi="Times New Roman" w:cs="Times New Roman" w:eastAsia="Times New Roman"/>
+                <w:b w:val="0"/>
+                <w:i w:val="0"/>
+                <w:sz w:val="17"/>
+              </w:rPr>
+              <w:t>18.389 mV</w:t>
+            </w:r>
+          </w:p>
+        </w:tc>
+        <w:tc>
+          <w:tcPr>
+            <w:tcW w:type="dxa" w:w="1701"/>
+            <w:tcBorders>
+              <w:top w:val="single" w:sz="4" w:space="0" w:color="000000"/>
+              <w:left w:val="single" w:sz="4" w:space="0" w:color="000000"/>
+              <w:bottom w:val="single" w:sz="4" w:space="0" w:color="000000"/>
+              <w:right w:val="single" w:sz="4" w:space="0" w:color="000000"/>
+            </w:tcBorders>
+          </w:tcPr>
+          <w:p>
+            <w:pPr>
+              <w:keepNext/>
+              <w:spacing w:line="240" w:lineRule="auto" w:after="20"/>
+              <w:jc w:val="center"/>
+            </w:pPr>
+            <w:r>
+              <w:rPr>
+                <w:rFonts w:ascii="Times New Roman" w:hAnsi="Times New Roman" w:cs="Times New Roman" w:eastAsia="Times New Roman"/>
+                <w:b w:val="0"/>
+                <w:i w:val="0"/>
+                <w:sz w:val="17"/>
+              </w:rPr>
+              <w:t>18.38 mV</w:t>
+            </w:r>
+          </w:p>
+        </w:tc>
+        <w:tc>
+          <w:tcPr>
+            <w:tcW w:type="dxa" w:w="1474"/>
+            <w:tcBorders>
+              <w:top w:val="single" w:sz="4" w:space="0" w:color="000000"/>
+              <w:left w:val="single" w:sz="4" w:space="0" w:color="000000"/>
+              <w:bottom w:val="single" w:sz="4" w:space="0" w:color="000000"/>
+              <w:right w:val="single" w:sz="4" w:space="0" w:color="000000"/>
+            </w:tcBorders>
+          </w:tcPr>
+          <w:p>
+            <w:pPr>
+              <w:keepNext/>
+              <w:spacing w:line="240" w:lineRule="auto" w:after="20"/>
+              <w:jc w:val="center"/>
+            </w:pPr>
+            <w:r>
+              <w:rPr>
+                <w:rFonts w:ascii="Times New Roman" w:hAnsi="Times New Roman" w:cs="Times New Roman" w:eastAsia="Times New Roman"/>
+                <w:b w:val="0"/>
+                <w:i w:val="0"/>
+                <w:sz w:val="17"/>
+              </w:rPr>
+              <w:t>+0.050%</w:t>
+            </w:r>
+          </w:p>
+        </w:tc>
+      </w:tr>
+      <w:tr>
+        <w:trPr>
+          <w:cantSplit/>
+        </w:trPr>
+        <w:tc>
+          <w:tcPr>
+            <w:tcW w:type="dxa" w:w="794"/>
+            <w:tcBorders>
+              <w:top w:val="single" w:sz="4" w:space="0" w:color="000000"/>
+              <w:left w:val="single" w:sz="4" w:space="0" w:color="000000"/>
+              <w:bottom w:val="single" w:sz="4" w:space="0" w:color="000000"/>
+              <w:right w:val="single" w:sz="4" w:space="0" w:color="000000"/>
+            </w:tcBorders>
+          </w:tcPr>
+          <w:p>
+            <w:pPr>
+              <w:keepNext w:val="0"/>
+              <w:spacing w:line="240" w:lineRule="auto" w:after="20"/>
+              <w:jc w:val="left"/>
+            </w:pPr>
+            <w:r>
+              <w:rPr>
+                <w:rFonts w:ascii="Times New Roman" w:hAnsi="Times New Roman" w:cs="Times New Roman" w:eastAsia="Times New Roman"/>
+                <w:b w:val="0"/>
+                <w:i w:val="0"/>
+                <w:sz w:val="17"/>
+              </w:rPr>
+              <w:t>2</w:t>
+            </w:r>
+          </w:p>
+        </w:tc>
+        <w:tc>
+          <w:tcPr>
+            <w:tcW w:type="dxa" w:w="1928"/>
+            <w:tcBorders>
+              <w:top w:val="single" w:sz="4" w:space="0" w:color="000000"/>
+              <w:left w:val="single" w:sz="4" w:space="0" w:color="000000"/>
+              <w:bottom w:val="single" w:sz="4" w:space="0" w:color="000000"/>
+              <w:right w:val="single" w:sz="4" w:space="0" w:color="000000"/>
+            </w:tcBorders>
+          </w:tcPr>
+          <w:p>
+            <w:pPr>
+              <w:keepNext w:val="0"/>
+              <w:spacing w:line="240" w:lineRule="auto" w:after="20"/>
+              <w:jc w:val="center"/>
+            </w:pPr>
+            <w:r>
+              <w:rPr>
+                <w:rFonts w:ascii="Times New Roman" w:hAnsi="Times New Roman" w:cs="Times New Roman" w:eastAsia="Times New Roman"/>
+                <w:b w:val="0"/>
+                <w:i w:val="0"/>
+                <w:sz w:val="17"/>
+              </w:rPr>
+              <w:t>t = 7 ms + 100 µs</w:t>
+            </w:r>
+          </w:p>
+        </w:tc>
+        <w:tc>
+          <w:tcPr>
+            <w:tcW w:type="dxa" w:w="1247"/>
+            <w:tcBorders>
+              <w:top w:val="single" w:sz="4" w:space="0" w:color="000000"/>
+              <w:left w:val="single" w:sz="4" w:space="0" w:color="000000"/>
+              <w:bottom w:val="single" w:sz="4" w:space="0" w:color="000000"/>
+              <w:right w:val="single" w:sz="4" w:space="0" w:color="000000"/>
+            </w:tcBorders>
+          </w:tcPr>
+          <w:p>
+            <w:pPr>
+              <w:keepNext w:val="0"/>
+              <w:spacing w:line="240" w:lineRule="auto" w:after="20"/>
+              <w:jc w:val="center"/>
+            </w:pPr>
+            <m:oMath>
+              <m:sSub>
+                <m:e>
+                  <m:r>
+                    <m:t>V</m:t>
+                  </m:r>
+                </m:e>
+                <m:sub>
+                  <m:r>
+                    <m:t>O</m:t>
+                  </m:r>
+                </m:sub>
+              </m:sSub>
+            </m:oMath>
+          </w:p>
+        </w:tc>
+        <w:tc>
+          <w:tcPr>
+            <w:tcW w:type="dxa" w:w="1701"/>
+            <w:tcBorders>
+              <w:top w:val="single" w:sz="4" w:space="0" w:color="000000"/>
+              <w:left w:val="single" w:sz="4" w:space="0" w:color="000000"/>
+              <w:bottom w:val="single" w:sz="4" w:space="0" w:color="000000"/>
+              <w:right w:val="single" w:sz="4" w:space="0" w:color="000000"/>
+            </w:tcBorders>
+          </w:tcPr>
+          <w:p>
+            <w:pPr>
+              <w:keepNext w:val="0"/>
+              <w:spacing w:line="240" w:lineRule="auto" w:after="20"/>
+              <w:jc w:val="center"/>
+            </w:pPr>
+            <w:r>
+              <w:rPr>
+                <w:rFonts w:ascii="Times New Roman" w:hAnsi="Times New Roman" w:cs="Times New Roman" w:eastAsia="Times New Roman"/>
+                <w:b w:val="0"/>
+                <w:i w:val="0"/>
+                <w:sz w:val="17"/>
+              </w:rPr>
+              <w:t>−17.826 mV</w:t>
+            </w:r>
+          </w:p>
+        </w:tc>
+        <w:tc>
+          <w:tcPr>
+            <w:tcW w:type="dxa" w:w="1701"/>
+            <w:tcBorders>
+              <w:top w:val="single" w:sz="4" w:space="0" w:color="000000"/>
+              <w:left w:val="single" w:sz="4" w:space="0" w:color="000000"/>
+              <w:bottom w:val="single" w:sz="4" w:space="0" w:color="000000"/>
+              <w:right w:val="single" w:sz="4" w:space="0" w:color="000000"/>
+            </w:tcBorders>
+          </w:tcPr>
+          <w:p>
+            <w:pPr>
+              <w:keepNext w:val="0"/>
+              <w:spacing w:line="240" w:lineRule="auto" w:after="20"/>
+              <w:jc w:val="center"/>
+            </w:pPr>
+            <w:r>
+              <w:rPr>
+                <w:rFonts w:ascii="Times New Roman" w:hAnsi="Times New Roman" w:cs="Times New Roman" w:eastAsia="Times New Roman"/>
+                <w:b w:val="0"/>
+                <w:i w:val="0"/>
+                <w:sz w:val="17"/>
+              </w:rPr>
+              <w:t>−17.828 mV</w:t>
+            </w:r>
+          </w:p>
+        </w:tc>
+        <w:tc>
+          <w:tcPr>
+            <w:tcW w:type="dxa" w:w="1474"/>
+            <w:tcBorders>
+              <w:top w:val="single" w:sz="4" w:space="0" w:color="000000"/>
+              <w:left w:val="single" w:sz="4" w:space="0" w:color="000000"/>
+              <w:bottom w:val="single" w:sz="4" w:space="0" w:color="000000"/>
+              <w:right w:val="single" w:sz="4" w:space="0" w:color="000000"/>
+            </w:tcBorders>
+          </w:tcPr>
+          <w:p>
+            <w:pPr>
+              <w:keepNext w:val="0"/>
+              <w:spacing w:line="240" w:lineRule="auto" w:after="20"/>
+              <w:jc w:val="center"/>
+            </w:pPr>
+            <w:r>
+              <w:rPr>
+                <w:rFonts w:ascii="Times New Roman" w:hAnsi="Times New Roman" w:cs="Times New Roman" w:eastAsia="Times New Roman"/>
+                <w:b w:val="0"/>
+                <w:i w:val="0"/>
+                <w:sz w:val="17"/>
+              </w:rPr>
+              <w:t>+0.011%</w:t>
+            </w:r>
+          </w:p>
+        </w:tc>
+      </w:tr>
+    </w:tbl>
+    <w:p>
+      <w:pPr>
+        <w:spacing w:after="120"/>
+      </w:pPr>
+    </w:p>
+    <w:p>
+      <w:r>
+        <w:rPr>
+          <w:rFonts w:ascii="Times New Roman" w:hAnsi="Times New Roman" w:cs="Times New Roman" w:eastAsia="Times New Roman"/>
+          <w:b w:val="0"/>
+          <w:i w:val="0"/>
+        </w:rPr>
+        <w:t xml:space="preserve">LTspice sonucu </w:t>
+      </w:r>
+      <w:r>
+        <w:rPr>
+          <w:rFonts w:ascii="Times New Roman" w:hAnsi="Times New Roman" w:cs="Times New Roman" w:eastAsia="Times New Roman"/>
+          <w:b w:val="0"/>
+          <w:i w:val="0"/>
+        </w:rPr>
+        <w:t>Şekil 2.4.6</w:t>
+      </w:r>
+      <w:r>
+        <w:rPr>
+          <w:rFonts w:ascii="Times New Roman" w:hAnsi="Times New Roman" w:cs="Times New Roman" w:eastAsia="Times New Roman"/>
+          <w:b w:val="0"/>
+          <w:i w:val="0"/>
+        </w:rPr>
+        <w:t xml:space="preserve">'de, imleç karşılaştırması </w:t>
+      </w:r>
+      <w:r>
+        <w:rPr>
+          <w:rFonts w:ascii="Times New Roman" w:hAnsi="Times New Roman" w:cs="Times New Roman" w:eastAsia="Times New Roman"/>
+          <w:b w:val="0"/>
+          <w:i w:val="0"/>
+        </w:rPr>
+        <w:t>Tablo 2.4.3</w:t>
+      </w:r>
+      <w:r>
+        <w:rPr>
+          <w:rFonts w:ascii="Times New Roman" w:hAnsi="Times New Roman" w:cs="Times New Roman" w:eastAsia="Times New Roman"/>
+          <w:b w:val="0"/>
+          <w:i w:val="0"/>
+        </w:rPr>
+        <w:t>'de verilmiştir.</w:t>
+      </w:r>
+    </w:p>
+    <w:p>
+      <w:pPr>
+        <w:keepNext/>
+        <w:spacing w:line="240" w:lineRule="auto"/>
+        <w:jc w:val="center"/>
+      </w:pPr>
+      <w:r>
+        <w:drawing>
+          <wp:inline xmlns:a="http://schemas.openxmlformats.org/drawingml/2006/main" xmlns:pic="http://schemas.openxmlformats.org/drawingml/2006/picture">
+            <wp:extent cx="5580000" cy="3487500"/>
+            <wp:docPr id="7" name="Picture 7"/>
+            <wp:cNvGraphicFramePr>
+              <a:graphicFrameLocks noChangeAspect="1"/>
+            </wp:cNvGraphicFramePr>
+            <a:graphic>
+              <a:graphicData uri="http://schemas.openxmlformats.org/drawingml/2006/picture">
+                <pic:pic>
+                  <pic:nvPicPr>
+                    <pic:cNvPr id="0" name="lt_e3_ac_1.png"/>
+                    <pic:cNvPicPr/>
+                  </pic:nvPicPr>
+                  <pic:blipFill>
+                    <a:blip r:embed="rId16"/>
+                    <a:stretch>
+                      <a:fillRect/>
+                    </a:stretch>
+                  </pic:blipFill>
+                  <pic:spPr>
+                    <a:xfrm>
+                      <a:off x="0" y="0"/>
+                      <a:ext cx="5580000" cy="3487500"/>
+                    </a:xfrm>
+                    <a:prstGeom prst="rect"/>
+                  </pic:spPr>
+                </pic:pic>
+              </a:graphicData>
+            </a:graphic>
+          </wp:inline>
+        </w:drawing>
+      </w:r>
+    </w:p>
+    <w:p>
+      <w:pPr>
+        <w:spacing w:line="240" w:lineRule="auto" w:after="240"/>
+        <w:jc w:val="center"/>
+      </w:pPr>
+      <w:r>
+        <w:rPr>
+          <w:rFonts w:ascii="Times New Roman" w:hAnsi="Times New Roman" w:cs="Times New Roman" w:eastAsia="Times New Roman"/>
+          <w:b w:val="0"/>
+          <w:i w:val="0"/>
+          <w:sz w:val="20"/>
+        </w:rPr>
+        <w:t xml:space="preserve">Şekil 2.4.6  LTspice AC analysis of the common-source amplifier with </w:t>
+      </w:r>
+      <m:oMath>
+        <m:sSub>
+          <m:e>
+            <m:r>
+              <m:t>C</m:t>
+            </m:r>
+          </m:e>
+          <m:sub>
+            <m:r>
+              <m:t>S</m:t>
+            </m:r>
+          </m:sub>
+        </m:sSub>
+      </m:oMath>
+      <w:r>
+        <w:rPr>
+          <w:rFonts w:ascii="Times New Roman" w:hAnsi="Times New Roman" w:cs="Times New Roman" w:eastAsia="Times New Roman"/>
+          <w:b w:val="0"/>
+          <w:i w:val="0"/>
+          <w:sz w:val="20"/>
+        </w:rPr>
+        <w:t xml:space="preserve"> (magnitude and phase of </w:t>
+      </w:r>
+      <m:oMath>
+        <m:sSub>
+          <m:e>
+            <m:r>
+              <m:t>V</m:t>
+            </m:r>
+          </m:e>
+          <m:sub>
+            <m:r>
+              <m:t>O</m:t>
+            </m:r>
+          </m:sub>
+        </m:sSub>
+      </m:oMath>
+      <w:r>
+        <w:rPr>
+          <w:rFonts w:ascii="Times New Roman" w:hAnsi="Times New Roman" w:cs="Times New Roman" w:eastAsia="Times New Roman"/>
+          <w:b w:val="0"/>
+          <w:i w:val="0"/>
+          <w:sz w:val="20"/>
+        </w:rPr>
+        <w:t xml:space="preserve"> for </w:t>
+      </w:r>
+      <m:oMath>
+        <m:sSub>
+          <m:e>
+            <m:r>
+              <m:t>V</m:t>
+            </m:r>
+          </m:e>
+          <m:sub>
+            <m:r>
+              <m:t>i</m:t>
+            </m:r>
+          </m:sub>
+        </m:sSub>
+        <m:r>
+          <m:rPr>
+            <m:sty m:val="p"/>
+          </m:rPr>
+          <m:t>=</m:t>
+        </m:r>
+        <m:r>
+          <m:t>1</m:t>
+        </m:r>
+      </m:oMath>
+      <w:r>
+        <w:rPr>
+          <w:rFonts w:ascii="Times New Roman" w:hAnsi="Times New Roman" w:cs="Times New Roman" w:eastAsia="Times New Roman"/>
+          <w:b w:val="0"/>
+          <w:i w:val="0"/>
+          <w:sz w:val="20"/>
+        </w:rPr>
+        <w:t xml:space="preserve"> V) (LTspice; cihaz seri no: TOBB-7K3Q-0421)</w:t>
+      </w:r>
+    </w:p>
+    <w:p>
+      <w:pPr>
+        <w:keepNext/>
+        <w:spacing w:line="240" w:lineRule="auto" w:after="80"/>
+        <w:jc w:val="center"/>
+      </w:pPr>
+      <w:r>
+        <w:rPr>
+          <w:rFonts w:ascii="Times New Roman" w:hAnsi="Times New Roman" w:cs="Times New Roman" w:eastAsia="Times New Roman"/>
+          <w:b w:val="0"/>
+          <w:i w:val="0"/>
+          <w:sz w:val="20"/>
+        </w:rPr>
+        <w:t xml:space="preserve">Tablo 2.4.3  </w:t>
+      </w:r>
+      <w:r>
+        <w:rPr>
+          <w:rFonts w:ascii="Times New Roman" w:hAnsi="Times New Roman" w:cs="Times New Roman" w:eastAsia="Times New Roman"/>
+          <w:b w:val="0"/>
+          <w:i w:val="0"/>
+          <w:sz w:val="20"/>
+        </w:rPr>
+        <w:t>Şekil 2.4.6</w:t>
+      </w:r>
+      <w:r>
+        <w:rPr>
+          <w:rFonts w:ascii="Times New Roman" w:hAnsi="Times New Roman" w:cs="Times New Roman" w:eastAsia="Times New Roman"/>
+          <w:b w:val="0"/>
+          <w:i w:val="0"/>
+          <w:sz w:val="20"/>
+        </w:rPr>
+        <w:t xml:space="preserve"> imleç değerleri ve aynı x'te ngspice değerleri</w:t>
+      </w:r>
+    </w:p>
+    <w:tbl>
+      <w:tblPr>
+        <w:tblW w:type="auto" w:w="0"/>
+        <w:jc w:val="center"/>
+        <w:tblLayout w:type="fixed"/>
+        <w:tblLook w:firstColumn="1" w:firstRow="1" w:lastColumn="0" w:lastRow="0" w:noHBand="0" w:noVBand="1" w:val="04A0"/>
+      </w:tblPr>
+      <w:tblGrid>
+        <w:gridCol w:w="794"/>
+        <w:gridCol w:w="1928"/>
+        <w:gridCol w:w="1247"/>
+        <w:gridCol w:w="1701"/>
+        <w:gridCol w:w="1701"/>
+        <w:gridCol w:w="1474"/>
+      </w:tblGrid>
+      <w:tr>
+        <w:trPr>
+          <w:tblHeader/>
+          <w:cantSplit/>
+        </w:trPr>
+        <w:tc>
+          <w:tcPr>
+            <w:tcW w:type="dxa" w:w="794"/>
+            <w:tcBorders>
+              <w:top w:val="single" w:sz="4" w:space="0" w:color="000000"/>
+              <w:left w:val="single" w:sz="4" w:space="0" w:color="000000"/>
+              <w:bottom w:val="single" w:sz="4" w:space="0" w:color="000000"/>
+              <w:right w:val="single" w:sz="4" w:space="0" w:color="000000"/>
+            </w:tcBorders>
+            <w:shd w:val="clear" w:color="auto" w:fill="D9D9D9"/>
+          </w:tcPr>
+          <w:p>
+            <w:pPr>
+              <w:keepNext/>
+              <w:spacing w:line="240" w:lineRule="auto" w:after="20"/>
+              <w:jc w:val="left"/>
+            </w:pPr>
+            <w:r>
+              <w:rPr>
+                <w:rFonts w:ascii="Times New Roman" w:hAnsi="Times New Roman" w:cs="Times New Roman" w:eastAsia="Times New Roman"/>
+                <w:b/>
+                <w:i w:val="0"/>
+                <w:sz w:val="17"/>
+              </w:rPr>
+              <w:t>İmleç</w:t>
+            </w:r>
+          </w:p>
+        </w:tc>
+        <w:tc>
+          <w:tcPr>
+            <w:tcW w:type="dxa" w:w="1928"/>
+            <w:tcBorders>
+              <w:top w:val="single" w:sz="4" w:space="0" w:color="000000"/>
+              <w:left w:val="single" w:sz="4" w:space="0" w:color="000000"/>
+              <w:bottom w:val="single" w:sz="4" w:space="0" w:color="000000"/>
+              <w:right w:val="single" w:sz="4" w:space="0" w:color="000000"/>
+            </w:tcBorders>
+            <w:shd w:val="clear" w:color="auto" w:fill="D9D9D9"/>
+          </w:tcPr>
+          <w:p>
+            <w:pPr>
+              <w:keepNext/>
+              <w:spacing w:line="240" w:lineRule="auto" w:after="20"/>
+              <w:jc w:val="center"/>
+            </w:pPr>
+            <w:r>
+              <w:rPr>
+                <w:rFonts w:ascii="Times New Roman" w:hAnsi="Times New Roman" w:cs="Times New Roman" w:eastAsia="Times New Roman"/>
+                <w:b/>
+                <w:i w:val="0"/>
+                <w:sz w:val="17"/>
+              </w:rPr>
+              <w:t>x koordinatı</w:t>
+            </w:r>
+          </w:p>
+        </w:tc>
+        <w:tc>
+          <w:tcPr>
+            <w:tcW w:type="dxa" w:w="1247"/>
+            <w:tcBorders>
+              <w:top w:val="single" w:sz="4" w:space="0" w:color="000000"/>
+              <w:left w:val="single" w:sz="4" w:space="0" w:color="000000"/>
+              <w:bottom w:val="single" w:sz="4" w:space="0" w:color="000000"/>
+              <w:right w:val="single" w:sz="4" w:space="0" w:color="000000"/>
+            </w:tcBorders>
+            <w:shd w:val="clear" w:color="auto" w:fill="D9D9D9"/>
+          </w:tcPr>
+          <w:p>
+            <w:pPr>
+              <w:keepNext/>
+              <w:spacing w:line="240" w:lineRule="auto" w:after="20"/>
+              <w:jc w:val="center"/>
+            </w:pPr>
+            <w:r>
+              <w:rPr>
+                <w:rFonts w:ascii="Times New Roman" w:hAnsi="Times New Roman" w:cs="Times New Roman" w:eastAsia="Times New Roman"/>
+                <w:b/>
+                <w:i w:val="0"/>
+                <w:sz w:val="17"/>
+              </w:rPr>
+              <w:t>Büyüklük</w:t>
+            </w:r>
+          </w:p>
+        </w:tc>
+        <w:tc>
+          <w:tcPr>
+            <w:tcW w:type="dxa" w:w="1701"/>
+            <w:tcBorders>
+              <w:top w:val="single" w:sz="4" w:space="0" w:color="000000"/>
+              <w:left w:val="single" w:sz="4" w:space="0" w:color="000000"/>
+              <w:bottom w:val="single" w:sz="4" w:space="0" w:color="000000"/>
+              <w:right w:val="single" w:sz="4" w:space="0" w:color="000000"/>
+            </w:tcBorders>
+            <w:shd w:val="clear" w:color="auto" w:fill="D9D9D9"/>
+          </w:tcPr>
+          <w:p>
+            <w:pPr>
+              <w:keepNext/>
+              <w:spacing w:line="240" w:lineRule="auto" w:after="20"/>
+              <w:jc w:val="center"/>
+            </w:pPr>
+            <w:r>
+              <w:rPr>
+                <w:rFonts w:ascii="Times New Roman" w:hAnsi="Times New Roman" w:cs="Times New Roman" w:eastAsia="Times New Roman"/>
+                <w:b/>
+                <w:i w:val="0"/>
+                <w:sz w:val="17"/>
+              </w:rPr>
+              <w:t>LTspice</w:t>
+            </w:r>
+          </w:p>
+        </w:tc>
+        <w:tc>
+          <w:tcPr>
+            <w:tcW w:type="dxa" w:w="1701"/>
+            <w:tcBorders>
+              <w:top w:val="single" w:sz="4" w:space="0" w:color="000000"/>
+              <w:left w:val="single" w:sz="4" w:space="0" w:color="000000"/>
+              <w:bottom w:val="single" w:sz="4" w:space="0" w:color="000000"/>
+              <w:right w:val="single" w:sz="4" w:space="0" w:color="000000"/>
+            </w:tcBorders>
+            <w:shd w:val="clear" w:color="auto" w:fill="D9D9D9"/>
+          </w:tcPr>
+          <w:p>
+            <w:pPr>
+              <w:keepNext/>
+              <w:spacing w:line="240" w:lineRule="auto" w:after="20"/>
+              <w:jc w:val="center"/>
+            </w:pPr>
+            <w:r>
+              <w:rPr>
+                <w:rFonts w:ascii="Times New Roman" w:hAnsi="Times New Roman" w:cs="Times New Roman" w:eastAsia="Times New Roman"/>
+                <w:b/>
+                <w:i w:val="0"/>
+                <w:sz w:val="17"/>
+              </w:rPr>
+              <w:t>ngspice</w:t>
+            </w:r>
+          </w:p>
+        </w:tc>
+        <w:tc>
+          <w:tcPr>
+            <w:tcW w:type="dxa" w:w="1474"/>
+            <w:tcBorders>
+              <w:top w:val="single" w:sz="4" w:space="0" w:color="000000"/>
+              <w:left w:val="single" w:sz="4" w:space="0" w:color="000000"/>
+              <w:bottom w:val="single" w:sz="4" w:space="0" w:color="000000"/>
+              <w:right w:val="single" w:sz="4" w:space="0" w:color="000000"/>
+            </w:tcBorders>
+            <w:shd w:val="clear" w:color="auto" w:fill="D9D9D9"/>
+          </w:tcPr>
+          <w:p>
+            <w:pPr>
+              <w:keepNext/>
+              <w:spacing w:line="240" w:lineRule="auto" w:after="20"/>
+              <w:jc w:val="center"/>
+            </w:pPr>
+            <w:r>
+              <w:rPr>
+                <w:rFonts w:ascii="Times New Roman" w:hAnsi="Times New Roman" w:cs="Times New Roman" w:eastAsia="Times New Roman"/>
+                <w:b/>
+                <w:i w:val="0"/>
+                <w:sz w:val="17"/>
+              </w:rPr>
+              <w:t>Fark</w:t>
+            </w:r>
+          </w:p>
+        </w:tc>
+      </w:tr>
+      <w:tr>
+        <w:trPr>
+          <w:cantSplit/>
+        </w:trPr>
+        <w:tc>
+          <w:tcPr>
+            <w:tcW w:type="dxa" w:w="794"/>
+            <w:tcBorders>
+              <w:top w:val="single" w:sz="4" w:space="0" w:color="000000"/>
+              <w:left w:val="single" w:sz="4" w:space="0" w:color="000000"/>
+              <w:bottom w:val="single" w:sz="4" w:space="0" w:color="000000"/>
+              <w:right w:val="single" w:sz="4" w:space="0" w:color="000000"/>
+            </w:tcBorders>
+          </w:tcPr>
+          <w:p>
+            <w:pPr>
+              <w:keepNext/>
+              <w:spacing w:line="240" w:lineRule="auto" w:after="20"/>
+              <w:jc w:val="left"/>
+            </w:pPr>
+            <w:r>
+              <w:rPr>
+                <w:rFonts w:ascii="Times New Roman" w:hAnsi="Times New Roman" w:cs="Times New Roman" w:eastAsia="Times New Roman"/>
+                <w:b w:val="0"/>
+                <w:i w:val="0"/>
+                <w:sz w:val="17"/>
+              </w:rPr>
+              <w:t>1</w:t>
+            </w:r>
+          </w:p>
+        </w:tc>
+        <w:tc>
+          <w:tcPr>
+            <w:tcW w:type="dxa" w:w="1928"/>
+            <w:tcBorders>
+              <w:top w:val="single" w:sz="4" w:space="0" w:color="000000"/>
+              <w:left w:val="single" w:sz="4" w:space="0" w:color="000000"/>
+              <w:bottom w:val="single" w:sz="4" w:space="0" w:color="000000"/>
+              <w:right w:val="single" w:sz="4" w:space="0" w:color="000000"/>
+            </w:tcBorders>
+          </w:tcPr>
+          <w:p>
+            <w:pPr>
+              <w:keepNext/>
+              <w:spacing w:line="240" w:lineRule="auto" w:after="20"/>
+              <w:jc w:val="center"/>
+            </w:pPr>
+            <w:r>
+              <w:rPr>
+                <w:rFonts w:ascii="Times New Roman" w:hAnsi="Times New Roman" w:cs="Times New Roman" w:eastAsia="Times New Roman"/>
+                <w:b w:val="0"/>
+                <w:i w:val="0"/>
+                <w:sz w:val="17"/>
+              </w:rPr>
+              <w:t>f = 10.0306 kHz</w:t>
+            </w:r>
+          </w:p>
+        </w:tc>
+        <w:tc>
+          <w:tcPr>
+            <w:tcW w:type="dxa" w:w="1247"/>
+            <w:tcBorders>
+              <w:top w:val="single" w:sz="4" w:space="0" w:color="000000"/>
+              <w:left w:val="single" w:sz="4" w:space="0" w:color="000000"/>
+              <w:bottom w:val="single" w:sz="4" w:space="0" w:color="000000"/>
+              <w:right w:val="single" w:sz="4" w:space="0" w:color="000000"/>
+            </w:tcBorders>
+          </w:tcPr>
+          <w:p>
+            <w:pPr>
+              <w:keepNext/>
+              <w:spacing w:line="240" w:lineRule="auto" w:after="20"/>
+              <w:jc w:val="center"/>
+            </w:pPr>
+            <m:oMath>
+              <m:d>
+                <m:dPr>
+                  <m:begChr m:val="|"/>
+                  <m:endChr m:val="|"/>
+                  <m:sepChr m:val=""/>
+                  <m:grow/>
+                </m:dPr>
+                <m:e>
+                  <m:sSub>
+                    <m:e>
+                      <m:r>
+                        <m:t>V</m:t>
+                      </m:r>
+                    </m:e>
+                    <m:sub>
+                      <m:r>
+                        <m:t>O</m:t>
+                      </m:r>
+                    </m:sub>
+                  </m:sSub>
+                </m:e>
+              </m:d>
+            </m:oMath>
+          </w:p>
+        </w:tc>
+        <w:tc>
+          <w:tcPr>
+            <w:tcW w:type="dxa" w:w="1701"/>
+            <w:tcBorders>
+              <w:top w:val="single" w:sz="4" w:space="0" w:color="000000"/>
+              <w:left w:val="single" w:sz="4" w:space="0" w:color="000000"/>
+              <w:bottom w:val="single" w:sz="4" w:space="0" w:color="000000"/>
+              <w:right w:val="single" w:sz="4" w:space="0" w:color="000000"/>
+            </w:tcBorders>
+          </w:tcPr>
+          <w:p>
+            <w:pPr>
+              <w:keepNext/>
+              <w:spacing w:line="240" w:lineRule="auto" w:after="20"/>
+              <w:jc w:val="center"/>
+            </w:pPr>
+            <w:r>
+              <w:rPr>
+                <w:rFonts w:ascii="Times New Roman" w:hAnsi="Times New Roman" w:cs="Times New Roman" w:eastAsia="Times New Roman"/>
+                <w:b w:val="0"/>
+                <w:i w:val="0"/>
+                <w:sz w:val="17"/>
+              </w:rPr>
+              <w:t>17.845 dB</w:t>
+            </w:r>
+          </w:p>
+        </w:tc>
+        <w:tc>
+          <w:tcPr>
+            <w:tcW w:type="dxa" w:w="1701"/>
+            <w:tcBorders>
+              <w:top w:val="single" w:sz="4" w:space="0" w:color="000000"/>
+              <w:left w:val="single" w:sz="4" w:space="0" w:color="000000"/>
+              <w:bottom w:val="single" w:sz="4" w:space="0" w:color="000000"/>
+              <w:right w:val="single" w:sz="4" w:space="0" w:color="000000"/>
+            </w:tcBorders>
+          </w:tcPr>
+          <w:p>
+            <w:pPr>
+              <w:keepNext/>
+              <w:spacing w:line="240" w:lineRule="auto" w:after="20"/>
+              <w:jc w:val="center"/>
+            </w:pPr>
+            <w:r>
+              <w:rPr>
+                <w:rFonts w:ascii="Times New Roman" w:hAnsi="Times New Roman" w:cs="Times New Roman" w:eastAsia="Times New Roman"/>
+                <w:b w:val="0"/>
+                <w:i w:val="0"/>
+                <w:sz w:val="17"/>
+              </w:rPr>
+              <w:t>17.845 dB</w:t>
+            </w:r>
+          </w:p>
+        </w:tc>
+        <w:tc>
+          <w:tcPr>
+            <w:tcW w:type="dxa" w:w="1474"/>
+            <w:tcBorders>
+              <w:top w:val="single" w:sz="4" w:space="0" w:color="000000"/>
+              <w:left w:val="single" w:sz="4" w:space="0" w:color="000000"/>
+              <w:bottom w:val="single" w:sz="4" w:space="0" w:color="000000"/>
+              <w:right w:val="single" w:sz="4" w:space="0" w:color="000000"/>
+            </w:tcBorders>
+          </w:tcPr>
+          <w:p>
+            <w:pPr>
+              <w:keepNext/>
+              <w:spacing w:line="240" w:lineRule="auto" w:after="20"/>
+              <w:jc w:val="center"/>
+            </w:pPr>
+            <w:r>
+              <w:rPr>
+                <w:rFonts w:ascii="Times New Roman" w:hAnsi="Times New Roman" w:cs="Times New Roman" w:eastAsia="Times New Roman"/>
+                <w:b w:val="0"/>
+                <w:i w:val="0"/>
+                <w:sz w:val="17"/>
+              </w:rPr>
+              <w:t>+0.000 dB</w:t>
+            </w:r>
+          </w:p>
+        </w:tc>
+      </w:tr>
+      <w:tr>
+        <w:trPr>
+          <w:cantSplit/>
+        </w:trPr>
+        <w:tc>
+          <w:tcPr>
+            <w:tcW w:type="dxa" w:w="794"/>
+            <w:tcBorders>
+              <w:top w:val="single" w:sz="4" w:space="0" w:color="000000"/>
+              <w:left w:val="single" w:sz="4" w:space="0" w:color="000000"/>
+              <w:bottom w:val="single" w:sz="4" w:space="0" w:color="000000"/>
+              <w:right w:val="single" w:sz="4" w:space="0" w:color="000000"/>
+            </w:tcBorders>
+          </w:tcPr>
+          <w:p>
+            <w:pPr>
+              <w:keepNext/>
+              <w:spacing w:line="240" w:lineRule="auto" w:after="20"/>
+              <w:jc w:val="left"/>
+            </w:pPr>
+            <w:r>
+              <w:rPr>
+                <w:rFonts w:ascii="Times New Roman" w:hAnsi="Times New Roman" w:cs="Times New Roman" w:eastAsia="Times New Roman"/>
+                <w:b w:val="0"/>
+                <w:i w:val="0"/>
+                <w:sz w:val="17"/>
+              </w:rPr>
+              <w:t>1</w:t>
+            </w:r>
+          </w:p>
+        </w:tc>
+        <w:tc>
+          <w:tcPr>
+            <w:tcW w:type="dxa" w:w="1928"/>
+            <w:tcBorders>
+              <w:top w:val="single" w:sz="4" w:space="0" w:color="000000"/>
+              <w:left w:val="single" w:sz="4" w:space="0" w:color="000000"/>
+              <w:bottom w:val="single" w:sz="4" w:space="0" w:color="000000"/>
+              <w:right w:val="single" w:sz="4" w:space="0" w:color="000000"/>
+            </w:tcBorders>
+          </w:tcPr>
+          <w:p>
+            <w:pPr>
+              <w:keepNext/>
+              <w:spacing w:line="240" w:lineRule="auto" w:after="20"/>
+              <w:jc w:val="center"/>
+            </w:pPr>
+            <w:r>
+              <w:rPr>
+                <w:rFonts w:ascii="Times New Roman" w:hAnsi="Times New Roman" w:cs="Times New Roman" w:eastAsia="Times New Roman"/>
+                <w:b w:val="0"/>
+                <w:i w:val="0"/>
+                <w:sz w:val="17"/>
+              </w:rPr>
+              <w:t>f = 10.0306 kHz</w:t>
+            </w:r>
+          </w:p>
+        </w:tc>
+        <w:tc>
+          <w:tcPr>
+            <w:tcW w:type="dxa" w:w="1247"/>
+            <w:tcBorders>
+              <w:top w:val="single" w:sz="4" w:space="0" w:color="000000"/>
+              <w:left w:val="single" w:sz="4" w:space="0" w:color="000000"/>
+              <w:bottom w:val="single" w:sz="4" w:space="0" w:color="000000"/>
+              <w:right w:val="single" w:sz="4" w:space="0" w:color="000000"/>
+            </w:tcBorders>
+          </w:tcPr>
+          <w:p>
+            <w:pPr>
+              <w:keepNext/>
+              <w:spacing w:line="240" w:lineRule="auto" w:after="20"/>
+              <w:jc w:val="center"/>
+            </w:pPr>
+            <m:oMath>
+              <m:r>
+                <m:rPr>
+                  <m:sty m:val="p"/>
+                </m:rPr>
+                <m:t>∠</m:t>
+              </m:r>
+              <m:sSub>
+                <m:e>
+                  <m:r>
+                    <m:t>V</m:t>
+                  </m:r>
+                </m:e>
+                <m:sub>
+                  <m:r>
+                    <m:t>O</m:t>
+                  </m:r>
+                </m:sub>
+              </m:sSub>
+            </m:oMath>
+          </w:p>
+        </w:tc>
+        <w:tc>
+          <w:tcPr>
+            <w:tcW w:type="dxa" w:w="1701"/>
+            <w:tcBorders>
+              <w:top w:val="single" w:sz="4" w:space="0" w:color="000000"/>
+              <w:left w:val="single" w:sz="4" w:space="0" w:color="000000"/>
+              <w:bottom w:val="single" w:sz="4" w:space="0" w:color="000000"/>
+              <w:right w:val="single" w:sz="4" w:space="0" w:color="000000"/>
+            </w:tcBorders>
+          </w:tcPr>
+          <w:p>
+            <w:pPr>
+              <w:keepNext/>
+              <w:spacing w:line="240" w:lineRule="auto" w:after="20"/>
+              <w:jc w:val="center"/>
+            </w:pPr>
+            <w:r>
+              <w:rPr>
+                <w:rFonts w:ascii="Times New Roman" w:hAnsi="Times New Roman" w:cs="Times New Roman" w:eastAsia="Times New Roman"/>
+                <w:b w:val="0"/>
+                <w:i w:val="0"/>
+                <w:sz w:val="17"/>
+              </w:rPr>
+              <w:t>−85.413 °</w:t>
+            </w:r>
+          </w:p>
+        </w:tc>
+        <w:tc>
+          <w:tcPr>
+            <w:tcW w:type="dxa" w:w="1701"/>
+            <w:tcBorders>
+              <w:top w:val="single" w:sz="4" w:space="0" w:color="000000"/>
+              <w:left w:val="single" w:sz="4" w:space="0" w:color="000000"/>
+              <w:bottom w:val="single" w:sz="4" w:space="0" w:color="000000"/>
+              <w:right w:val="single" w:sz="4" w:space="0" w:color="000000"/>
+            </w:tcBorders>
+          </w:tcPr>
+          <w:p>
+            <w:pPr>
+              <w:keepNext/>
+              <w:spacing w:line="240" w:lineRule="auto" w:after="20"/>
+              <w:jc w:val="center"/>
+            </w:pPr>
+            <w:r>
+              <w:rPr>
+                <w:rFonts w:ascii="Times New Roman" w:hAnsi="Times New Roman" w:cs="Times New Roman" w:eastAsia="Times New Roman"/>
+                <w:b w:val="0"/>
+                <w:i w:val="0"/>
+                <w:sz w:val="17"/>
+              </w:rPr>
+              <w:t>−85.411 °</w:t>
+            </w:r>
+          </w:p>
+        </w:tc>
+        <w:tc>
+          <w:tcPr>
+            <w:tcW w:type="dxa" w:w="1474"/>
+            <w:tcBorders>
+              <w:top w:val="single" w:sz="4" w:space="0" w:color="000000"/>
+              <w:left w:val="single" w:sz="4" w:space="0" w:color="000000"/>
+              <w:bottom w:val="single" w:sz="4" w:space="0" w:color="000000"/>
+              <w:right w:val="single" w:sz="4" w:space="0" w:color="000000"/>
+            </w:tcBorders>
+          </w:tcPr>
+          <w:p>
+            <w:pPr>
+              <w:keepNext/>
+              <w:spacing w:line="240" w:lineRule="auto" w:after="20"/>
+              <w:jc w:val="center"/>
+            </w:pPr>
+            <w:r>
+              <w:rPr>
+                <w:rFonts w:ascii="Times New Roman" w:hAnsi="Times New Roman" w:cs="Times New Roman" w:eastAsia="Times New Roman"/>
+                <w:b w:val="0"/>
+                <w:i w:val="0"/>
+                <w:sz w:val="17"/>
+              </w:rPr>
+              <w:t>-0.002 °</w:t>
+            </w:r>
+          </w:p>
+        </w:tc>
+      </w:tr>
+      <w:tr>
+        <w:trPr>
+          <w:cantSplit/>
+        </w:trPr>
+        <w:tc>
+          <w:tcPr>
+            <w:tcW w:type="dxa" w:w="794"/>
+            <w:tcBorders>
+              <w:top w:val="single" w:sz="4" w:space="0" w:color="000000"/>
+              <w:left w:val="single" w:sz="4" w:space="0" w:color="000000"/>
+              <w:bottom w:val="single" w:sz="4" w:space="0" w:color="000000"/>
+              <w:right w:val="single" w:sz="4" w:space="0" w:color="000000"/>
+            </w:tcBorders>
+          </w:tcPr>
+          <w:p>
+            <w:pPr>
+              <w:keepNext/>
+              <w:spacing w:line="240" w:lineRule="auto" w:after="20"/>
+              <w:jc w:val="left"/>
+            </w:pPr>
+            <w:r>
+              <w:rPr>
+                <w:rFonts w:ascii="Times New Roman" w:hAnsi="Times New Roman" w:cs="Times New Roman" w:eastAsia="Times New Roman"/>
+                <w:b w:val="0"/>
+                <w:i w:val="0"/>
+                <w:sz w:val="17"/>
+              </w:rPr>
+              <w:t>2</w:t>
+            </w:r>
+          </w:p>
+        </w:tc>
+        <w:tc>
+          <w:tcPr>
+            <w:tcW w:type="dxa" w:w="1928"/>
+            <w:tcBorders>
+              <w:top w:val="single" w:sz="4" w:space="0" w:color="000000"/>
+              <w:left w:val="single" w:sz="4" w:space="0" w:color="000000"/>
+              <w:bottom w:val="single" w:sz="4" w:space="0" w:color="000000"/>
+              <w:right w:val="single" w:sz="4" w:space="0" w:color="000000"/>
+            </w:tcBorders>
+          </w:tcPr>
+          <w:p>
+            <w:pPr>
+              <w:keepNext/>
+              <w:spacing w:line="240" w:lineRule="auto" w:after="20"/>
+              <w:jc w:val="center"/>
+            </w:pPr>
+            <w:r>
+              <w:rPr>
+                <w:rFonts w:ascii="Times New Roman" w:hAnsi="Times New Roman" w:cs="Times New Roman" w:eastAsia="Times New Roman"/>
+                <w:b w:val="0"/>
+                <w:i w:val="0"/>
+                <w:sz w:val="17"/>
+              </w:rPr>
+              <w:t>f = 998.48 Hz</w:t>
+            </w:r>
+          </w:p>
+        </w:tc>
+        <w:tc>
+          <w:tcPr>
+            <w:tcW w:type="dxa" w:w="1247"/>
+            <w:tcBorders>
+              <w:top w:val="single" w:sz="4" w:space="0" w:color="000000"/>
+              <w:left w:val="single" w:sz="4" w:space="0" w:color="000000"/>
+              <w:bottom w:val="single" w:sz="4" w:space="0" w:color="000000"/>
+              <w:right w:val="single" w:sz="4" w:space="0" w:color="000000"/>
+            </w:tcBorders>
+          </w:tcPr>
+          <w:p>
+            <w:pPr>
+              <w:keepNext/>
+              <w:spacing w:line="240" w:lineRule="auto" w:after="20"/>
+              <w:jc w:val="center"/>
+            </w:pPr>
+            <m:oMath>
+              <m:d>
+                <m:dPr>
+                  <m:begChr m:val="|"/>
+                  <m:endChr m:val="|"/>
+                  <m:sepChr m:val=""/>
+                  <m:grow/>
+                </m:dPr>
+                <m:e>
+                  <m:sSub>
+                    <m:e>
+                      <m:r>
+                        <m:t>V</m:t>
+                      </m:r>
+                    </m:e>
+                    <m:sub>
+                      <m:r>
+                        <m:t>O</m:t>
+                      </m:r>
+                    </m:sub>
+                  </m:sSub>
+                </m:e>
+              </m:d>
+            </m:oMath>
+          </w:p>
+        </w:tc>
+        <w:tc>
+          <w:tcPr>
+            <w:tcW w:type="dxa" w:w="1701"/>
+            <w:tcBorders>
+              <w:top w:val="single" w:sz="4" w:space="0" w:color="000000"/>
+              <w:left w:val="single" w:sz="4" w:space="0" w:color="000000"/>
+              <w:bottom w:val="single" w:sz="4" w:space="0" w:color="000000"/>
+              <w:right w:val="single" w:sz="4" w:space="0" w:color="000000"/>
+            </w:tcBorders>
+          </w:tcPr>
+          <w:p>
+            <w:pPr>
+              <w:keepNext/>
+              <w:spacing w:line="240" w:lineRule="auto" w:after="20"/>
+              <w:jc w:val="center"/>
+            </w:pPr>
+            <w:r>
+              <w:rPr>
+                <w:rFonts w:ascii="Times New Roman" w:hAnsi="Times New Roman" w:cs="Times New Roman" w:eastAsia="Times New Roman"/>
+                <w:b w:val="0"/>
+                <w:i w:val="0"/>
+                <w:sz w:val="17"/>
+              </w:rPr>
+              <w:t>−10.211 dB</w:t>
+            </w:r>
+          </w:p>
+        </w:tc>
+        <w:tc>
+          <w:tcPr>
+            <w:tcW w:type="dxa" w:w="1701"/>
+            <w:tcBorders>
+              <w:top w:val="single" w:sz="4" w:space="0" w:color="000000"/>
+              <w:left w:val="single" w:sz="4" w:space="0" w:color="000000"/>
+              <w:bottom w:val="single" w:sz="4" w:space="0" w:color="000000"/>
+              <w:right w:val="single" w:sz="4" w:space="0" w:color="000000"/>
+            </w:tcBorders>
+          </w:tcPr>
+          <w:p>
+            <w:pPr>
+              <w:keepNext/>
+              <w:spacing w:line="240" w:lineRule="auto" w:after="20"/>
+              <w:jc w:val="center"/>
+            </w:pPr>
+            <w:r>
+              <w:rPr>
+                <w:rFonts w:ascii="Times New Roman" w:hAnsi="Times New Roman" w:cs="Times New Roman" w:eastAsia="Times New Roman"/>
+                <w:b w:val="0"/>
+                <w:i w:val="0"/>
+                <w:sz w:val="17"/>
+              </w:rPr>
+              <w:t>−10.211 dB</w:t>
+            </w:r>
+          </w:p>
+        </w:tc>
+        <w:tc>
+          <w:tcPr>
+            <w:tcW w:type="dxa" w:w="1474"/>
+            <w:tcBorders>
+              <w:top w:val="single" w:sz="4" w:space="0" w:color="000000"/>
+              <w:left w:val="single" w:sz="4" w:space="0" w:color="000000"/>
+              <w:bottom w:val="single" w:sz="4" w:space="0" w:color="000000"/>
+              <w:right w:val="single" w:sz="4" w:space="0" w:color="000000"/>
+            </w:tcBorders>
+          </w:tcPr>
+          <w:p>
+            <w:pPr>
+              <w:keepNext/>
+              <w:spacing w:line="240" w:lineRule="auto" w:after="20"/>
+              <w:jc w:val="center"/>
+            </w:pPr>
+            <w:r>
+              <w:rPr>
+                <w:rFonts w:ascii="Times New Roman" w:hAnsi="Times New Roman" w:cs="Times New Roman" w:eastAsia="Times New Roman"/>
+                <w:b w:val="0"/>
+                <w:i w:val="0"/>
+                <w:sz w:val="17"/>
+              </w:rPr>
+              <w:t>+0.000 dB</w:t>
+            </w:r>
+          </w:p>
+        </w:tc>
+      </w:tr>
+      <w:tr>
+        <w:trPr>
+          <w:cantSplit/>
+        </w:trPr>
+        <w:tc>
+          <w:tcPr>
+            <w:tcW w:type="dxa" w:w="794"/>
+            <w:tcBorders>
+              <w:top w:val="single" w:sz="4" w:space="0" w:color="000000"/>
+              <w:left w:val="single" w:sz="4" w:space="0" w:color="000000"/>
+              <w:bottom w:val="single" w:sz="4" w:space="0" w:color="000000"/>
+              <w:right w:val="single" w:sz="4" w:space="0" w:color="000000"/>
+            </w:tcBorders>
+          </w:tcPr>
+          <w:p>
+            <w:pPr>
+              <w:keepNext w:val="0"/>
+              <w:spacing w:line="240" w:lineRule="auto" w:after="20"/>
+              <w:jc w:val="left"/>
+            </w:pPr>
+            <w:r>
+              <w:rPr>
+                <w:rFonts w:ascii="Times New Roman" w:hAnsi="Times New Roman" w:cs="Times New Roman" w:eastAsia="Times New Roman"/>
+                <w:b w:val="0"/>
+                <w:i w:val="0"/>
+                <w:sz w:val="17"/>
+              </w:rPr>
+              <w:t>2</w:t>
+            </w:r>
+          </w:p>
+        </w:tc>
+        <w:tc>
+          <w:tcPr>
+            <w:tcW w:type="dxa" w:w="1928"/>
+            <w:tcBorders>
+              <w:top w:val="single" w:sz="4" w:space="0" w:color="000000"/>
+              <w:left w:val="single" w:sz="4" w:space="0" w:color="000000"/>
+              <w:bottom w:val="single" w:sz="4" w:space="0" w:color="000000"/>
+              <w:right w:val="single" w:sz="4" w:space="0" w:color="000000"/>
+            </w:tcBorders>
+          </w:tcPr>
+          <w:p>
+            <w:pPr>
+              <w:keepNext w:val="0"/>
+              <w:spacing w:line="240" w:lineRule="auto" w:after="20"/>
+              <w:jc w:val="center"/>
+            </w:pPr>
+            <w:r>
+              <w:rPr>
+                <w:rFonts w:ascii="Times New Roman" w:hAnsi="Times New Roman" w:cs="Times New Roman" w:eastAsia="Times New Roman"/>
+                <w:b w:val="0"/>
+                <w:i w:val="0"/>
+                <w:sz w:val="17"/>
+              </w:rPr>
+              <w:t>f = 998.48 Hz</w:t>
+            </w:r>
+          </w:p>
+        </w:tc>
+        <w:tc>
+          <w:tcPr>
+            <w:tcW w:type="dxa" w:w="1247"/>
+            <w:tcBorders>
+              <w:top w:val="single" w:sz="4" w:space="0" w:color="000000"/>
+              <w:left w:val="single" w:sz="4" w:space="0" w:color="000000"/>
+              <w:bottom w:val="single" w:sz="4" w:space="0" w:color="000000"/>
+              <w:right w:val="single" w:sz="4" w:space="0" w:color="000000"/>
+            </w:tcBorders>
+          </w:tcPr>
+          <w:p>
+            <w:pPr>
+              <w:keepNext w:val="0"/>
+              <w:spacing w:line="240" w:lineRule="auto" w:after="20"/>
+              <w:jc w:val="center"/>
+            </w:pPr>
+            <m:oMath>
+              <m:r>
+                <m:rPr>
+                  <m:sty m:val="p"/>
+                </m:rPr>
+                <m:t>∠</m:t>
+              </m:r>
+              <m:sSub>
+                <m:e>
+                  <m:r>
+                    <m:t>V</m:t>
+                  </m:r>
+                </m:e>
+                <m:sub>
+                  <m:r>
+                    <m:t>O</m:t>
+                  </m:r>
+                </m:sub>
+              </m:sSub>
+            </m:oMath>
+          </w:p>
+        </w:tc>
+        <w:tc>
+          <w:tcPr>
+            <w:tcW w:type="dxa" w:w="1701"/>
+            <w:tcBorders>
+              <w:top w:val="single" w:sz="4" w:space="0" w:color="000000"/>
+              <w:left w:val="single" w:sz="4" w:space="0" w:color="000000"/>
+              <w:bottom w:val="single" w:sz="4" w:space="0" w:color="000000"/>
+              <w:right w:val="single" w:sz="4" w:space="0" w:color="000000"/>
+            </w:tcBorders>
+          </w:tcPr>
+          <w:p>
+            <w:pPr>
+              <w:keepNext w:val="0"/>
+              <w:spacing w:line="240" w:lineRule="auto" w:after="20"/>
+              <w:jc w:val="center"/>
+            </w:pPr>
+            <w:r>
+              <w:rPr>
+                <w:rFonts w:ascii="Times New Roman" w:hAnsi="Times New Roman" w:cs="Times New Roman" w:eastAsia="Times New Roman"/>
+                <w:b w:val="0"/>
+                <w:i w:val="0"/>
+                <w:sz w:val="17"/>
+              </w:rPr>
+              <w:t>−35.426 °</w:t>
+            </w:r>
+          </w:p>
+        </w:tc>
+        <w:tc>
+          <w:tcPr>
+            <w:tcW w:type="dxa" w:w="1701"/>
+            <w:tcBorders>
+              <w:top w:val="single" w:sz="4" w:space="0" w:color="000000"/>
+              <w:left w:val="single" w:sz="4" w:space="0" w:color="000000"/>
+              <w:bottom w:val="single" w:sz="4" w:space="0" w:color="000000"/>
+              <w:right w:val="single" w:sz="4" w:space="0" w:color="000000"/>
+            </w:tcBorders>
+          </w:tcPr>
+          <w:p>
+            <w:pPr>
+              <w:keepNext w:val="0"/>
+              <w:spacing w:line="240" w:lineRule="auto" w:after="20"/>
+              <w:jc w:val="center"/>
+            </w:pPr>
+            <w:r>
+              <w:rPr>
+                <w:rFonts w:ascii="Times New Roman" w:hAnsi="Times New Roman" w:cs="Times New Roman" w:eastAsia="Times New Roman"/>
+                <w:b w:val="0"/>
+                <w:i w:val="0"/>
+                <w:sz w:val="17"/>
+              </w:rPr>
+              <w:t>−35.426 °</w:t>
+            </w:r>
+          </w:p>
+        </w:tc>
+        <w:tc>
+          <w:tcPr>
+            <w:tcW w:type="dxa" w:w="1474"/>
+            <w:tcBorders>
+              <w:top w:val="single" w:sz="4" w:space="0" w:color="000000"/>
+              <w:left w:val="single" w:sz="4" w:space="0" w:color="000000"/>
+              <w:bottom w:val="single" w:sz="4" w:space="0" w:color="000000"/>
+              <w:right w:val="single" w:sz="4" w:space="0" w:color="000000"/>
+            </w:tcBorders>
+          </w:tcPr>
+          <w:p>
+            <w:pPr>
+              <w:keepNext w:val="0"/>
+              <w:spacing w:line="240" w:lineRule="auto" w:after="20"/>
+              <w:jc w:val="center"/>
+            </w:pPr>
+            <w:r>
+              <w:rPr>
+                <w:rFonts w:ascii="Times New Roman" w:hAnsi="Times New Roman" w:cs="Times New Roman" w:eastAsia="Times New Roman"/>
+                <w:b w:val="0"/>
+                <w:i w:val="0"/>
+                <w:sz w:val="17"/>
+              </w:rPr>
+              <w:t>-0.000 °</w:t>
+            </w:r>
+          </w:p>
+        </w:tc>
+      </w:tr>
+    </w:tbl>
+    <w:p>
+      <w:pPr>
+        <w:spacing w:after="120"/>
+      </w:pPr>
+    </w:p>
+    <w:p>
+      <w:r>
+        <w:rPr>
+          <w:rFonts w:ascii="Times New Roman" w:hAnsi="Times New Roman" w:cs="Times New Roman" w:eastAsia="Times New Roman"/>
+          <w:b w:val="0"/>
+          <w:i w:val="0"/>
+        </w:rPr>
+        <w:t xml:space="preserve">LTspice sonucu </w:t>
+      </w:r>
+      <w:r>
+        <w:rPr>
+          <w:rFonts w:ascii="Times New Roman" w:hAnsi="Times New Roman" w:cs="Times New Roman" w:eastAsia="Times New Roman"/>
+          <w:b w:val="0"/>
+          <w:i w:val="0"/>
+        </w:rPr>
+        <w:t>Şekil 2.4.7</w:t>
+      </w:r>
+      <w:r>
+        <w:rPr>
+          <w:rFonts w:ascii="Times New Roman" w:hAnsi="Times New Roman" w:cs="Times New Roman" w:eastAsia="Times New Roman"/>
+          <w:b w:val="0"/>
+          <w:i w:val="0"/>
+        </w:rPr>
+        <w:t xml:space="preserve">'de, imleç karşılaştırması </w:t>
+      </w:r>
+      <w:r>
+        <w:rPr>
+          <w:rFonts w:ascii="Times New Roman" w:hAnsi="Times New Roman" w:cs="Times New Roman" w:eastAsia="Times New Roman"/>
+          <w:b w:val="0"/>
+          <w:i w:val="0"/>
+        </w:rPr>
+        <w:t>Tablo 2.4.4</w:t>
+      </w:r>
+      <w:r>
+        <w:rPr>
+          <w:rFonts w:ascii="Times New Roman" w:hAnsi="Times New Roman" w:cs="Times New Roman" w:eastAsia="Times New Roman"/>
+          <w:b w:val="0"/>
+          <w:i w:val="0"/>
+        </w:rPr>
+        <w:t>'de verilmiştir.</w:t>
+      </w:r>
+    </w:p>
+    <w:p>
+      <w:pPr>
+        <w:keepNext/>
+        <w:spacing w:line="240" w:lineRule="auto"/>
+        <w:jc w:val="center"/>
+      </w:pPr>
+      <w:r>
+        <w:drawing>
+          <wp:inline xmlns:a="http://schemas.openxmlformats.org/drawingml/2006/main" xmlns:pic="http://schemas.openxmlformats.org/drawingml/2006/picture">
+            <wp:extent cx="5580000" cy="3487500"/>
+            <wp:docPr id="8" name="Picture 8"/>
+            <wp:cNvGraphicFramePr>
+              <a:graphicFrameLocks noChangeAspect="1"/>
+            </wp:cNvGraphicFramePr>
+            <a:graphic>
+              <a:graphicData uri="http://schemas.openxmlformats.org/drawingml/2006/picture">
+                <pic:pic>
+                  <pic:nvPicPr>
+                    <pic:cNvPr id="0" name="lt_e3_ac_0.png"/>
+                    <pic:cNvPicPr/>
+                  </pic:nvPicPr>
+                  <pic:blipFill>
+                    <a:blip r:embed="rId17"/>
+                    <a:stretch>
+                      <a:fillRect/>
+                    </a:stretch>
+                  </pic:blipFill>
+                  <pic:spPr>
+                    <a:xfrm>
+                      <a:off x="0" y="0"/>
+                      <a:ext cx="5580000" cy="3487500"/>
+                    </a:xfrm>
+                    <a:prstGeom prst="rect"/>
+                  </pic:spPr>
+                </pic:pic>
+              </a:graphicData>
+            </a:graphic>
+          </wp:inline>
+        </w:drawing>
+      </w:r>
+    </w:p>
+    <w:p>
+      <w:pPr>
+        <w:spacing w:line="240" w:lineRule="auto" w:after="240"/>
+        <w:jc w:val="center"/>
+      </w:pPr>
+      <w:r>
+        <w:rPr>
+          <w:rFonts w:ascii="Times New Roman" w:hAnsi="Times New Roman" w:cs="Times New Roman" w:eastAsia="Times New Roman"/>
+          <w:b w:val="0"/>
+          <w:i w:val="0"/>
+          <w:sz w:val="20"/>
+        </w:rPr>
+        <w:t xml:space="preserve">Şekil 2.4.7  LTspice AC analysis of the common-source amplifier without </w:t>
+      </w:r>
+      <m:oMath>
+        <m:sSub>
+          <m:e>
+            <m:r>
+              <m:t>C</m:t>
+            </m:r>
+          </m:e>
+          <m:sub>
+            <m:r>
+              <m:t>S</m:t>
+            </m:r>
+          </m:sub>
+        </m:sSub>
+      </m:oMath>
+      <w:r>
+        <w:rPr>
+          <w:rFonts w:ascii="Times New Roman" w:hAnsi="Times New Roman" w:cs="Times New Roman" w:eastAsia="Times New Roman"/>
+          <w:b w:val="0"/>
+          <w:i w:val="0"/>
+          <w:sz w:val="20"/>
+        </w:rPr>
+        <w:t xml:space="preserve"> (LTspice; cihaz seri no: TOBB-7K3Q-0421)</w:t>
+      </w:r>
+    </w:p>
+    <w:p>
+      <w:pPr>
+        <w:keepNext/>
+        <w:spacing w:line="240" w:lineRule="auto" w:after="80"/>
+        <w:jc w:val="center"/>
+      </w:pPr>
+      <w:r>
+        <w:rPr>
+          <w:rFonts w:ascii="Times New Roman" w:hAnsi="Times New Roman" w:cs="Times New Roman" w:eastAsia="Times New Roman"/>
+          <w:b w:val="0"/>
+          <w:i w:val="0"/>
+          <w:sz w:val="20"/>
+        </w:rPr>
+        <w:t xml:space="preserve">Tablo 2.4.4  </w:t>
+      </w:r>
+      <w:r>
+        <w:rPr>
+          <w:rFonts w:ascii="Times New Roman" w:hAnsi="Times New Roman" w:cs="Times New Roman" w:eastAsia="Times New Roman"/>
+          <w:b w:val="0"/>
+          <w:i w:val="0"/>
+          <w:sz w:val="20"/>
+        </w:rPr>
+        <w:t>Şekil 2.4.7</w:t>
+      </w:r>
+      <w:r>
+        <w:rPr>
+          <w:rFonts w:ascii="Times New Roman" w:hAnsi="Times New Roman" w:cs="Times New Roman" w:eastAsia="Times New Roman"/>
+          <w:b w:val="0"/>
+          <w:i w:val="0"/>
+          <w:sz w:val="20"/>
+        </w:rPr>
+        <w:t xml:space="preserve"> imleç değerleri ve aynı x'te ngspice değerleri</w:t>
+      </w:r>
+    </w:p>
+    <w:tbl>
+      <w:tblPr>
+        <w:tblW w:type="auto" w:w="0"/>
+        <w:jc w:val="center"/>
+        <w:tblLayout w:type="fixed"/>
+        <w:tblLook w:firstColumn="1" w:firstRow="1" w:lastColumn="0" w:lastRow="0" w:noHBand="0" w:noVBand="1" w:val="04A0"/>
+      </w:tblPr>
+      <w:tblGrid>
+        <w:gridCol w:w="794"/>
+        <w:gridCol w:w="1928"/>
+        <w:gridCol w:w="1247"/>
+        <w:gridCol w:w="1701"/>
+        <w:gridCol w:w="1701"/>
+        <w:gridCol w:w="1474"/>
+      </w:tblGrid>
+      <w:tr>
+        <w:trPr>
+          <w:tblHeader/>
+          <w:cantSplit/>
+        </w:trPr>
+        <w:tc>
+          <w:tcPr>
+            <w:tcW w:type="dxa" w:w="794"/>
+            <w:tcBorders>
+              <w:top w:val="single" w:sz="4" w:space="0" w:color="000000"/>
+              <w:left w:val="single" w:sz="4" w:space="0" w:color="000000"/>
+              <w:bottom w:val="single" w:sz="4" w:space="0" w:color="000000"/>
+              <w:right w:val="single" w:sz="4" w:space="0" w:color="000000"/>
+            </w:tcBorders>
+            <w:shd w:val="clear" w:color="auto" w:fill="D9D9D9"/>
+          </w:tcPr>
+          <w:p>
+            <w:pPr>
+              <w:keepNext/>
+              <w:spacing w:line="240" w:lineRule="auto" w:after="20"/>
+              <w:jc w:val="left"/>
+            </w:pPr>
+            <w:r>
+              <w:rPr>
+                <w:rFonts w:ascii="Times New Roman" w:hAnsi="Times New Roman" w:cs="Times New Roman" w:eastAsia="Times New Roman"/>
+                <w:b/>
+                <w:i w:val="0"/>
+                <w:sz w:val="17"/>
+              </w:rPr>
+              <w:t>İmleç</w:t>
+            </w:r>
+          </w:p>
+        </w:tc>
+        <w:tc>
+          <w:tcPr>
+            <w:tcW w:type="dxa" w:w="1928"/>
+            <w:tcBorders>
+              <w:top w:val="single" w:sz="4" w:space="0" w:color="000000"/>
+              <w:left w:val="single" w:sz="4" w:space="0" w:color="000000"/>
+              <w:bottom w:val="single" w:sz="4" w:space="0" w:color="000000"/>
+              <w:right w:val="single" w:sz="4" w:space="0" w:color="000000"/>
+            </w:tcBorders>
+            <w:shd w:val="clear" w:color="auto" w:fill="D9D9D9"/>
+          </w:tcPr>
+          <w:p>
+            <w:pPr>
+              <w:keepNext/>
+              <w:spacing w:line="240" w:lineRule="auto" w:after="20"/>
+              <w:jc w:val="center"/>
+            </w:pPr>
+            <w:r>
+              <w:rPr>
+                <w:rFonts w:ascii="Times New Roman" w:hAnsi="Times New Roman" w:cs="Times New Roman" w:eastAsia="Times New Roman"/>
+                <w:b/>
+                <w:i w:val="0"/>
+                <w:sz w:val="17"/>
+              </w:rPr>
+              <w:t>x koordinatı</w:t>
+            </w:r>
+          </w:p>
+        </w:tc>
+        <w:tc>
+          <w:tcPr>
+            <w:tcW w:type="dxa" w:w="1247"/>
+            <w:tcBorders>
+              <w:top w:val="single" w:sz="4" w:space="0" w:color="000000"/>
+              <w:left w:val="single" w:sz="4" w:space="0" w:color="000000"/>
+              <w:bottom w:val="single" w:sz="4" w:space="0" w:color="000000"/>
+              <w:right w:val="single" w:sz="4" w:space="0" w:color="000000"/>
+            </w:tcBorders>
+            <w:shd w:val="clear" w:color="auto" w:fill="D9D9D9"/>
+          </w:tcPr>
+          <w:p>
+            <w:pPr>
+              <w:keepNext/>
+              <w:spacing w:line="240" w:lineRule="auto" w:after="20"/>
+              <w:jc w:val="center"/>
+            </w:pPr>
+            <w:r>
+              <w:rPr>
+                <w:rFonts w:ascii="Times New Roman" w:hAnsi="Times New Roman" w:cs="Times New Roman" w:eastAsia="Times New Roman"/>
+                <w:b/>
+                <w:i w:val="0"/>
+                <w:sz w:val="17"/>
+              </w:rPr>
+              <w:t>Büyüklük</w:t>
+            </w:r>
+          </w:p>
+        </w:tc>
+        <w:tc>
+          <w:tcPr>
+            <w:tcW w:type="dxa" w:w="1701"/>
+            <w:tcBorders>
+              <w:top w:val="single" w:sz="4" w:space="0" w:color="000000"/>
+              <w:left w:val="single" w:sz="4" w:space="0" w:color="000000"/>
+              <w:bottom w:val="single" w:sz="4" w:space="0" w:color="000000"/>
+              <w:right w:val="single" w:sz="4" w:space="0" w:color="000000"/>
+            </w:tcBorders>
+            <w:shd w:val="clear" w:color="auto" w:fill="D9D9D9"/>
+          </w:tcPr>
+          <w:p>
+            <w:pPr>
+              <w:keepNext/>
+              <w:spacing w:line="240" w:lineRule="auto" w:after="20"/>
+              <w:jc w:val="center"/>
+            </w:pPr>
+            <w:r>
+              <w:rPr>
+                <w:rFonts w:ascii="Times New Roman" w:hAnsi="Times New Roman" w:cs="Times New Roman" w:eastAsia="Times New Roman"/>
+                <w:b/>
+                <w:i w:val="0"/>
+                <w:sz w:val="17"/>
+              </w:rPr>
+              <w:t>LTspice</w:t>
+            </w:r>
+          </w:p>
+        </w:tc>
+        <w:tc>
+          <w:tcPr>
+            <w:tcW w:type="dxa" w:w="1701"/>
+            <w:tcBorders>
+              <w:top w:val="single" w:sz="4" w:space="0" w:color="000000"/>
+              <w:left w:val="single" w:sz="4" w:space="0" w:color="000000"/>
+              <w:bottom w:val="single" w:sz="4" w:space="0" w:color="000000"/>
+              <w:right w:val="single" w:sz="4" w:space="0" w:color="000000"/>
+            </w:tcBorders>
+            <w:shd w:val="clear" w:color="auto" w:fill="D9D9D9"/>
+          </w:tcPr>
+          <w:p>
+            <w:pPr>
+              <w:keepNext/>
+              <w:spacing w:line="240" w:lineRule="auto" w:after="20"/>
+              <w:jc w:val="center"/>
+            </w:pPr>
+            <w:r>
+              <w:rPr>
+                <w:rFonts w:ascii="Times New Roman" w:hAnsi="Times New Roman" w:cs="Times New Roman" w:eastAsia="Times New Roman"/>
+                <w:b/>
+                <w:i w:val="0"/>
+                <w:sz w:val="17"/>
+              </w:rPr>
+              <w:t>ngspice</w:t>
+            </w:r>
+          </w:p>
+        </w:tc>
+        <w:tc>
+          <w:tcPr>
+            <w:tcW w:type="dxa" w:w="1474"/>
+            <w:tcBorders>
+              <w:top w:val="single" w:sz="4" w:space="0" w:color="000000"/>
+              <w:left w:val="single" w:sz="4" w:space="0" w:color="000000"/>
+              <w:bottom w:val="single" w:sz="4" w:space="0" w:color="000000"/>
+              <w:right w:val="single" w:sz="4" w:space="0" w:color="000000"/>
+            </w:tcBorders>
+            <w:shd w:val="clear" w:color="auto" w:fill="D9D9D9"/>
+          </w:tcPr>
+          <w:p>
+            <w:pPr>
+              <w:keepNext/>
+              <w:spacing w:line="240" w:lineRule="auto" w:after="20"/>
+              <w:jc w:val="center"/>
+            </w:pPr>
+            <w:r>
+              <w:rPr>
+                <w:rFonts w:ascii="Times New Roman" w:hAnsi="Times New Roman" w:cs="Times New Roman" w:eastAsia="Times New Roman"/>
+                <w:b/>
+                <w:i w:val="0"/>
+                <w:sz w:val="17"/>
+              </w:rPr>
+              <w:t>Fark</w:t>
+            </w:r>
+          </w:p>
+        </w:tc>
+      </w:tr>
+      <w:tr>
+        <w:trPr>
+          <w:cantSplit/>
+        </w:trPr>
+        <w:tc>
+          <w:tcPr>
+            <w:tcW w:type="dxa" w:w="794"/>
+            <w:tcBorders>
+              <w:top w:val="single" w:sz="4" w:space="0" w:color="000000"/>
+              <w:left w:val="single" w:sz="4" w:space="0" w:color="000000"/>
+              <w:bottom w:val="single" w:sz="4" w:space="0" w:color="000000"/>
+              <w:right w:val="single" w:sz="4" w:space="0" w:color="000000"/>
+            </w:tcBorders>
+          </w:tcPr>
+          <w:p>
+            <w:pPr>
+              <w:keepNext/>
+              <w:spacing w:line="240" w:lineRule="auto" w:after="20"/>
+              <w:jc w:val="left"/>
+            </w:pPr>
+            <w:r>
+              <w:rPr>
+                <w:rFonts w:ascii="Times New Roman" w:hAnsi="Times New Roman" w:cs="Times New Roman" w:eastAsia="Times New Roman"/>
+                <w:b w:val="0"/>
+                <w:i w:val="0"/>
+                <w:sz w:val="17"/>
+              </w:rPr>
+              <w:t>1</w:t>
+            </w:r>
+          </w:p>
+        </w:tc>
+        <w:tc>
+          <w:tcPr>
+            <w:tcW w:type="dxa" w:w="1928"/>
+            <w:tcBorders>
+              <w:top w:val="single" w:sz="4" w:space="0" w:color="000000"/>
+              <w:left w:val="single" w:sz="4" w:space="0" w:color="000000"/>
+              <w:bottom w:val="single" w:sz="4" w:space="0" w:color="000000"/>
+              <w:right w:val="single" w:sz="4" w:space="0" w:color="000000"/>
+            </w:tcBorders>
+          </w:tcPr>
+          <w:p>
+            <w:pPr>
+              <w:keepNext/>
+              <w:spacing w:line="240" w:lineRule="auto" w:after="20"/>
+              <w:jc w:val="center"/>
+            </w:pPr>
+            <w:r>
+              <w:rPr>
+                <w:rFonts w:ascii="Times New Roman" w:hAnsi="Times New Roman" w:cs="Times New Roman" w:eastAsia="Times New Roman"/>
+                <w:b w:val="0"/>
+                <w:i w:val="0"/>
+                <w:sz w:val="17"/>
+              </w:rPr>
+              <w:t>f = 10.0306 kHz</w:t>
+            </w:r>
+          </w:p>
+        </w:tc>
+        <w:tc>
+          <w:tcPr>
+            <w:tcW w:type="dxa" w:w="1247"/>
+            <w:tcBorders>
+              <w:top w:val="single" w:sz="4" w:space="0" w:color="000000"/>
+              <w:left w:val="single" w:sz="4" w:space="0" w:color="000000"/>
+              <w:bottom w:val="single" w:sz="4" w:space="0" w:color="000000"/>
+              <w:right w:val="single" w:sz="4" w:space="0" w:color="000000"/>
+            </w:tcBorders>
+          </w:tcPr>
+          <w:p>
+            <w:pPr>
+              <w:keepNext/>
+              <w:spacing w:line="240" w:lineRule="auto" w:after="20"/>
+              <w:jc w:val="center"/>
+            </w:pPr>
+            <m:oMath>
+              <m:d>
+                <m:dPr>
+                  <m:begChr m:val="|"/>
+                  <m:endChr m:val="|"/>
+                  <m:sepChr m:val=""/>
+                  <m:grow/>
+                </m:dPr>
+                <m:e>
+                  <m:sSub>
+                    <m:e>
+                      <m:r>
+                        <m:t>V</m:t>
+                      </m:r>
+                    </m:e>
+                    <m:sub>
+                      <m:r>
+                        <m:t>O</m:t>
+                      </m:r>
+                    </m:sub>
+                  </m:sSub>
+                </m:e>
+              </m:d>
+            </m:oMath>
+          </w:p>
+        </w:tc>
+        <w:tc>
+          <w:tcPr>
+            <w:tcW w:type="dxa" w:w="1701"/>
+            <w:tcBorders>
+              <w:top w:val="single" w:sz="4" w:space="0" w:color="000000"/>
+              <w:left w:val="single" w:sz="4" w:space="0" w:color="000000"/>
+              <w:bottom w:val="single" w:sz="4" w:space="0" w:color="000000"/>
+              <w:right w:val="single" w:sz="4" w:space="0" w:color="000000"/>
+            </w:tcBorders>
+          </w:tcPr>
+          <w:p>
+            <w:pPr>
+              <w:keepNext/>
+              <w:spacing w:line="240" w:lineRule="auto" w:after="20"/>
+              <w:jc w:val="center"/>
+            </w:pPr>
+            <w:r>
+              <w:rPr>
+                <w:rFonts w:ascii="Times New Roman" w:hAnsi="Times New Roman" w:cs="Times New Roman" w:eastAsia="Times New Roman"/>
+                <w:b w:val="0"/>
+                <w:i w:val="0"/>
+                <w:sz w:val="17"/>
+              </w:rPr>
+              <w:t>−4.8958 dB</w:t>
+            </w:r>
+          </w:p>
+        </w:tc>
+        <w:tc>
+          <w:tcPr>
+            <w:tcW w:type="dxa" w:w="1701"/>
+            <w:tcBorders>
+              <w:top w:val="single" w:sz="4" w:space="0" w:color="000000"/>
+              <w:left w:val="single" w:sz="4" w:space="0" w:color="000000"/>
+              <w:bottom w:val="single" w:sz="4" w:space="0" w:color="000000"/>
+              <w:right w:val="single" w:sz="4" w:space="0" w:color="000000"/>
+            </w:tcBorders>
+          </w:tcPr>
+          <w:p>
+            <w:pPr>
+              <w:keepNext/>
+              <w:spacing w:line="240" w:lineRule="auto" w:after="20"/>
+              <w:jc w:val="center"/>
+            </w:pPr>
+            <w:r>
+              <w:rPr>
+                <w:rFonts w:ascii="Times New Roman" w:hAnsi="Times New Roman" w:cs="Times New Roman" w:eastAsia="Times New Roman"/>
+                <w:b w:val="0"/>
+                <w:i w:val="0"/>
+                <w:sz w:val="17"/>
+              </w:rPr>
+              <w:t>−4.8959 dB</w:t>
+            </w:r>
+          </w:p>
+        </w:tc>
+        <w:tc>
+          <w:tcPr>
+            <w:tcW w:type="dxa" w:w="1474"/>
+            <w:tcBorders>
+              <w:top w:val="single" w:sz="4" w:space="0" w:color="000000"/>
+              <w:left w:val="single" w:sz="4" w:space="0" w:color="000000"/>
+              <w:bottom w:val="single" w:sz="4" w:space="0" w:color="000000"/>
+              <w:right w:val="single" w:sz="4" w:space="0" w:color="000000"/>
+            </w:tcBorders>
+          </w:tcPr>
+          <w:p>
+            <w:pPr>
+              <w:keepNext/>
+              <w:spacing w:line="240" w:lineRule="auto" w:after="20"/>
+              <w:jc w:val="center"/>
+            </w:pPr>
+            <w:r>
+              <w:rPr>
+                <w:rFonts w:ascii="Times New Roman" w:hAnsi="Times New Roman" w:cs="Times New Roman" w:eastAsia="Times New Roman"/>
+                <w:b w:val="0"/>
+                <w:i w:val="0"/>
+                <w:sz w:val="17"/>
+              </w:rPr>
+              <w:t>+0.000 dB</w:t>
+            </w:r>
+          </w:p>
+        </w:tc>
+      </w:tr>
+      <w:tr>
+        <w:trPr>
+          <w:cantSplit/>
+        </w:trPr>
+        <w:tc>
+          <w:tcPr>
+            <w:tcW w:type="dxa" w:w="794"/>
+            <w:tcBorders>
+              <w:top w:val="single" w:sz="4" w:space="0" w:color="000000"/>
+              <w:left w:val="single" w:sz="4" w:space="0" w:color="000000"/>
+              <w:bottom w:val="single" w:sz="4" w:space="0" w:color="000000"/>
+              <w:right w:val="single" w:sz="4" w:space="0" w:color="000000"/>
+            </w:tcBorders>
+          </w:tcPr>
+          <w:p>
+            <w:pPr>
+              <w:keepNext/>
+              <w:spacing w:line="240" w:lineRule="auto" w:after="20"/>
+              <w:jc w:val="left"/>
+            </w:pPr>
+            <w:r>
+              <w:rPr>
+                <w:rFonts w:ascii="Times New Roman" w:hAnsi="Times New Roman" w:cs="Times New Roman" w:eastAsia="Times New Roman"/>
+                <w:b w:val="0"/>
+                <w:i w:val="0"/>
+                <w:sz w:val="17"/>
+              </w:rPr>
+              <w:t>1</w:t>
+            </w:r>
+          </w:p>
+        </w:tc>
+        <w:tc>
+          <w:tcPr>
+            <w:tcW w:type="dxa" w:w="1928"/>
+            <w:tcBorders>
+              <w:top w:val="single" w:sz="4" w:space="0" w:color="000000"/>
+              <w:left w:val="single" w:sz="4" w:space="0" w:color="000000"/>
+              <w:bottom w:val="single" w:sz="4" w:space="0" w:color="000000"/>
+              <w:right w:val="single" w:sz="4" w:space="0" w:color="000000"/>
+            </w:tcBorders>
+          </w:tcPr>
+          <w:p>
+            <w:pPr>
+              <w:keepNext/>
+              <w:spacing w:line="240" w:lineRule="auto" w:after="20"/>
+              <w:jc w:val="center"/>
+            </w:pPr>
+            <w:r>
+              <w:rPr>
+                <w:rFonts w:ascii="Times New Roman" w:hAnsi="Times New Roman" w:cs="Times New Roman" w:eastAsia="Times New Roman"/>
+                <w:b w:val="0"/>
+                <w:i w:val="0"/>
+                <w:sz w:val="17"/>
+              </w:rPr>
+              <w:t>f = 10.0306 kHz</w:t>
+            </w:r>
+          </w:p>
+        </w:tc>
+        <w:tc>
+          <w:tcPr>
+            <w:tcW w:type="dxa" w:w="1247"/>
+            <w:tcBorders>
+              <w:top w:val="single" w:sz="4" w:space="0" w:color="000000"/>
+              <w:left w:val="single" w:sz="4" w:space="0" w:color="000000"/>
+              <w:bottom w:val="single" w:sz="4" w:space="0" w:color="000000"/>
+              <w:right w:val="single" w:sz="4" w:space="0" w:color="000000"/>
+            </w:tcBorders>
+          </w:tcPr>
+          <w:p>
+            <w:pPr>
+              <w:keepNext/>
+              <w:spacing w:line="240" w:lineRule="auto" w:after="20"/>
+              <w:jc w:val="center"/>
+            </w:pPr>
+            <m:oMath>
+              <m:r>
+                <m:rPr>
+                  <m:sty m:val="p"/>
+                </m:rPr>
+                <m:t>∠</m:t>
+              </m:r>
+              <m:sSub>
+                <m:e>
+                  <m:r>
+                    <m:t>V</m:t>
+                  </m:r>
+                </m:e>
+                <m:sub>
+                  <m:r>
+                    <m:t>O</m:t>
+                  </m:r>
+                </m:sub>
+              </m:sSub>
+            </m:oMath>
+          </w:p>
+        </w:tc>
+        <w:tc>
+          <w:tcPr>
+            <w:tcW w:type="dxa" w:w="1701"/>
+            <w:tcBorders>
+              <w:top w:val="single" w:sz="4" w:space="0" w:color="000000"/>
+              <w:left w:val="single" w:sz="4" w:space="0" w:color="000000"/>
+              <w:bottom w:val="single" w:sz="4" w:space="0" w:color="000000"/>
+              <w:right w:val="single" w:sz="4" w:space="0" w:color="000000"/>
+            </w:tcBorders>
+          </w:tcPr>
+          <w:p>
+            <w:pPr>
+              <w:keepNext/>
+              <w:spacing w:line="240" w:lineRule="auto" w:after="20"/>
+              <w:jc w:val="center"/>
+            </w:pPr>
+            <w:r>
+              <w:rPr>
+                <w:rFonts w:ascii="Times New Roman" w:hAnsi="Times New Roman" w:cs="Times New Roman" w:eastAsia="Times New Roman"/>
+                <w:b w:val="0"/>
+                <w:i w:val="0"/>
+                <w:sz w:val="17"/>
+              </w:rPr>
+              <w:t>−161.78 °</w:t>
+            </w:r>
+          </w:p>
+        </w:tc>
+        <w:tc>
+          <w:tcPr>
+            <w:tcW w:type="dxa" w:w="1701"/>
+            <w:tcBorders>
+              <w:top w:val="single" w:sz="4" w:space="0" w:color="000000"/>
+              <w:left w:val="single" w:sz="4" w:space="0" w:color="000000"/>
+              <w:bottom w:val="single" w:sz="4" w:space="0" w:color="000000"/>
+              <w:right w:val="single" w:sz="4" w:space="0" w:color="000000"/>
+            </w:tcBorders>
+          </w:tcPr>
+          <w:p>
+            <w:pPr>
+              <w:keepNext/>
+              <w:spacing w:line="240" w:lineRule="auto" w:after="20"/>
+              <w:jc w:val="center"/>
+            </w:pPr>
+            <w:r>
+              <w:rPr>
+                <w:rFonts w:ascii="Times New Roman" w:hAnsi="Times New Roman" w:cs="Times New Roman" w:eastAsia="Times New Roman"/>
+                <w:b w:val="0"/>
+                <w:i w:val="0"/>
+                <w:sz w:val="17"/>
+              </w:rPr>
+              <w:t>−161.78 °</w:t>
+            </w:r>
+          </w:p>
+        </w:tc>
+        <w:tc>
+          <w:tcPr>
+            <w:tcW w:type="dxa" w:w="1474"/>
+            <w:tcBorders>
+              <w:top w:val="single" w:sz="4" w:space="0" w:color="000000"/>
+              <w:left w:val="single" w:sz="4" w:space="0" w:color="000000"/>
+              <w:bottom w:val="single" w:sz="4" w:space="0" w:color="000000"/>
+              <w:right w:val="single" w:sz="4" w:space="0" w:color="000000"/>
+            </w:tcBorders>
+          </w:tcPr>
+          <w:p>
+            <w:pPr>
+              <w:keepNext/>
+              <w:spacing w:line="240" w:lineRule="auto" w:after="20"/>
+              <w:jc w:val="center"/>
+            </w:pPr>
+            <w:r>
+              <w:rPr>
+                <w:rFonts w:ascii="Times New Roman" w:hAnsi="Times New Roman" w:cs="Times New Roman" w:eastAsia="Times New Roman"/>
+                <w:b w:val="0"/>
+                <w:i w:val="0"/>
+                <w:sz w:val="17"/>
+              </w:rPr>
+              <w:t>-0.001 °</w:t>
+            </w:r>
+          </w:p>
+        </w:tc>
+      </w:tr>
+      <w:tr>
+        <w:trPr>
+          <w:cantSplit/>
+        </w:trPr>
+        <w:tc>
+          <w:tcPr>
+            <w:tcW w:type="dxa" w:w="794"/>
+            <w:tcBorders>
+              <w:top w:val="single" w:sz="4" w:space="0" w:color="000000"/>
+              <w:left w:val="single" w:sz="4" w:space="0" w:color="000000"/>
+              <w:bottom w:val="single" w:sz="4" w:space="0" w:color="000000"/>
+              <w:right w:val="single" w:sz="4" w:space="0" w:color="000000"/>
+            </w:tcBorders>
+          </w:tcPr>
+          <w:p>
+            <w:pPr>
+              <w:keepNext/>
+              <w:spacing w:line="240" w:lineRule="auto" w:after="20"/>
+              <w:jc w:val="left"/>
+            </w:pPr>
+            <w:r>
+              <w:rPr>
+                <w:rFonts w:ascii="Times New Roman" w:hAnsi="Times New Roman" w:cs="Times New Roman" w:eastAsia="Times New Roman"/>
+                <w:b w:val="0"/>
+                <w:i w:val="0"/>
+                <w:sz w:val="17"/>
+              </w:rPr>
+              <w:t>2</w:t>
+            </w:r>
+          </w:p>
+        </w:tc>
+        <w:tc>
+          <w:tcPr>
+            <w:tcW w:type="dxa" w:w="1928"/>
+            <w:tcBorders>
+              <w:top w:val="single" w:sz="4" w:space="0" w:color="000000"/>
+              <w:left w:val="single" w:sz="4" w:space="0" w:color="000000"/>
+              <w:bottom w:val="single" w:sz="4" w:space="0" w:color="000000"/>
+              <w:right w:val="single" w:sz="4" w:space="0" w:color="000000"/>
+            </w:tcBorders>
+          </w:tcPr>
+          <w:p>
+            <w:pPr>
+              <w:keepNext/>
+              <w:spacing w:line="240" w:lineRule="auto" w:after="20"/>
+              <w:jc w:val="center"/>
+            </w:pPr>
+            <w:r>
+              <w:rPr>
+                <w:rFonts w:ascii="Times New Roman" w:hAnsi="Times New Roman" w:cs="Times New Roman" w:eastAsia="Times New Roman"/>
+                <w:b w:val="0"/>
+                <w:i w:val="0"/>
+                <w:sz w:val="17"/>
+              </w:rPr>
+              <w:t>f = 998.48 Hz</w:t>
+            </w:r>
+          </w:p>
+        </w:tc>
+        <w:tc>
+          <w:tcPr>
+            <w:tcW w:type="dxa" w:w="1247"/>
+            <w:tcBorders>
+              <w:top w:val="single" w:sz="4" w:space="0" w:color="000000"/>
+              <w:left w:val="single" w:sz="4" w:space="0" w:color="000000"/>
+              <w:bottom w:val="single" w:sz="4" w:space="0" w:color="000000"/>
+              <w:right w:val="single" w:sz="4" w:space="0" w:color="000000"/>
+            </w:tcBorders>
+          </w:tcPr>
+          <w:p>
+            <w:pPr>
+              <w:keepNext/>
+              <w:spacing w:line="240" w:lineRule="auto" w:after="20"/>
+              <w:jc w:val="center"/>
+            </w:pPr>
+            <m:oMath>
+              <m:d>
+                <m:dPr>
+                  <m:begChr m:val="|"/>
+                  <m:endChr m:val="|"/>
+                  <m:sepChr m:val=""/>
+                  <m:grow/>
+                </m:dPr>
+                <m:e>
+                  <m:sSub>
+                    <m:e>
+                      <m:r>
+                        <m:t>V</m:t>
+                      </m:r>
+                    </m:e>
+                    <m:sub>
+                      <m:r>
+                        <m:t>O</m:t>
+                      </m:r>
+                    </m:sub>
+                  </m:sSub>
+                </m:e>
+              </m:d>
+            </m:oMath>
+          </w:p>
+        </w:tc>
+        <w:tc>
+          <w:tcPr>
+            <w:tcW w:type="dxa" w:w="1701"/>
+            <w:tcBorders>
+              <w:top w:val="single" w:sz="4" w:space="0" w:color="000000"/>
+              <w:left w:val="single" w:sz="4" w:space="0" w:color="000000"/>
+              <w:bottom w:val="single" w:sz="4" w:space="0" w:color="000000"/>
+              <w:right w:val="single" w:sz="4" w:space="0" w:color="000000"/>
+            </w:tcBorders>
+          </w:tcPr>
+          <w:p>
+            <w:pPr>
+              <w:keepNext/>
+              <w:spacing w:line="240" w:lineRule="auto" w:after="20"/>
+              <w:jc w:val="center"/>
+            </w:pPr>
+            <w:r>
+              <w:rPr>
+                <w:rFonts w:ascii="Times New Roman" w:hAnsi="Times New Roman" w:cs="Times New Roman" w:eastAsia="Times New Roman"/>
+                <w:b w:val="0"/>
+                <w:i w:val="0"/>
+                <w:sz w:val="17"/>
+              </w:rPr>
+              <w:t>−14.841 dB</w:t>
+            </w:r>
+          </w:p>
+        </w:tc>
+        <w:tc>
+          <w:tcPr>
+            <w:tcW w:type="dxa" w:w="1701"/>
+            <w:tcBorders>
+              <w:top w:val="single" w:sz="4" w:space="0" w:color="000000"/>
+              <w:left w:val="single" w:sz="4" w:space="0" w:color="000000"/>
+              <w:bottom w:val="single" w:sz="4" w:space="0" w:color="000000"/>
+              <w:right w:val="single" w:sz="4" w:space="0" w:color="000000"/>
+            </w:tcBorders>
+          </w:tcPr>
+          <w:p>
+            <w:pPr>
+              <w:keepNext/>
+              <w:spacing w:line="240" w:lineRule="auto" w:after="20"/>
+              <w:jc w:val="center"/>
+            </w:pPr>
+            <w:r>
+              <w:rPr>
+                <w:rFonts w:ascii="Times New Roman" w:hAnsi="Times New Roman" w:cs="Times New Roman" w:eastAsia="Times New Roman"/>
+                <w:b w:val="0"/>
+                <w:i w:val="0"/>
+                <w:sz w:val="17"/>
+              </w:rPr>
+              <w:t>−14.842 dB</w:t>
+            </w:r>
+          </w:p>
+        </w:tc>
+        <w:tc>
+          <w:tcPr>
+            <w:tcW w:type="dxa" w:w="1474"/>
+            <w:tcBorders>
+              <w:top w:val="single" w:sz="4" w:space="0" w:color="000000"/>
+              <w:left w:val="single" w:sz="4" w:space="0" w:color="000000"/>
+              <w:bottom w:val="single" w:sz="4" w:space="0" w:color="000000"/>
+              <w:right w:val="single" w:sz="4" w:space="0" w:color="000000"/>
+            </w:tcBorders>
+          </w:tcPr>
+          <w:p>
+            <w:pPr>
+              <w:keepNext/>
+              <w:spacing w:line="240" w:lineRule="auto" w:after="20"/>
+              <w:jc w:val="center"/>
+            </w:pPr>
+            <w:r>
+              <w:rPr>
+                <w:rFonts w:ascii="Times New Roman" w:hAnsi="Times New Roman" w:cs="Times New Roman" w:eastAsia="Times New Roman"/>
+                <w:b w:val="0"/>
+                <w:i w:val="0"/>
+                <w:sz w:val="17"/>
+              </w:rPr>
+              <w:t>+0.000 dB</w:t>
+            </w:r>
+          </w:p>
+        </w:tc>
+      </w:tr>
+      <w:tr>
+        <w:trPr>
+          <w:cantSplit/>
+        </w:trPr>
+        <w:tc>
+          <w:tcPr>
+            <w:tcW w:type="dxa" w:w="794"/>
+            <w:tcBorders>
+              <w:top w:val="single" w:sz="4" w:space="0" w:color="000000"/>
+              <w:left w:val="single" w:sz="4" w:space="0" w:color="000000"/>
+              <w:bottom w:val="single" w:sz="4" w:space="0" w:color="000000"/>
+              <w:right w:val="single" w:sz="4" w:space="0" w:color="000000"/>
+            </w:tcBorders>
+          </w:tcPr>
+          <w:p>
+            <w:pPr>
+              <w:keepNext w:val="0"/>
+              <w:spacing w:line="240" w:lineRule="auto" w:after="20"/>
+              <w:jc w:val="left"/>
+            </w:pPr>
+            <w:r>
+              <w:rPr>
+                <w:rFonts w:ascii="Times New Roman" w:hAnsi="Times New Roman" w:cs="Times New Roman" w:eastAsia="Times New Roman"/>
+                <w:b w:val="0"/>
+                <w:i w:val="0"/>
+                <w:sz w:val="17"/>
+              </w:rPr>
+              <w:t>2</w:t>
+            </w:r>
+          </w:p>
+        </w:tc>
+        <w:tc>
+          <w:tcPr>
+            <w:tcW w:type="dxa" w:w="1928"/>
+            <w:tcBorders>
+              <w:top w:val="single" w:sz="4" w:space="0" w:color="000000"/>
+              <w:left w:val="single" w:sz="4" w:space="0" w:color="000000"/>
+              <w:bottom w:val="single" w:sz="4" w:space="0" w:color="000000"/>
+              <w:right w:val="single" w:sz="4" w:space="0" w:color="000000"/>
+            </w:tcBorders>
+          </w:tcPr>
+          <w:p>
+            <w:pPr>
+              <w:keepNext w:val="0"/>
+              <w:spacing w:line="240" w:lineRule="auto" w:after="20"/>
+              <w:jc w:val="center"/>
+            </w:pPr>
+            <w:r>
+              <w:rPr>
+                <w:rFonts w:ascii="Times New Roman" w:hAnsi="Times New Roman" w:cs="Times New Roman" w:eastAsia="Times New Roman"/>
+                <w:b w:val="0"/>
+                <w:i w:val="0"/>
+                <w:sz w:val="17"/>
+              </w:rPr>
+              <w:t>f = 998.48 Hz</w:t>
+            </w:r>
+          </w:p>
+        </w:tc>
+        <w:tc>
+          <w:tcPr>
+            <w:tcW w:type="dxa" w:w="1247"/>
+            <w:tcBorders>
+              <w:top w:val="single" w:sz="4" w:space="0" w:color="000000"/>
+              <w:left w:val="single" w:sz="4" w:space="0" w:color="000000"/>
+              <w:bottom w:val="single" w:sz="4" w:space="0" w:color="000000"/>
+              <w:right w:val="single" w:sz="4" w:space="0" w:color="000000"/>
+            </w:tcBorders>
+          </w:tcPr>
+          <w:p>
+            <w:pPr>
+              <w:keepNext w:val="0"/>
+              <w:spacing w:line="240" w:lineRule="auto" w:after="20"/>
+              <w:jc w:val="center"/>
+            </w:pPr>
+            <m:oMath>
+              <m:r>
+                <m:rPr>
+                  <m:sty m:val="p"/>
+                </m:rPr>
+                <m:t>∠</m:t>
+              </m:r>
+              <m:sSub>
+                <m:e>
+                  <m:r>
+                    <m:t>V</m:t>
+                  </m:r>
+                </m:e>
+                <m:sub>
+                  <m:r>
+                    <m:t>O</m:t>
+                  </m:r>
+                </m:sub>
+              </m:sSub>
+            </m:oMath>
+          </w:p>
+        </w:tc>
+        <w:tc>
+          <w:tcPr>
+            <w:tcW w:type="dxa" w:w="1701"/>
+            <w:tcBorders>
+              <w:top w:val="single" w:sz="4" w:space="0" w:color="000000"/>
+              <w:left w:val="single" w:sz="4" w:space="0" w:color="000000"/>
+              <w:bottom w:val="single" w:sz="4" w:space="0" w:color="000000"/>
+              <w:right w:val="single" w:sz="4" w:space="0" w:color="000000"/>
+            </w:tcBorders>
+          </w:tcPr>
+          <w:p>
+            <w:pPr>
+              <w:keepNext w:val="0"/>
+              <w:spacing w:line="240" w:lineRule="auto" w:after="20"/>
+              <w:jc w:val="center"/>
+            </w:pPr>
+            <w:r>
+              <w:rPr>
+                <w:rFonts w:ascii="Times New Roman" w:hAnsi="Times New Roman" w:cs="Times New Roman" w:eastAsia="Times New Roman"/>
+                <w:b w:val="0"/>
+                <w:i w:val="0"/>
+                <w:sz w:val="17"/>
+              </w:rPr>
+              <w:t>−88.546 °</w:t>
+            </w:r>
+          </w:p>
+        </w:tc>
+        <w:tc>
+          <w:tcPr>
+            <w:tcW w:type="dxa" w:w="1701"/>
+            <w:tcBorders>
+              <w:top w:val="single" w:sz="4" w:space="0" w:color="000000"/>
+              <w:left w:val="single" w:sz="4" w:space="0" w:color="000000"/>
+              <w:bottom w:val="single" w:sz="4" w:space="0" w:color="000000"/>
+              <w:right w:val="single" w:sz="4" w:space="0" w:color="000000"/>
+            </w:tcBorders>
+          </w:tcPr>
+          <w:p>
+            <w:pPr>
+              <w:keepNext w:val="0"/>
+              <w:spacing w:line="240" w:lineRule="auto" w:after="20"/>
+              <w:jc w:val="center"/>
+            </w:pPr>
+            <w:r>
+              <w:rPr>
+                <w:rFonts w:ascii="Times New Roman" w:hAnsi="Times New Roman" w:cs="Times New Roman" w:eastAsia="Times New Roman"/>
+                <w:b w:val="0"/>
+                <w:i w:val="0"/>
+                <w:sz w:val="17"/>
+              </w:rPr>
+              <w:t>−88.544 °</w:t>
+            </w:r>
+          </w:p>
+        </w:tc>
+        <w:tc>
+          <w:tcPr>
+            <w:tcW w:type="dxa" w:w="1474"/>
+            <w:tcBorders>
+              <w:top w:val="single" w:sz="4" w:space="0" w:color="000000"/>
+              <w:left w:val="single" w:sz="4" w:space="0" w:color="000000"/>
+              <w:bottom w:val="single" w:sz="4" w:space="0" w:color="000000"/>
+              <w:right w:val="single" w:sz="4" w:space="0" w:color="000000"/>
+            </w:tcBorders>
+          </w:tcPr>
+          <w:p>
+            <w:pPr>
+              <w:keepNext w:val="0"/>
+              <w:spacing w:line="240" w:lineRule="auto" w:after="20"/>
+              <w:jc w:val="center"/>
+            </w:pPr>
+            <w:r>
+              <w:rPr>
+                <w:rFonts w:ascii="Times New Roman" w:hAnsi="Times New Roman" w:cs="Times New Roman" w:eastAsia="Times New Roman"/>
+                <w:b w:val="0"/>
+                <w:i w:val="0"/>
+                <w:sz w:val="17"/>
+              </w:rPr>
+              <w:t>-0.001 °</w:t>
+            </w:r>
+          </w:p>
+        </w:tc>
+      </w:tr>
+    </w:tbl>
+    <w:p>
+      <w:pPr>
+        <w:spacing w:after="120"/>
+      </w:pPr>
+    </w:p>
+    <w:p>
+      <w:pPr>
+        <w:keepNext/>
+        <w:spacing w:line="240" w:lineRule="auto" w:after="80"/>
+        <w:jc w:val="center"/>
+      </w:pPr>
+      <w:r>
+        <w:rPr>
+          <w:rFonts w:ascii="Times New Roman" w:hAnsi="Times New Roman" w:cs="Times New Roman" w:eastAsia="Times New Roman"/>
+          <w:b w:val="0"/>
+          <w:i w:val="0"/>
+          <w:sz w:val="20"/>
+        </w:rPr>
+        <w:t>Tablo 2.4.5  El hesabı ile SPICE</w:t>
       </w:r>
     </w:p>
     <w:tbl>
@@ -8578,7 +12236,7 @@
         <w:drawing>
           <wp:inline xmlns:a="http://schemas.openxmlformats.org/drawingml/2006/main" xmlns:pic="http://schemas.openxmlformats.org/drawingml/2006/picture">
             <wp:extent cx="3600000" cy="2433693"/>
-            <wp:docPr id="5" name="Picture 5"/>
+            <wp:docPr id="9" name="Picture 9"/>
             <wp:cNvGraphicFramePr>
               <a:graphicFrameLocks noChangeAspect="1"/>
             </wp:cNvGraphicFramePr>
@@ -8590,7 +12248,7 @@
                     <pic:cNvPicPr/>
                   </pic:nvPicPr>
                   <pic:blipFill>
-                    <a:blip r:embed="rId14"/>
+                    <a:blip r:embed="rId18"/>
                     <a:stretch>
                       <a:fillRect/>
                     </a:stretch>
@@ -12575,7 +16233,7 @@
         <w:drawing>
           <wp:inline xmlns:a="http://schemas.openxmlformats.org/drawingml/2006/main" xmlns:pic="http://schemas.openxmlformats.org/drawingml/2006/picture">
             <wp:extent cx="5580000" cy="2130545"/>
-            <wp:docPr id="6" name="Picture 6"/>
+            <wp:docPr id="10" name="Picture 10"/>
             <wp:cNvGraphicFramePr>
               <a:graphicFrameLocks noChangeAspect="1"/>
             </wp:cNvGraphicFramePr>
@@ -12587,7 +16245,7 @@
                     <pic:cNvPicPr/>
                   </pic:nvPicPr>
                   <pic:blipFill>
-                    <a:blip r:embed="rId15"/>
+                    <a:blip r:embed="rId19"/>
                     <a:stretch>
                       <a:fillRect/>
                     </a:stretch>
@@ -12724,6 +16382,877 @@
         </w:rPr>
         <w:t xml:space="preserve"> (soldaki), ayna oranı (sağdaki).</w:t>
       </w:r>
+    </w:p>
+    <w:p>
+      <w:r>
+        <w:rPr>
+          <w:rFonts w:ascii="Times New Roman" w:hAnsi="Times New Roman" w:cs="Times New Roman" w:eastAsia="Times New Roman"/>
+          <w:b w:val="0"/>
+          <w:i w:val="0"/>
+        </w:rPr>
+        <w:t xml:space="preserve">LTspice sonucu </w:t>
+      </w:r>
+      <w:r>
+        <w:rPr>
+          <w:rFonts w:ascii="Times New Roman" w:hAnsi="Times New Roman" w:cs="Times New Roman" w:eastAsia="Times New Roman"/>
+          <w:b w:val="0"/>
+          <w:i w:val="0"/>
+        </w:rPr>
+        <w:t>Şekil 3.2.2</w:t>
+      </w:r>
+      <w:r>
+        <w:rPr>
+          <w:rFonts w:ascii="Times New Roman" w:hAnsi="Times New Roman" w:cs="Times New Roman" w:eastAsia="Times New Roman"/>
+          <w:b w:val="0"/>
+          <w:i w:val="0"/>
+        </w:rPr>
+        <w:t xml:space="preserve">'de, imleç karşılaştırması </w:t>
+      </w:r>
+      <w:r>
+        <w:rPr>
+          <w:rFonts w:ascii="Times New Roman" w:hAnsi="Times New Roman" w:cs="Times New Roman" w:eastAsia="Times New Roman"/>
+          <w:b w:val="0"/>
+          <w:i w:val="0"/>
+        </w:rPr>
+        <w:t>Tablo 3.2.2</w:t>
+      </w:r>
+      <w:r>
+        <w:rPr>
+          <w:rFonts w:ascii="Times New Roman" w:hAnsi="Times New Roman" w:cs="Times New Roman" w:eastAsia="Times New Roman"/>
+          <w:b w:val="0"/>
+          <w:i w:val="0"/>
+        </w:rPr>
+        <w:t>'de verilmiştir.</w:t>
+      </w:r>
+    </w:p>
+    <w:p>
+      <w:pPr>
+        <w:keepNext/>
+        <w:spacing w:line="240" w:lineRule="auto"/>
+        <w:jc w:val="center"/>
+      </w:pPr>
+      <w:r>
+        <w:drawing>
+          <wp:inline xmlns:a="http://schemas.openxmlformats.org/drawingml/2006/main" xmlns:pic="http://schemas.openxmlformats.org/drawingml/2006/picture">
+            <wp:extent cx="5580000" cy="3487500"/>
+            <wp:docPr id="11" name="Picture 11"/>
+            <wp:cNvGraphicFramePr>
+              <a:graphicFrameLocks noChangeAspect="1"/>
+            </wp:cNvGraphicFramePr>
+            <a:graphic>
+              <a:graphicData uri="http://schemas.openxmlformats.org/drawingml/2006/picture">
+                <pic:pic>
+                  <pic:nvPicPr>
+                    <pic:cNvPr id="0" name="lt_e3_mirror_dc.png"/>
+                    <pic:cNvPicPr/>
+                  </pic:nvPicPr>
+                  <pic:blipFill>
+                    <a:blip r:embed="rId20"/>
+                    <a:stretch>
+                      <a:fillRect/>
+                    </a:stretch>
+                  </pic:blipFill>
+                  <pic:spPr>
+                    <a:xfrm>
+                      <a:off x="0" y="0"/>
+                      <a:ext cx="5580000" cy="3487500"/>
+                    </a:xfrm>
+                    <a:prstGeom prst="rect"/>
+                  </pic:spPr>
+                </pic:pic>
+              </a:graphicData>
+            </a:graphic>
+          </wp:inline>
+        </w:drawing>
+      </w:r>
+    </w:p>
+    <w:p>
+      <w:pPr>
+        <w:spacing w:line="240" w:lineRule="auto" w:after="240"/>
+        <w:jc w:val="center"/>
+      </w:pPr>
+      <w:r>
+        <w:rPr>
+          <w:rFonts w:ascii="Times New Roman" w:hAnsi="Times New Roman" w:cs="Times New Roman" w:eastAsia="Times New Roman"/>
+          <w:b w:val="0"/>
+          <w:i w:val="0"/>
+          <w:sz w:val="20"/>
+        </w:rPr>
+        <w:t xml:space="preserve">Şekil 3.2.2  LTspice DC sweep of the current mirror: reference-branch current </w:t>
+      </w:r>
+      <m:oMath>
+        <m:sSub>
+          <m:e>
+            <m:r>
+              <m:t>I</m:t>
+            </m:r>
+          </m:e>
+          <m:sub>
+            <m:r>
+              <m:t>D</m:t>
+            </m:r>
+          </m:sub>
+        </m:sSub>
+        <m:d>
+          <m:dPr>
+            <m:begChr m:val="("/>
+            <m:endChr m:val=")"/>
+            <m:sepChr m:val=""/>
+            <m:grow/>
+          </m:dPr>
+          <m:e>
+            <m:r>
+              <m:t>M</m:t>
+            </m:r>
+            <m:r>
+              <m:t>1</m:t>
+            </m:r>
+          </m:e>
+        </m:d>
+      </m:oMath>
+      <w:r>
+        <w:rPr>
+          <w:rFonts w:ascii="Times New Roman" w:hAnsi="Times New Roman" w:cs="Times New Roman" w:eastAsia="Times New Roman"/>
+          <w:b w:val="0"/>
+          <w:i w:val="0"/>
+          <w:sz w:val="20"/>
+        </w:rPr>
+        <w:t xml:space="preserve"> (blue) and output current </w:t>
+      </w:r>
+      <m:oMath>
+        <m:sSub>
+          <m:e>
+            <m:r>
+              <m:t>I</m:t>
+            </m:r>
+          </m:e>
+          <m:sub>
+            <m:r>
+              <m:t>D</m:t>
+            </m:r>
+          </m:sub>
+        </m:sSub>
+        <m:d>
+          <m:dPr>
+            <m:begChr m:val="("/>
+            <m:endChr m:val=")"/>
+            <m:sepChr m:val=""/>
+            <m:grow/>
+          </m:dPr>
+          <m:e>
+            <m:r>
+              <m:t>M</m:t>
+            </m:r>
+            <m:r>
+              <m:t>2</m:t>
+            </m:r>
+          </m:e>
+        </m:d>
+      </m:oMath>
+      <w:r>
+        <w:rPr>
+          <w:rFonts w:ascii="Times New Roman" w:hAnsi="Times New Roman" w:cs="Times New Roman" w:eastAsia="Times New Roman"/>
+          <w:b w:val="0"/>
+          <w:i w:val="0"/>
+          <w:sz w:val="20"/>
+        </w:rPr>
+        <w:t xml:space="preserve"> (green) versus </w:t>
+      </w:r>
+      <m:oMath>
+        <m:sSub>
+          <m:e>
+            <m:r>
+              <m:t>V</m:t>
+            </m:r>
+          </m:e>
+          <m:sub>
+            <m:r>
+              <m:t>i</m:t>
+            </m:r>
+          </m:sub>
+        </m:sSub>
+      </m:oMath>
+      <w:r>
+        <w:rPr>
+          <w:rFonts w:ascii="Times New Roman" w:hAnsi="Times New Roman" w:cs="Times New Roman" w:eastAsia="Times New Roman"/>
+          <w:b w:val="0"/>
+          <w:i w:val="0"/>
+          <w:sz w:val="20"/>
+        </w:rPr>
+        <w:t xml:space="preserve">; the cursors read </w:t>
+      </w:r>
+      <m:oMath>
+        <m:sSub>
+          <m:e>
+            <m:r>
+              <m:t>I</m:t>
+            </m:r>
+          </m:e>
+          <m:sub>
+            <m:r>
+              <m:t>D</m:t>
+            </m:r>
+          </m:sub>
+        </m:sSub>
+        <m:d>
+          <m:dPr>
+            <m:begChr m:val="("/>
+            <m:endChr m:val=")"/>
+            <m:sepChr m:val=""/>
+            <m:grow/>
+          </m:dPr>
+          <m:e>
+            <m:r>
+              <m:t>M</m:t>
+            </m:r>
+            <m:r>
+              <m:t>1</m:t>
+            </m:r>
+          </m:e>
+        </m:d>
+      </m:oMath>
+      <w:r>
+        <w:rPr>
+          <w:rFonts w:ascii="Times New Roman" w:hAnsi="Times New Roman" w:cs="Times New Roman" w:eastAsia="Times New Roman"/>
+          <w:b w:val="0"/>
+          <w:i w:val="0"/>
+          <w:sz w:val="20"/>
+        </w:rPr>
+        <w:t xml:space="preserve"> (LTspice; cihaz seri no: TOBB-7K3Q-0421)</w:t>
+      </w:r>
+    </w:p>
+    <w:p>
+      <w:pPr>
+        <w:keepNext/>
+        <w:spacing w:line="240" w:lineRule="auto" w:after="80"/>
+        <w:jc w:val="center"/>
+      </w:pPr>
+      <w:r>
+        <w:rPr>
+          <w:rFonts w:ascii="Times New Roman" w:hAnsi="Times New Roman" w:cs="Times New Roman" w:eastAsia="Times New Roman"/>
+          <w:b w:val="0"/>
+          <w:i w:val="0"/>
+          <w:sz w:val="20"/>
+        </w:rPr>
+        <w:t xml:space="preserve">Tablo 3.2.2  </w:t>
+      </w:r>
+      <w:r>
+        <w:rPr>
+          <w:rFonts w:ascii="Times New Roman" w:hAnsi="Times New Roman" w:cs="Times New Roman" w:eastAsia="Times New Roman"/>
+          <w:b w:val="0"/>
+          <w:i w:val="0"/>
+          <w:sz w:val="20"/>
+        </w:rPr>
+        <w:t>Şekil 3.2.2</w:t>
+      </w:r>
+      <w:r>
+        <w:rPr>
+          <w:rFonts w:ascii="Times New Roman" w:hAnsi="Times New Roman" w:cs="Times New Roman" w:eastAsia="Times New Roman"/>
+          <w:b w:val="0"/>
+          <w:i w:val="0"/>
+          <w:sz w:val="20"/>
+        </w:rPr>
+        <w:t xml:space="preserve"> imleç değerleri ve aynı x'te ngspice değerleri</w:t>
+      </w:r>
+    </w:p>
+    <w:tbl>
+      <w:tblPr>
+        <w:tblW w:type="auto" w:w="0"/>
+        <w:jc w:val="center"/>
+        <w:tblLayout w:type="fixed"/>
+        <w:tblLook w:firstColumn="1" w:firstRow="1" w:lastColumn="0" w:lastRow="0" w:noHBand="0" w:noVBand="1" w:val="04A0"/>
+      </w:tblPr>
+      <w:tblGrid>
+        <w:gridCol w:w="794"/>
+        <w:gridCol w:w="1928"/>
+        <w:gridCol w:w="1247"/>
+        <w:gridCol w:w="1701"/>
+        <w:gridCol w:w="1701"/>
+        <w:gridCol w:w="1474"/>
+      </w:tblGrid>
+      <w:tr>
+        <w:trPr>
+          <w:tblHeader/>
+          <w:cantSplit/>
+        </w:trPr>
+        <w:tc>
+          <w:tcPr>
+            <w:tcW w:type="dxa" w:w="794"/>
+            <w:tcBorders>
+              <w:top w:val="single" w:sz="4" w:space="0" w:color="000000"/>
+              <w:left w:val="single" w:sz="4" w:space="0" w:color="000000"/>
+              <w:bottom w:val="single" w:sz="4" w:space="0" w:color="000000"/>
+              <w:right w:val="single" w:sz="4" w:space="0" w:color="000000"/>
+            </w:tcBorders>
+            <w:shd w:val="clear" w:color="auto" w:fill="D9D9D9"/>
+          </w:tcPr>
+          <w:p>
+            <w:pPr>
+              <w:keepNext/>
+              <w:spacing w:line="240" w:lineRule="auto" w:after="20"/>
+              <w:jc w:val="left"/>
+            </w:pPr>
+            <w:r>
+              <w:rPr>
+                <w:rFonts w:ascii="Times New Roman" w:hAnsi="Times New Roman" w:cs="Times New Roman" w:eastAsia="Times New Roman"/>
+                <w:b/>
+                <w:i w:val="0"/>
+                <w:sz w:val="17"/>
+              </w:rPr>
+              <w:t>İmleç</w:t>
+            </w:r>
+          </w:p>
+        </w:tc>
+        <w:tc>
+          <w:tcPr>
+            <w:tcW w:type="dxa" w:w="1928"/>
+            <w:tcBorders>
+              <w:top w:val="single" w:sz="4" w:space="0" w:color="000000"/>
+              <w:left w:val="single" w:sz="4" w:space="0" w:color="000000"/>
+              <w:bottom w:val="single" w:sz="4" w:space="0" w:color="000000"/>
+              <w:right w:val="single" w:sz="4" w:space="0" w:color="000000"/>
+            </w:tcBorders>
+            <w:shd w:val="clear" w:color="auto" w:fill="D9D9D9"/>
+          </w:tcPr>
+          <w:p>
+            <w:pPr>
+              <w:keepNext/>
+              <w:spacing w:line="240" w:lineRule="auto" w:after="20"/>
+              <w:jc w:val="center"/>
+            </w:pPr>
+            <w:r>
+              <w:rPr>
+                <w:rFonts w:ascii="Times New Roman" w:hAnsi="Times New Roman" w:cs="Times New Roman" w:eastAsia="Times New Roman"/>
+                <w:b/>
+                <w:i w:val="0"/>
+                <w:sz w:val="17"/>
+              </w:rPr>
+              <w:t>x koordinatı</w:t>
+            </w:r>
+          </w:p>
+        </w:tc>
+        <w:tc>
+          <w:tcPr>
+            <w:tcW w:type="dxa" w:w="1247"/>
+            <w:tcBorders>
+              <w:top w:val="single" w:sz="4" w:space="0" w:color="000000"/>
+              <w:left w:val="single" w:sz="4" w:space="0" w:color="000000"/>
+              <w:bottom w:val="single" w:sz="4" w:space="0" w:color="000000"/>
+              <w:right w:val="single" w:sz="4" w:space="0" w:color="000000"/>
+            </w:tcBorders>
+            <w:shd w:val="clear" w:color="auto" w:fill="D9D9D9"/>
+          </w:tcPr>
+          <w:p>
+            <w:pPr>
+              <w:keepNext/>
+              <w:spacing w:line="240" w:lineRule="auto" w:after="20"/>
+              <w:jc w:val="center"/>
+            </w:pPr>
+            <w:r>
+              <w:rPr>
+                <w:rFonts w:ascii="Times New Roman" w:hAnsi="Times New Roman" w:cs="Times New Roman" w:eastAsia="Times New Roman"/>
+                <w:b/>
+                <w:i w:val="0"/>
+                <w:sz w:val="17"/>
+              </w:rPr>
+              <w:t>Büyüklük</w:t>
+            </w:r>
+          </w:p>
+        </w:tc>
+        <w:tc>
+          <w:tcPr>
+            <w:tcW w:type="dxa" w:w="1701"/>
+            <w:tcBorders>
+              <w:top w:val="single" w:sz="4" w:space="0" w:color="000000"/>
+              <w:left w:val="single" w:sz="4" w:space="0" w:color="000000"/>
+              <w:bottom w:val="single" w:sz="4" w:space="0" w:color="000000"/>
+              <w:right w:val="single" w:sz="4" w:space="0" w:color="000000"/>
+            </w:tcBorders>
+            <w:shd w:val="clear" w:color="auto" w:fill="D9D9D9"/>
+          </w:tcPr>
+          <w:p>
+            <w:pPr>
+              <w:keepNext/>
+              <w:spacing w:line="240" w:lineRule="auto" w:after="20"/>
+              <w:jc w:val="center"/>
+            </w:pPr>
+            <w:r>
+              <w:rPr>
+                <w:rFonts w:ascii="Times New Roman" w:hAnsi="Times New Roman" w:cs="Times New Roman" w:eastAsia="Times New Roman"/>
+                <w:b/>
+                <w:i w:val="0"/>
+                <w:sz w:val="17"/>
+              </w:rPr>
+              <w:t>LTspice</w:t>
+            </w:r>
+          </w:p>
+        </w:tc>
+        <w:tc>
+          <w:tcPr>
+            <w:tcW w:type="dxa" w:w="1701"/>
+            <w:tcBorders>
+              <w:top w:val="single" w:sz="4" w:space="0" w:color="000000"/>
+              <w:left w:val="single" w:sz="4" w:space="0" w:color="000000"/>
+              <w:bottom w:val="single" w:sz="4" w:space="0" w:color="000000"/>
+              <w:right w:val="single" w:sz="4" w:space="0" w:color="000000"/>
+            </w:tcBorders>
+            <w:shd w:val="clear" w:color="auto" w:fill="D9D9D9"/>
+          </w:tcPr>
+          <w:p>
+            <w:pPr>
+              <w:keepNext/>
+              <w:spacing w:line="240" w:lineRule="auto" w:after="20"/>
+              <w:jc w:val="center"/>
+            </w:pPr>
+            <w:r>
+              <w:rPr>
+                <w:rFonts w:ascii="Times New Roman" w:hAnsi="Times New Roman" w:cs="Times New Roman" w:eastAsia="Times New Roman"/>
+                <w:b/>
+                <w:i w:val="0"/>
+                <w:sz w:val="17"/>
+              </w:rPr>
+              <w:t>ngspice</w:t>
+            </w:r>
+          </w:p>
+        </w:tc>
+        <w:tc>
+          <w:tcPr>
+            <w:tcW w:type="dxa" w:w="1474"/>
+            <w:tcBorders>
+              <w:top w:val="single" w:sz="4" w:space="0" w:color="000000"/>
+              <w:left w:val="single" w:sz="4" w:space="0" w:color="000000"/>
+              <w:bottom w:val="single" w:sz="4" w:space="0" w:color="000000"/>
+              <w:right w:val="single" w:sz="4" w:space="0" w:color="000000"/>
+            </w:tcBorders>
+            <w:shd w:val="clear" w:color="auto" w:fill="D9D9D9"/>
+          </w:tcPr>
+          <w:p>
+            <w:pPr>
+              <w:keepNext/>
+              <w:spacing w:line="240" w:lineRule="auto" w:after="20"/>
+              <w:jc w:val="center"/>
+            </w:pPr>
+            <w:r>
+              <w:rPr>
+                <w:rFonts w:ascii="Times New Roman" w:hAnsi="Times New Roman" w:cs="Times New Roman" w:eastAsia="Times New Roman"/>
+                <w:b/>
+                <w:i w:val="0"/>
+                <w:sz w:val="17"/>
+              </w:rPr>
+              <w:t>Fark</w:t>
+            </w:r>
+          </w:p>
+        </w:tc>
+      </w:tr>
+      <w:tr>
+        <w:trPr>
+          <w:cantSplit/>
+        </w:trPr>
+        <w:tc>
+          <w:tcPr>
+            <w:tcW w:type="dxa" w:w="794"/>
+            <w:tcBorders>
+              <w:top w:val="single" w:sz="4" w:space="0" w:color="000000"/>
+              <w:left w:val="single" w:sz="4" w:space="0" w:color="000000"/>
+              <w:bottom w:val="single" w:sz="4" w:space="0" w:color="000000"/>
+              <w:right w:val="single" w:sz="4" w:space="0" w:color="000000"/>
+            </w:tcBorders>
+          </w:tcPr>
+          <w:p>
+            <w:pPr>
+              <w:keepNext/>
+              <w:spacing w:line="240" w:lineRule="auto" w:after="20"/>
+              <w:jc w:val="left"/>
+            </w:pPr>
+            <w:r>
+              <w:rPr>
+                <w:rFonts w:ascii="Times New Roman" w:hAnsi="Times New Roman" w:cs="Times New Roman" w:eastAsia="Times New Roman"/>
+                <w:b w:val="0"/>
+                <w:i w:val="0"/>
+                <w:sz w:val="17"/>
+              </w:rPr>
+              <w:t>1</w:t>
+            </w:r>
+          </w:p>
+        </w:tc>
+        <w:tc>
+          <w:tcPr>
+            <w:tcW w:type="dxa" w:w="1928"/>
+            <w:tcBorders>
+              <w:top w:val="single" w:sz="4" w:space="0" w:color="000000"/>
+              <w:left w:val="single" w:sz="4" w:space="0" w:color="000000"/>
+              <w:bottom w:val="single" w:sz="4" w:space="0" w:color="000000"/>
+              <w:right w:val="single" w:sz="4" w:space="0" w:color="000000"/>
+            </w:tcBorders>
+          </w:tcPr>
+          <w:p>
+            <w:pPr>
+              <w:keepNext/>
+              <w:spacing w:line="240" w:lineRule="auto" w:after="20"/>
+              <w:jc w:val="center"/>
+            </w:pPr>
+            <m:oMath>
+              <m:sSub>
+                <m:e>
+                  <m:r>
+                    <m:t>V</m:t>
+                  </m:r>
+                </m:e>
+                <m:sub>
+                  <m:r>
+                    <m:t>i</m:t>
+                  </m:r>
+                </m:sub>
+              </m:sSub>
+            </m:oMath>
+            <w:r>
+              <w:rPr>
+                <w:rFonts w:ascii="Times New Roman" w:hAnsi="Times New Roman" w:cs="Times New Roman" w:eastAsia="Times New Roman"/>
+                <w:b w:val="0"/>
+                <w:i w:val="0"/>
+                <w:sz w:val="17"/>
+              </w:rPr>
+              <w:t xml:space="preserve"> = 5 V</w:t>
+            </w:r>
+          </w:p>
+        </w:tc>
+        <w:tc>
+          <w:tcPr>
+            <w:tcW w:type="dxa" w:w="1247"/>
+            <w:tcBorders>
+              <w:top w:val="single" w:sz="4" w:space="0" w:color="000000"/>
+              <w:left w:val="single" w:sz="4" w:space="0" w:color="000000"/>
+              <w:bottom w:val="single" w:sz="4" w:space="0" w:color="000000"/>
+              <w:right w:val="single" w:sz="4" w:space="0" w:color="000000"/>
+            </w:tcBorders>
+          </w:tcPr>
+          <w:p>
+            <w:pPr>
+              <w:keepNext/>
+              <w:spacing w:line="240" w:lineRule="auto" w:after="20"/>
+              <w:jc w:val="center"/>
+            </w:pPr>
+            <m:oMath>
+              <m:sSub>
+                <m:e>
+                  <m:r>
+                    <m:t>I</m:t>
+                  </m:r>
+                </m:e>
+                <m:sub>
+                  <m:r>
+                    <m:t>D</m:t>
+                  </m:r>
+                </m:sub>
+              </m:sSub>
+              <m:d>
+                <m:dPr>
+                  <m:begChr m:val="("/>
+                  <m:endChr m:val=")"/>
+                  <m:sepChr m:val=""/>
+                  <m:grow/>
+                </m:dPr>
+                <m:e>
+                  <m:r>
+                    <m:t>M</m:t>
+                  </m:r>
+                  <m:r>
+                    <m:t>1</m:t>
+                  </m:r>
+                </m:e>
+              </m:d>
+            </m:oMath>
+          </w:p>
+        </w:tc>
+        <w:tc>
+          <w:tcPr>
+            <w:tcW w:type="dxa" w:w="1701"/>
+            <w:tcBorders>
+              <w:top w:val="single" w:sz="4" w:space="0" w:color="000000"/>
+              <w:left w:val="single" w:sz="4" w:space="0" w:color="000000"/>
+              <w:bottom w:val="single" w:sz="4" w:space="0" w:color="000000"/>
+              <w:right w:val="single" w:sz="4" w:space="0" w:color="000000"/>
+            </w:tcBorders>
+          </w:tcPr>
+          <w:p>
+            <w:pPr>
+              <w:keepNext/>
+              <w:spacing w:line="240" w:lineRule="auto" w:after="20"/>
+              <w:jc w:val="center"/>
+            </w:pPr>
+            <w:r>
+              <w:rPr>
+                <w:rFonts w:ascii="Times New Roman" w:hAnsi="Times New Roman" w:cs="Times New Roman" w:eastAsia="Times New Roman"/>
+                <w:b w:val="0"/>
+                <w:i w:val="0"/>
+                <w:sz w:val="17"/>
+              </w:rPr>
+              <w:t>3.8865 mA</w:t>
+            </w:r>
+          </w:p>
+        </w:tc>
+        <w:tc>
+          <w:tcPr>
+            <w:tcW w:type="dxa" w:w="1701"/>
+            <w:tcBorders>
+              <w:top w:val="single" w:sz="4" w:space="0" w:color="000000"/>
+              <w:left w:val="single" w:sz="4" w:space="0" w:color="000000"/>
+              <w:bottom w:val="single" w:sz="4" w:space="0" w:color="000000"/>
+              <w:right w:val="single" w:sz="4" w:space="0" w:color="000000"/>
+            </w:tcBorders>
+          </w:tcPr>
+          <w:p>
+            <w:pPr>
+              <w:keepNext/>
+              <w:spacing w:line="240" w:lineRule="auto" w:after="20"/>
+              <w:jc w:val="center"/>
+            </w:pPr>
+            <w:r>
+              <w:rPr>
+                <w:rFonts w:ascii="Times New Roman" w:hAnsi="Times New Roman" w:cs="Times New Roman" w:eastAsia="Times New Roman"/>
+                <w:b w:val="0"/>
+                <w:i w:val="0"/>
+                <w:sz w:val="17"/>
+              </w:rPr>
+              <w:t>3.8869 mA</w:t>
+            </w:r>
+          </w:p>
+        </w:tc>
+        <w:tc>
+          <w:tcPr>
+            <w:tcW w:type="dxa" w:w="1474"/>
+            <w:tcBorders>
+              <w:top w:val="single" w:sz="4" w:space="0" w:color="000000"/>
+              <w:left w:val="single" w:sz="4" w:space="0" w:color="000000"/>
+              <w:bottom w:val="single" w:sz="4" w:space="0" w:color="000000"/>
+              <w:right w:val="single" w:sz="4" w:space="0" w:color="000000"/>
+            </w:tcBorders>
+          </w:tcPr>
+          <w:p>
+            <w:pPr>
+              <w:keepNext/>
+              <w:spacing w:line="240" w:lineRule="auto" w:after="20"/>
+              <w:jc w:val="center"/>
+            </w:pPr>
+            <w:r>
+              <w:rPr>
+                <w:rFonts w:ascii="Times New Roman" w:hAnsi="Times New Roman" w:cs="Times New Roman" w:eastAsia="Times New Roman"/>
+                <w:b w:val="0"/>
+                <w:i w:val="0"/>
+                <w:sz w:val="17"/>
+              </w:rPr>
+              <w:t>-0.010%</w:t>
+            </w:r>
+          </w:p>
+        </w:tc>
+      </w:tr>
+      <w:tr>
+        <w:trPr>
+          <w:cantSplit/>
+        </w:trPr>
+        <w:tc>
+          <w:tcPr>
+            <w:tcW w:type="dxa" w:w="794"/>
+            <w:tcBorders>
+              <w:top w:val="single" w:sz="4" w:space="0" w:color="000000"/>
+              <w:left w:val="single" w:sz="4" w:space="0" w:color="000000"/>
+              <w:bottom w:val="single" w:sz="4" w:space="0" w:color="000000"/>
+              <w:right w:val="single" w:sz="4" w:space="0" w:color="000000"/>
+            </w:tcBorders>
+          </w:tcPr>
+          <w:p>
+            <w:pPr>
+              <w:keepNext w:val="0"/>
+              <w:spacing w:line="240" w:lineRule="auto" w:after="20"/>
+              <w:jc w:val="left"/>
+            </w:pPr>
+            <w:r>
+              <w:rPr>
+                <w:rFonts w:ascii="Times New Roman" w:hAnsi="Times New Roman" w:cs="Times New Roman" w:eastAsia="Times New Roman"/>
+                <w:b w:val="0"/>
+                <w:i w:val="0"/>
+                <w:sz w:val="17"/>
+              </w:rPr>
+              <w:t>2</w:t>
+            </w:r>
+          </w:p>
+        </w:tc>
+        <w:tc>
+          <w:tcPr>
+            <w:tcW w:type="dxa" w:w="1928"/>
+            <w:tcBorders>
+              <w:top w:val="single" w:sz="4" w:space="0" w:color="000000"/>
+              <w:left w:val="single" w:sz="4" w:space="0" w:color="000000"/>
+              <w:bottom w:val="single" w:sz="4" w:space="0" w:color="000000"/>
+              <w:right w:val="single" w:sz="4" w:space="0" w:color="000000"/>
+            </w:tcBorders>
+          </w:tcPr>
+          <w:p>
+            <w:pPr>
+              <w:keepNext w:val="0"/>
+              <w:spacing w:line="240" w:lineRule="auto" w:after="20"/>
+              <w:jc w:val="center"/>
+            </w:pPr>
+            <m:oMath>
+              <m:sSub>
+                <m:e>
+                  <m:r>
+                    <m:t>V</m:t>
+                  </m:r>
+                </m:e>
+                <m:sub>
+                  <m:r>
+                    <m:t>i</m:t>
+                  </m:r>
+                </m:sub>
+              </m:sSub>
+            </m:oMath>
+            <w:r>
+              <w:rPr>
+                <w:rFonts w:ascii="Times New Roman" w:hAnsi="Times New Roman" w:cs="Times New Roman" w:eastAsia="Times New Roman"/>
+                <w:b w:val="0"/>
+                <w:i w:val="0"/>
+                <w:sz w:val="17"/>
+              </w:rPr>
+              <w:t xml:space="preserve"> = 15 V</w:t>
+            </w:r>
+          </w:p>
+        </w:tc>
+        <w:tc>
+          <w:tcPr>
+            <w:tcW w:type="dxa" w:w="1247"/>
+            <w:tcBorders>
+              <w:top w:val="single" w:sz="4" w:space="0" w:color="000000"/>
+              <w:left w:val="single" w:sz="4" w:space="0" w:color="000000"/>
+              <w:bottom w:val="single" w:sz="4" w:space="0" w:color="000000"/>
+              <w:right w:val="single" w:sz="4" w:space="0" w:color="000000"/>
+            </w:tcBorders>
+          </w:tcPr>
+          <w:p>
+            <w:pPr>
+              <w:keepNext w:val="0"/>
+              <w:spacing w:line="240" w:lineRule="auto" w:after="20"/>
+              <w:jc w:val="center"/>
+            </w:pPr>
+            <m:oMath>
+              <m:sSub>
+                <m:e>
+                  <m:r>
+                    <m:t>I</m:t>
+                  </m:r>
+                </m:e>
+                <m:sub>
+                  <m:r>
+                    <m:t>D</m:t>
+                  </m:r>
+                </m:sub>
+              </m:sSub>
+              <m:d>
+                <m:dPr>
+                  <m:begChr m:val="("/>
+                  <m:endChr m:val=")"/>
+                  <m:sepChr m:val=""/>
+                  <m:grow/>
+                </m:dPr>
+                <m:e>
+                  <m:r>
+                    <m:t>M</m:t>
+                  </m:r>
+                  <m:r>
+                    <m:t>1</m:t>
+                  </m:r>
+                </m:e>
+              </m:d>
+            </m:oMath>
+          </w:p>
+        </w:tc>
+        <w:tc>
+          <w:tcPr>
+            <w:tcW w:type="dxa" w:w="1701"/>
+            <w:tcBorders>
+              <w:top w:val="single" w:sz="4" w:space="0" w:color="000000"/>
+              <w:left w:val="single" w:sz="4" w:space="0" w:color="000000"/>
+              <w:bottom w:val="single" w:sz="4" w:space="0" w:color="000000"/>
+              <w:right w:val="single" w:sz="4" w:space="0" w:color="000000"/>
+            </w:tcBorders>
+          </w:tcPr>
+          <w:p>
+            <w:pPr>
+              <w:keepNext w:val="0"/>
+              <w:spacing w:line="240" w:lineRule="auto" w:after="20"/>
+              <w:jc w:val="center"/>
+            </w:pPr>
+            <w:r>
+              <w:rPr>
+                <w:rFonts w:ascii="Times New Roman" w:hAnsi="Times New Roman" w:cs="Times New Roman" w:eastAsia="Times New Roman"/>
+                <w:b w:val="0"/>
+                <w:i w:val="0"/>
+                <w:sz w:val="17"/>
+              </w:rPr>
+              <w:t>18.131 mA</w:t>
+            </w:r>
+          </w:p>
+        </w:tc>
+        <w:tc>
+          <w:tcPr>
+            <w:tcW w:type="dxa" w:w="1701"/>
+            <w:tcBorders>
+              <w:top w:val="single" w:sz="4" w:space="0" w:color="000000"/>
+              <w:left w:val="single" w:sz="4" w:space="0" w:color="000000"/>
+              <w:bottom w:val="single" w:sz="4" w:space="0" w:color="000000"/>
+              <w:right w:val="single" w:sz="4" w:space="0" w:color="000000"/>
+            </w:tcBorders>
+          </w:tcPr>
+          <w:p>
+            <w:pPr>
+              <w:keepNext w:val="0"/>
+              <w:spacing w:line="240" w:lineRule="auto" w:after="20"/>
+              <w:jc w:val="center"/>
+            </w:pPr>
+            <w:r>
+              <w:rPr>
+                <w:rFonts w:ascii="Times New Roman" w:hAnsi="Times New Roman" w:cs="Times New Roman" w:eastAsia="Times New Roman"/>
+                <w:b w:val="0"/>
+                <w:i w:val="0"/>
+                <w:sz w:val="17"/>
+              </w:rPr>
+              <w:t>18.131 mA</w:t>
+            </w:r>
+          </w:p>
+        </w:tc>
+        <w:tc>
+          <w:tcPr>
+            <w:tcW w:type="dxa" w:w="1474"/>
+            <w:tcBorders>
+              <w:top w:val="single" w:sz="4" w:space="0" w:color="000000"/>
+              <w:left w:val="single" w:sz="4" w:space="0" w:color="000000"/>
+              <w:bottom w:val="single" w:sz="4" w:space="0" w:color="000000"/>
+              <w:right w:val="single" w:sz="4" w:space="0" w:color="000000"/>
+            </w:tcBorders>
+          </w:tcPr>
+          <w:p>
+            <w:pPr>
+              <w:keepNext w:val="0"/>
+              <w:spacing w:line="240" w:lineRule="auto" w:after="20"/>
+              <w:jc w:val="center"/>
+            </w:pPr>
+            <w:r>
+              <w:rPr>
+                <w:rFonts w:ascii="Times New Roman" w:hAnsi="Times New Roman" w:cs="Times New Roman" w:eastAsia="Times New Roman"/>
+                <w:b w:val="0"/>
+                <w:i w:val="0"/>
+                <w:sz w:val="17"/>
+              </w:rPr>
+              <w:t>+0.000%</w:t>
+            </w:r>
+          </w:p>
+        </w:tc>
+      </w:tr>
+    </w:tbl>
+    <w:p>
+      <w:pPr>
+        <w:spacing w:after="120"/>
+      </w:pPr>
     </w:p>
     <w:p>
       <w:r>

--- a/ele224l_on_calisma/out/TR_Deney3_Ogretici_Rehber.docx
+++ b/ele224l_on_calisma/out/TR_Deney3_Ogretici_Rehber.docx
@@ -4,46 +4,92 @@
   <w:body>
     <w:p>
       <w:pPr>
-        <w:spacing w:line="276" w:lineRule="auto" w:after="40"/>
+        <w:jc w:val="center"/>
+      </w:pPr>
+      <w:r>
+        <w:drawing>
+          <wp:inline xmlns:a="http://schemas.openxmlformats.org/drawingml/2006/main" xmlns:pic="http://schemas.openxmlformats.org/drawingml/2006/picture">
+            <wp:extent cx="5580000" cy="2072571"/>
+            <wp:docPr id="1" name="Picture 1"/>
+            <wp:cNvGraphicFramePr>
+              <a:graphicFrameLocks noChangeAspect="1"/>
+            </wp:cNvGraphicFramePr>
+            <a:graphic>
+              <a:graphicData uri="http://schemas.openxmlformats.org/drawingml/2006/picture">
+                <pic:pic>
+                  <pic:nvPicPr>
+                    <pic:cNvPr id="0" name="cover_banner.png"/>
+                    <pic:cNvPicPr/>
+                  </pic:nvPicPr>
+                  <pic:blipFill>
+                    <a:blip r:embed="rId10"/>
+                    <a:stretch>
+                      <a:fillRect/>
+                    </a:stretch>
+                  </pic:blipFill>
+                  <pic:spPr>
+                    <a:xfrm>
+                      <a:off x="0" y="0"/>
+                      <a:ext cx="5580000" cy="2072571"/>
+                    </a:xfrm>
+                    <a:prstGeom prst="rect"/>
+                  </pic:spPr>
+                </pic:pic>
+              </a:graphicData>
+            </a:graphic>
+          </wp:inline>
+        </w:drawing>
+      </w:r>
+    </w:p>
+    <w:p/>
+    <w:p/>
+    <w:p/>
+    <w:p>
+      <w:pPr>
+        <w:spacing w:line="276" w:lineRule="auto" w:after="160"/>
         <w:jc w:val="center"/>
       </w:pPr>
       <w:r>
         <w:rPr>
           <w:rFonts w:ascii="Times New Roman" w:hAnsi="Times New Roman" w:cs="Times New Roman" w:eastAsia="Times New Roman"/>
           <w:b/>
-          <w:sz w:val="30"/>
+          <w:sz w:val="34"/>
         </w:rPr>
         <w:t>Deney 3 – Ön Çalışma Öğretici Rehberi</w:t>
       </w:r>
     </w:p>
     <w:p>
       <w:pPr>
-        <w:spacing w:line="276" w:lineRule="auto" w:after="40"/>
+        <w:spacing w:line="276" w:lineRule="auto" w:after="160"/>
         <w:jc w:val="center"/>
       </w:pPr>
       <w:r>
         <w:rPr>
           <w:rFonts w:ascii="Times New Roman" w:hAnsi="Times New Roman" w:cs="Times New Roman" w:eastAsia="Times New Roman"/>
           <w:b w:val="0"/>
-          <w:sz w:val="24"/>
+          <w:sz w:val="28"/>
         </w:rPr>
         <w:t>MOSFET Yükselteçleri: Ortak Kaynak ve Akım Aynası</w:t>
       </w:r>
     </w:p>
     <w:p>
       <w:pPr>
-        <w:spacing w:line="276" w:lineRule="auto" w:after="40"/>
+        <w:spacing w:line="276" w:lineRule="auto" w:after="160"/>
         <w:jc w:val="center"/>
       </w:pPr>
       <w:r>
         <w:rPr>
           <w:rFonts w:ascii="Times New Roman" w:hAnsi="Times New Roman" w:cs="Times New Roman" w:eastAsia="Times New Roman"/>
           <w:b w:val="0"/>
-          <w:sz w:val="22"/>
+          <w:sz w:val="26"/>
         </w:rPr>
         <w:t>Bu belge SADECE ÖĞRENMEK içindir; teslim edilecek metin İngilizce rapordur.</w:t>
       </w:r>
     </w:p>
+    <w:p/>
+    <w:p/>
+    <w:p/>
+    <w:p/>
     <w:tbl>
       <w:tblPr>
         <w:tblW w:type="auto" w:w="0"/>
@@ -67,13 +113,13 @@
           </w:tcPr>
           <w:p>
             <w:pPr>
-              <w:spacing w:line="276" w:lineRule="auto"/>
+              <w:spacing w:line="360" w:lineRule="auto"/>
             </w:pPr>
             <w:r>
               <w:rPr>
                 <w:rFonts w:ascii="Times New Roman" w:hAnsi="Times New Roman" w:cs="Times New Roman" w:eastAsia="Times New Roman"/>
                 <w:b/>
-                <w:sz w:val="24"/>
+                <w:sz w:val="26"/>
               </w:rPr>
               <w:t>Ad Soyad</w:t>
             </w:r>
@@ -91,14 +137,15 @@
           </w:tcPr>
           <w:p>
             <w:pPr>
-              <w:spacing w:line="276" w:lineRule="auto"/>
+              <w:spacing w:line="360" w:lineRule="auto"/>
             </w:pPr>
             <w:r>
               <w:rPr>
                 <w:rFonts w:ascii="Times New Roman" w:hAnsi="Times New Roman" w:cs="Times New Roman" w:eastAsia="Times New Roman"/>
                 <w:b w:val="0"/>
-                <w:sz w:val="24"/>
+                <w:sz w:val="26"/>
               </w:rPr>
+              <w:t>Beşir Kerem Üstüntürk</w:t>
             </w:r>
           </w:p>
         </w:tc>
@@ -116,13 +163,13 @@
           </w:tcPr>
           <w:p>
             <w:pPr>
-              <w:spacing w:line="276" w:lineRule="auto"/>
+              <w:spacing w:line="360" w:lineRule="auto"/>
             </w:pPr>
             <w:r>
               <w:rPr>
                 <w:rFonts w:ascii="Times New Roman" w:hAnsi="Times New Roman" w:cs="Times New Roman" w:eastAsia="Times New Roman"/>
                 <w:b/>
-                <w:sz w:val="24"/>
+                <w:sz w:val="26"/>
               </w:rPr>
               <w:t>Numara</w:t>
             </w:r>
@@ -140,14 +187,15 @@
           </w:tcPr>
           <w:p>
             <w:pPr>
-              <w:spacing w:line="276" w:lineRule="auto"/>
+              <w:spacing w:line="360" w:lineRule="auto"/>
             </w:pPr>
             <w:r>
               <w:rPr>
                 <w:rFonts w:ascii="Times New Roman" w:hAnsi="Times New Roman" w:cs="Times New Roman" w:eastAsia="Times New Roman"/>
                 <w:b w:val="0"/>
-                <w:sz w:val="24"/>
+                <w:sz w:val="26"/>
               </w:rPr>
+              <w:t>251201037</w:t>
             </w:r>
           </w:p>
         </w:tc>
@@ -165,13 +213,13 @@
           </w:tcPr>
           <w:p>
             <w:pPr>
-              <w:spacing w:line="276" w:lineRule="auto"/>
+              <w:spacing w:line="360" w:lineRule="auto"/>
             </w:pPr>
             <w:r>
               <w:rPr>
                 <w:rFonts w:ascii="Times New Roman" w:hAnsi="Times New Roman" w:cs="Times New Roman" w:eastAsia="Times New Roman"/>
                 <w:b/>
-                <w:sz w:val="24"/>
+                <w:sz w:val="26"/>
               </w:rPr>
               <w:t>Tarih</w:t>
             </w:r>
@@ -189,20 +237,25 @@
           </w:tcPr>
           <w:p>
             <w:pPr>
-              <w:spacing w:line="276" w:lineRule="auto"/>
+              <w:spacing w:line="360" w:lineRule="auto"/>
             </w:pPr>
             <w:r>
               <w:rPr>
                 <w:rFonts w:ascii="Times New Roman" w:hAnsi="Times New Roman" w:cs="Times New Roman" w:eastAsia="Times New Roman"/>
                 <w:b w:val="0"/>
-                <w:sz w:val="24"/>
+                <w:sz w:val="26"/>
               </w:rPr>
+              <w:t>11 Ekim 2026</w:t>
             </w:r>
           </w:p>
         </w:tc>
       </w:tr>
     </w:tbl>
-    <w:p/>
+    <w:p>
+      <w:r>
+        <w:br w:type="page"/>
+      </w:r>
+    </w:p>
     <w:p>
       <w:pPr>
         <w:keepNext/>
@@ -623,7 +676,7 @@
         <w:drawing>
           <wp:inline xmlns:a="http://schemas.openxmlformats.org/drawingml/2006/main" xmlns:pic="http://schemas.openxmlformats.org/drawingml/2006/picture">
             <wp:extent cx="4680000" cy="3355618"/>
-            <wp:docPr id="1" name="Picture 1"/>
+            <wp:docPr id="2" name="Picture 2"/>
             <wp:cNvGraphicFramePr>
               <a:graphicFrameLocks noChangeAspect="1"/>
             </wp:cNvGraphicFramePr>
@@ -635,7 +688,7 @@
                     <pic:cNvPicPr/>
                   </pic:nvPicPr>
                   <pic:blipFill>
-                    <a:blip r:embed="rId10"/>
+                    <a:blip r:embed="rId11"/>
                     <a:stretch>
                       <a:fillRect/>
                     </a:stretch>
@@ -2594,7 +2647,33 @@
                 <w:i w:val="0"/>
                 <w:sz w:val="22"/>
               </w:rPr>
-              <w:t xml:space="preserve"> V gibi çok küçük bir değer kalıyor. Bu, BS170'in eşiğinin (0,8–3,0 V) büyük yayılımı nedeniyle risklidir: eşik 3 V olan bir parçada transistör kesime girer. Gerçek laboratuvarda bu yüzden gerilimler ölçülüp doğrulanır.</w:t>
+              <w:t xml:space="preserve"> V gibi çok küçük bir değer kalıyor. BS170'in eşiği veri sayfasında 0,8–3,0 V arasında yayılır; eşik 0,8 V olan parçada </w:t>
+            </w:r>
+            <m:oMath>
+              <m:sSub>
+                <m:e>
+                  <m:r>
+                    <m:t>V</m:t>
+                  </m:r>
+                </m:e>
+                <m:sub>
+                  <m:r>
+                    <m:t>D</m:t>
+                  </m:r>
+                  <m:r>
+                    <m:t>S</m:t>
+                  </m:r>
+                </m:sub>
+              </m:sSub>
+            </m:oMath>
+            <w:r>
+              <w:rPr>
+                <w:rFonts w:ascii="Times New Roman" w:hAnsi="Times New Roman" w:cs="Times New Roman" w:eastAsia="Times New Roman"/>
+                <w:b w:val="0"/>
+                <w:i w:val="0"/>
+                <w:sz w:val="22"/>
+              </w:rPr>
+              <w:t xml:space="preserve"> yaklaşık 1,9 V'a düşer (doymaya yaklaşır), 3,0 V olan parçada ise akım 0,19 mA'e iner ve kazanç çok düşer (ayrıntı: sondaki ek sorular). Gerçek laboratuvarda bu yüzden gerilimler ölçülüp doğrulanır.</w:t>
             </w:r>
           </w:p>
         </w:tc>
@@ -6299,7 +6378,7 @@
         <w:drawing>
           <wp:inline xmlns:a="http://schemas.openxmlformats.org/drawingml/2006/main" xmlns:pic="http://schemas.openxmlformats.org/drawingml/2006/picture">
             <wp:extent cx="4860000" cy="2892857"/>
-            <wp:docPr id="2" name="Picture 2"/>
+            <wp:docPr id="3" name="Picture 3"/>
             <wp:cNvGraphicFramePr>
               <a:graphicFrameLocks noChangeAspect="1"/>
             </wp:cNvGraphicFramePr>
@@ -6311,7 +6390,7 @@
                     <pic:cNvPicPr/>
                   </pic:nvPicPr>
                   <pic:blipFill>
-                    <a:blip r:embed="rId11"/>
+                    <a:blip r:embed="rId12"/>
                     <a:stretch>
                       <a:fillRect/>
                     </a:stretch>
@@ -6378,7 +6457,7 @@
         <w:drawing>
           <wp:inline xmlns:a="http://schemas.openxmlformats.org/drawingml/2006/main" xmlns:pic="http://schemas.openxmlformats.org/drawingml/2006/picture">
             <wp:extent cx="4860000" cy="2892857"/>
-            <wp:docPr id="3" name="Picture 3"/>
+            <wp:docPr id="4" name="Picture 4"/>
             <wp:cNvGraphicFramePr>
               <a:graphicFrameLocks noChangeAspect="1"/>
             </wp:cNvGraphicFramePr>
@@ -6390,7 +6469,7 @@
                     <pic:cNvPicPr/>
                   </pic:nvPicPr>
                   <pic:blipFill>
-                    <a:blip r:embed="rId12"/>
+                    <a:blip r:embed="rId13"/>
                     <a:stretch>
                       <a:fillRect/>
                     </a:stretch>
@@ -6457,7 +6536,7 @@
         <w:drawing>
           <wp:inline xmlns:a="http://schemas.openxmlformats.org/drawingml/2006/main" xmlns:pic="http://schemas.openxmlformats.org/drawingml/2006/picture">
             <wp:extent cx="4680000" cy="2511220"/>
-            <wp:docPr id="4" name="Picture 4"/>
+            <wp:docPr id="5" name="Picture 5"/>
             <wp:cNvGraphicFramePr>
               <a:graphicFrameLocks noChangeAspect="1"/>
             </wp:cNvGraphicFramePr>
@@ -6469,7 +6548,7 @@
                     <pic:cNvPicPr/>
                   </pic:nvPicPr>
                   <pic:blipFill>
-                    <a:blip r:embed="rId13"/>
+                    <a:blip r:embed="rId14"/>
                     <a:stretch>
                       <a:fillRect/>
                     </a:stretch>
@@ -6555,7 +6634,7 @@
         <w:drawing>
           <wp:inline xmlns:a="http://schemas.openxmlformats.org/drawingml/2006/main" xmlns:pic="http://schemas.openxmlformats.org/drawingml/2006/picture">
             <wp:extent cx="5580000" cy="3487500"/>
-            <wp:docPr id="5" name="Picture 5"/>
+            <wp:docPr id="6" name="Picture 6"/>
             <wp:cNvGraphicFramePr>
               <a:graphicFrameLocks noChangeAspect="1"/>
             </wp:cNvGraphicFramePr>
@@ -6567,7 +6646,7 @@
                     <pic:cNvPicPr/>
                   </pic:nvPicPr>
                   <pic:blipFill>
-                    <a:blip r:embed="rId14"/>
+                    <a:blip r:embed="rId15"/>
                     <a:stretch>
                       <a:fillRect/>
                     </a:stretch>
@@ -7298,7 +7377,7 @@
         <w:drawing>
           <wp:inline xmlns:a="http://schemas.openxmlformats.org/drawingml/2006/main" xmlns:pic="http://schemas.openxmlformats.org/drawingml/2006/picture">
             <wp:extent cx="5580000" cy="3487500"/>
-            <wp:docPr id="6" name="Picture 6"/>
+            <wp:docPr id="7" name="Picture 7"/>
             <wp:cNvGraphicFramePr>
               <a:graphicFrameLocks noChangeAspect="1"/>
             </wp:cNvGraphicFramePr>
@@ -7310,7 +7389,7 @@
                     <pic:cNvPicPr/>
                   </pic:nvPicPr>
                   <pic:blipFill>
-                    <a:blip r:embed="rId15"/>
+                    <a:blip r:embed="rId16"/>
                     <a:stretch>
                       <a:fillRect/>
                     </a:stretch>
@@ -8018,7 +8097,7 @@
         <w:drawing>
           <wp:inline xmlns:a="http://schemas.openxmlformats.org/drawingml/2006/main" xmlns:pic="http://schemas.openxmlformats.org/drawingml/2006/picture">
             <wp:extent cx="5580000" cy="3487500"/>
-            <wp:docPr id="7" name="Picture 7"/>
+            <wp:docPr id="8" name="Picture 8"/>
             <wp:cNvGraphicFramePr>
               <a:graphicFrameLocks noChangeAspect="1"/>
             </wp:cNvGraphicFramePr>
@@ -8030,7 +8109,7 @@
                     <pic:cNvPicPr/>
                   </pic:nvPicPr>
                   <pic:blipFill>
-                    <a:blip r:embed="rId16"/>
+                    <a:blip r:embed="rId17"/>
                     <a:stretch>
                       <a:fillRect/>
                     </a:stretch>
@@ -9143,7 +9222,7 @@
         <w:drawing>
           <wp:inline xmlns:a="http://schemas.openxmlformats.org/drawingml/2006/main" xmlns:pic="http://schemas.openxmlformats.org/drawingml/2006/picture">
             <wp:extent cx="5580000" cy="3487500"/>
-            <wp:docPr id="8" name="Picture 8"/>
+            <wp:docPr id="9" name="Picture 9"/>
             <wp:cNvGraphicFramePr>
               <a:graphicFrameLocks noChangeAspect="1"/>
             </wp:cNvGraphicFramePr>
@@ -9155,7 +9234,7 @@
                     <pic:cNvPicPr/>
                   </pic:nvPicPr>
                   <pic:blipFill>
-                    <a:blip r:embed="rId17"/>
+                    <a:blip r:embed="rId18"/>
                     <a:stretch>
                       <a:fillRect/>
                     </a:stretch>
@@ -12236,7 +12315,7 @@
         <w:drawing>
           <wp:inline xmlns:a="http://schemas.openxmlformats.org/drawingml/2006/main" xmlns:pic="http://schemas.openxmlformats.org/drawingml/2006/picture">
             <wp:extent cx="3600000" cy="2433693"/>
-            <wp:docPr id="9" name="Picture 9"/>
+            <wp:docPr id="10" name="Picture 10"/>
             <wp:cNvGraphicFramePr>
               <a:graphicFrameLocks noChangeAspect="1"/>
             </wp:cNvGraphicFramePr>
@@ -12248,7 +12327,7 @@
                     <pic:cNvPicPr/>
                   </pic:nvPicPr>
                   <pic:blipFill>
-                    <a:blip r:embed="rId18"/>
+                    <a:blip r:embed="rId19"/>
                     <a:stretch>
                       <a:fillRect/>
                     </a:stretch>
@@ -16233,7 +16312,7 @@
         <w:drawing>
           <wp:inline xmlns:a="http://schemas.openxmlformats.org/drawingml/2006/main" xmlns:pic="http://schemas.openxmlformats.org/drawingml/2006/picture">
             <wp:extent cx="5580000" cy="2130545"/>
-            <wp:docPr id="10" name="Picture 10"/>
+            <wp:docPr id="11" name="Picture 11"/>
             <wp:cNvGraphicFramePr>
               <a:graphicFrameLocks noChangeAspect="1"/>
             </wp:cNvGraphicFramePr>
@@ -16245,7 +16324,7 @@
                     <pic:cNvPicPr/>
                   </pic:nvPicPr>
                   <pic:blipFill>
-                    <a:blip r:embed="rId19"/>
+                    <a:blip r:embed="rId20"/>
                     <a:stretch>
                       <a:fillRect/>
                     </a:stretch>
@@ -16435,7 +16514,7 @@
         <w:drawing>
           <wp:inline xmlns:a="http://schemas.openxmlformats.org/drawingml/2006/main" xmlns:pic="http://schemas.openxmlformats.org/drawingml/2006/picture">
             <wp:extent cx="5580000" cy="3487500"/>
-            <wp:docPr id="11" name="Picture 11"/>
+            <wp:docPr id="12" name="Picture 12"/>
             <wp:cNvGraphicFramePr>
               <a:graphicFrameLocks noChangeAspect="1"/>
             </wp:cNvGraphicFramePr>
@@ -16447,7 +16526,7 @@
                     <pic:cNvPicPr/>
                   </pic:nvPicPr>
                   <pic:blipFill>
-                    <a:blip r:embed="rId20"/>
+                    <a:blip r:embed="rId21"/>
                     <a:stretch>
                       <a:fillRect/>
                     </a:stretch>
@@ -18548,6 +18627,1598 @@
           <w:i w:val="0"/>
         </w:rPr>
         <w:t xml:space="preserve"> aldığından fark yoktur.</w:t>
+      </w:r>
+    </w:p>
+    <w:p>
+      <w:pPr>
+        <w:keepNext/>
+        <w:spacing w:before="240" w:after="120"/>
+      </w:pPr>
+      <w:r>
+        <w:rPr>
+          <w:rFonts w:ascii="Times New Roman" w:hAnsi="Times New Roman" w:cs="Times New Roman" w:eastAsia="Times New Roman"/>
+          <w:b/>
+          <w:i w:val="0"/>
+          <w:sz w:val="24"/>
+        </w:rPr>
+        <w:t>6  AKLA GELEBİLECEK EK SORULAR ("YA ŞÖYLE OLSAYDI?")</w:t>
+      </w:r>
+    </w:p>
+    <w:p>
+      <w:r>
+        <w:rPr>
+          <w:rFonts w:ascii="Times New Roman" w:hAnsi="Times New Roman" w:cs="Times New Roman" w:eastAsia="Times New Roman"/>
+          <w:b w:val="0"/>
+          <w:i w:val="0"/>
+        </w:rPr>
+        <w:t>Bu bölüm, deney sırasında ya da sözlü/quiz anında akla gelebilecek ihtimalleri sayısıyla cevaplar. Hepsi bu klasördeki modellerle hesaplanmış ya da veri sayfasından alınmıştır; kendi başıma kabul ettiğim bir sayı varsa belirtilmiştir.</w:t>
+      </w:r>
+    </w:p>
+    <w:p>
+      <w:r>
+        <w:rPr>
+          <w:rFonts w:ascii="Times New Roman" w:hAnsi="Times New Roman" w:cs="Times New Roman" w:eastAsia="Times New Roman"/>
+          <w:b/>
+          <w:i w:val="0"/>
+        </w:rPr>
+        <w:t>S:</w:t>
+      </w:r>
+      <w:r>
+        <w:rPr>
+          <w:rFonts w:ascii="Times New Roman" w:hAnsi="Times New Roman" w:cs="Times New Roman" w:eastAsia="Times New Roman"/>
+          <w:b w:val="0"/>
+          <w:i w:val="0"/>
+        </w:rPr>
+        <w:t xml:space="preserve"> </w:t>
+      </w:r>
+      <m:oMath>
+        <m:sSub>
+          <m:e>
+            <m:r>
+              <m:t>R</m:t>
+            </m:r>
+          </m:e>
+          <m:sub>
+            <m:r>
+              <m:t>L</m:t>
+            </m:r>
+          </m:sub>
+        </m:sSub>
+      </m:oMath>
+      <w:r>
+        <w:rPr>
+          <w:rFonts w:ascii="Times New Roman" w:hAnsi="Times New Roman" w:cs="Times New Roman" w:eastAsia="Times New Roman"/>
+          <w:b w:val="0"/>
+          <w:i w:val="0"/>
+        </w:rPr>
+        <w:t xml:space="preserve"> bağlı değilse kazanç ne olur?</w:t>
+      </w:r>
+    </w:p>
+    <w:p>
+      <w:r>
+        <w:rPr>
+          <w:rFonts w:ascii="Times New Roman" w:hAnsi="Times New Roman" w:cs="Times New Roman" w:eastAsia="Times New Roman"/>
+          <w:b/>
+          <w:i w:val="0"/>
+        </w:rPr>
+        <w:t>C:</w:t>
+      </w:r>
+      <w:r>
+        <w:rPr>
+          <w:rFonts w:ascii="Times New Roman" w:hAnsi="Times New Roman" w:cs="Times New Roman" w:eastAsia="Times New Roman"/>
+          <w:b w:val="0"/>
+          <w:i w:val="0"/>
+        </w:rPr>
+        <w:t xml:space="preserve"> Orta bantta </w:t>
+      </w:r>
+      <m:oMath>
+        <m:sSub>
+          <m:e>
+            <m:r>
+              <m:t>A</m:t>
+            </m:r>
+          </m:e>
+          <m:sub>
+            <m:r>
+              <m:t>V</m:t>
+            </m:r>
+          </m:sub>
+        </m:sSub>
+        <m:r>
+          <m:rPr>
+            <m:sty m:val="p"/>
+          </m:rPr>
+          <m:t>=</m:t>
+        </m:r>
+        <m:r>
+          <m:rPr>
+            <m:sty m:val="p"/>
+          </m:rPr>
+          <m:t>−</m:t>
+        </m:r>
+        <m:sSub>
+          <m:e>
+            <m:r>
+              <m:t>g</m:t>
+            </m:r>
+          </m:e>
+          <m:sub>
+            <m:r>
+              <m:t>m</m:t>
+            </m:r>
+          </m:sub>
+        </m:sSub>
+        <m:sSub>
+          <m:e>
+            <m:r>
+              <m:t>R</m:t>
+            </m:r>
+          </m:e>
+          <m:sub>
+            <m:r>
+              <m:t>D</m:t>
+            </m:r>
+          </m:sub>
+        </m:sSub>
+        <m:r>
+          <m:rPr>
+            <m:sty m:val="p"/>
+          </m:rPr>
+          <m:t>=</m:t>
+        </m:r>
+        <m:r>
+          <m:rPr>
+            <m:sty m:val="p"/>
+          </m:rPr>
+          <m:t>−</m:t>
+        </m:r>
+        <m:r>
+          <m:t>6</m:t>
+        </m:r>
+        <m:r>
+          <m:rPr>
+            <m:sty m:val="p"/>
+          </m:rPr>
+          <m:t>,</m:t>
+        </m:r>
+        <m:r>
+          <m:t>418</m:t>
+        </m:r>
+        <m:r>
+          <m:rPr>
+            <m:nor/>
+            <m:sty m:val="p"/>
+          </m:rPr>
+          <m:t> mS</m:t>
+        </m:r>
+        <m:r>
+          <m:rPr>
+            <m:sty m:val="p"/>
+          </m:rPr>
+          <m:t>×</m:t>
+        </m:r>
+        <m:r>
+          <m:t>15</m:t>
+        </m:r>
+        <m:r>
+          <m:rPr>
+            <m:nor/>
+            <m:sty m:val="p"/>
+          </m:rPr>
+          <m:t> k</m:t>
+        </m:r>
+        <m:r>
+          <m:t>Ω</m:t>
+        </m:r>
+        <m:r>
+          <m:rPr>
+            <m:sty m:val="p"/>
+          </m:rPr>
+          <m:t>=</m:t>
+        </m:r>
+        <m:r>
+          <m:rPr>
+            <m:sty m:val="p"/>
+          </m:rPr>
+          <m:t>−</m:t>
+        </m:r>
+        <m:r>
+          <m:t>96.3</m:t>
+        </m:r>
+      </m:oMath>
+      <w:r>
+        <w:rPr>
+          <w:rFonts w:ascii="Times New Roman" w:hAnsi="Times New Roman" w:cs="Times New Roman" w:eastAsia="Times New Roman"/>
+          <w:b w:val="0"/>
+          <w:i w:val="0"/>
+        </w:rPr>
+        <w:t xml:space="preserve"> (yük varken −38,5).</w:t>
+      </w:r>
+    </w:p>
+    <w:p>
+      <w:r>
+        <w:rPr>
+          <w:rFonts w:ascii="Times New Roman" w:hAnsi="Times New Roman" w:cs="Times New Roman" w:eastAsia="Times New Roman"/>
+          <w:b/>
+          <w:i w:val="0"/>
+        </w:rPr>
+        <w:t>S:</w:t>
+      </w:r>
+      <w:r>
+        <w:rPr>
+          <w:rFonts w:ascii="Times New Roman" w:hAnsi="Times New Roman" w:cs="Times New Roman" w:eastAsia="Times New Roman"/>
+          <w:b w:val="0"/>
+          <w:i w:val="0"/>
+        </w:rPr>
+        <w:t xml:space="preserve"> </w:t>
+      </w:r>
+      <m:oMath>
+        <m:sSub>
+          <m:e>
+            <m:r>
+              <m:t>C</m:t>
+            </m:r>
+          </m:e>
+          <m:sub>
+            <m:r>
+              <m:t>S</m:t>
+            </m:r>
+          </m:sub>
+        </m:sSub>
+      </m:oMath>
+      <w:r>
+        <w:rPr>
+          <w:rFonts w:ascii="Times New Roman" w:hAnsi="Times New Roman" w:cs="Times New Roman" w:eastAsia="Times New Roman"/>
+          <w:b w:val="0"/>
+          <w:i w:val="0"/>
+        </w:rPr>
+        <w:t>'in etkisi hangi frekanstan başlar?</w:t>
+      </w:r>
+    </w:p>
+    <w:p>
+      <w:r>
+        <w:rPr>
+          <w:rFonts w:ascii="Times New Roman" w:hAnsi="Times New Roman" w:cs="Times New Roman" w:eastAsia="Times New Roman"/>
+          <w:b/>
+          <w:i w:val="0"/>
+        </w:rPr>
+        <w:t>C:</w:t>
+      </w:r>
+      <w:r>
+        <w:rPr>
+          <w:rFonts w:ascii="Times New Roman" w:hAnsi="Times New Roman" w:cs="Times New Roman" w:eastAsia="Times New Roman"/>
+          <w:b w:val="0"/>
+          <w:i w:val="0"/>
+        </w:rPr>
+        <w:t xml:space="preserve"> Sıfır: </w:t>
+      </w:r>
+      <m:oMath>
+        <m:sSub>
+          <m:e>
+            <m:r>
+              <m:t>f</m:t>
+            </m:r>
+          </m:e>
+          <m:sub>
+            <m:r>
+              <m:t>z</m:t>
+            </m:r>
+          </m:sub>
+        </m:sSub>
+        <m:r>
+          <m:rPr>
+            <m:sty m:val="p"/>
+          </m:rPr>
+          <m:t>=</m:t>
+        </m:r>
+        <m:r>
+          <m:t>1</m:t>
+        </m:r>
+        <m:r>
+          <m:rPr>
+            <m:sty m:val="p"/>
+          </m:rPr>
+          <m:t>/</m:t>
+        </m:r>
+        <m:d>
+          <m:dPr>
+            <m:begChr m:val="("/>
+            <m:endChr m:val=")"/>
+            <m:sepChr m:val=""/>
+            <m:grow/>
+          </m:dPr>
+          <m:e>
+            <m:r>
+              <m:t>2</m:t>
+            </m:r>
+            <m:r>
+              <m:t>π</m:t>
+            </m:r>
+            <m:sSub>
+              <m:e>
+                <m:r>
+                  <m:t>R</m:t>
+                </m:r>
+              </m:e>
+              <m:sub>
+                <m:r>
+                  <m:t>S</m:t>
+                </m:r>
+              </m:sub>
+            </m:sSub>
+            <m:sSub>
+              <m:e>
+                <m:r>
+                  <m:t>C</m:t>
+                </m:r>
+              </m:e>
+              <m:sub>
+                <m:r>
+                  <m:t>S</m:t>
+                </m:r>
+              </m:sub>
+            </m:sSub>
+          </m:e>
+        </m:d>
+        <m:r>
+          <m:rPr>
+            <m:sty m:val="p"/>
+          </m:rPr>
+          <m:t>=</m:t>
+        </m:r>
+        <m:r>
+          <m:t>723</m:t>
+        </m:r>
+      </m:oMath>
+      <w:r>
+        <w:rPr>
+          <w:rFonts w:ascii="Times New Roman" w:hAnsi="Times New Roman" w:cs="Times New Roman" w:eastAsia="Times New Roman"/>
+          <w:b w:val="0"/>
+          <w:i w:val="0"/>
+        </w:rPr>
+        <w:t xml:space="preserve"> Hz. Kazanç, </w:t>
+      </w:r>
+      <m:oMath>
+        <m:r>
+          <m:t>1</m:t>
+        </m:r>
+        <m:r>
+          <m:rPr>
+            <m:sty m:val="p"/>
+          </m:rPr>
+          <m:t>/</m:t>
+        </m:r>
+        <m:d>
+          <m:dPr>
+            <m:begChr m:val="("/>
+            <m:endChr m:val=")"/>
+            <m:sepChr m:val=""/>
+            <m:grow/>
+          </m:dPr>
+          <m:e>
+            <m:r>
+              <m:t>ω</m:t>
+            </m:r>
+            <m:sSub>
+              <m:e>
+                <m:r>
+                  <m:t>C</m:t>
+                </m:r>
+              </m:e>
+              <m:sub>
+                <m:r>
+                  <m:t>S</m:t>
+                </m:r>
+              </m:sub>
+            </m:sSub>
+          </m:e>
+        </m:d>
+        <m:r>
+          <m:rPr>
+            <m:sty m:val="p"/>
+          </m:rPr>
+          <m:t>≈</m:t>
+        </m:r>
+        <m:r>
+          <m:t>1</m:t>
+        </m:r>
+        <m:r>
+          <m:rPr>
+            <m:sty m:val="p"/>
+          </m:rPr>
+          <m:t>/</m:t>
+        </m:r>
+        <m:sSub>
+          <m:e>
+            <m:r>
+              <m:t>g</m:t>
+            </m:r>
+          </m:e>
+          <m:sub>
+            <m:r>
+              <m:t>m</m:t>
+            </m:r>
+          </m:sub>
+        </m:sSub>
+      </m:oMath>
+      <w:r>
+        <w:rPr>
+          <w:rFonts w:ascii="Times New Roman" w:hAnsi="Times New Roman" w:cs="Times New Roman" w:eastAsia="Times New Roman"/>
+          <w:b w:val="0"/>
+          <w:i w:val="0"/>
+        </w:rPr>
+        <w:t xml:space="preserve"> olduğu </w:t>
+      </w:r>
+      <m:oMath>
+        <m:r>
+          <m:t>f</m:t>
+        </m:r>
+        <m:r>
+          <m:rPr>
+            <m:sty m:val="p"/>
+          </m:rPr>
+          <m:t>≈</m:t>
+        </m:r>
+        <m:sSub>
+          <m:e>
+            <m:r>
+              <m:t>g</m:t>
+            </m:r>
+          </m:e>
+          <m:sub>
+            <m:r>
+              <m:t>m</m:t>
+            </m:r>
+          </m:sub>
+        </m:sSub>
+        <m:r>
+          <m:rPr>
+            <m:sty m:val="p"/>
+          </m:rPr>
+          <m:t>/</m:t>
+        </m:r>
+        <m:d>
+          <m:dPr>
+            <m:begChr m:val="("/>
+            <m:endChr m:val=")"/>
+            <m:sepChr m:val=""/>
+            <m:grow/>
+          </m:dPr>
+          <m:e>
+            <m:r>
+              <m:t>2</m:t>
+            </m:r>
+            <m:r>
+              <m:t>π</m:t>
+            </m:r>
+            <m:sSub>
+              <m:e>
+                <m:r>
+                  <m:t>C</m:t>
+                </m:r>
+              </m:e>
+              <m:sub>
+                <m:r>
+                  <m:t>S</m:t>
+                </m:r>
+              </m:sub>
+            </m:sSub>
+          </m:e>
+        </m:d>
+        <m:r>
+          <m:rPr>
+            <m:sty m:val="p"/>
+          </m:rPr>
+          <m:t>=</m:t>
+        </m:r>
+        <m:r>
+          <m:t>46.4</m:t>
+        </m:r>
+      </m:oMath>
+      <w:r>
+        <w:rPr>
+          <w:rFonts w:ascii="Times New Roman" w:hAnsi="Times New Roman" w:cs="Times New Roman" w:eastAsia="Times New Roman"/>
+          <w:b w:val="0"/>
+          <w:i w:val="0"/>
+        </w:rPr>
+        <w:t xml:space="preserve"> kHz civarında düzleşir. Bu yüzden 10 kHz tam geçiş bölgesinin ortasındadır.</w:t>
+      </w:r>
+    </w:p>
+    <w:p>
+      <w:r>
+        <w:rPr>
+          <w:rFonts w:ascii="Times New Roman" w:hAnsi="Times New Roman" w:cs="Times New Roman" w:eastAsia="Times New Roman"/>
+          <w:b/>
+          <w:i w:val="0"/>
+        </w:rPr>
+        <w:t>S:</w:t>
+      </w:r>
+      <w:r>
+        <w:rPr>
+          <w:rFonts w:ascii="Times New Roman" w:hAnsi="Times New Roman" w:cs="Times New Roman" w:eastAsia="Times New Roman"/>
+          <w:b w:val="0"/>
+          <w:i w:val="0"/>
+        </w:rPr>
+        <w:t xml:space="preserve"> Kuplaj kondansatörlerinin köşe frekansları?</w:t>
+      </w:r>
+    </w:p>
+    <w:p>
+      <w:r>
+        <w:rPr>
+          <w:rFonts w:ascii="Times New Roman" w:hAnsi="Times New Roman" w:cs="Times New Roman" w:eastAsia="Times New Roman"/>
+          <w:b/>
+          <w:i w:val="0"/>
+        </w:rPr>
+        <w:t>C:</w:t>
+      </w:r>
+      <w:r>
+        <w:rPr>
+          <w:rFonts w:ascii="Times New Roman" w:hAnsi="Times New Roman" w:cs="Times New Roman" w:eastAsia="Times New Roman"/>
+          <w:b w:val="0"/>
+          <w:i w:val="0"/>
+        </w:rPr>
+        <w:t xml:space="preserve"> Giriş: </w:t>
+      </w:r>
+      <m:oMath>
+        <m:r>
+          <m:t>1</m:t>
+        </m:r>
+        <m:r>
+          <m:rPr>
+            <m:sty m:val="p"/>
+          </m:rPr>
+          <m:t>/</m:t>
+        </m:r>
+        <m:d>
+          <m:dPr>
+            <m:begChr m:val="("/>
+            <m:endChr m:val=")"/>
+            <m:sepChr m:val=""/>
+            <m:grow/>
+          </m:dPr>
+          <m:e>
+            <m:r>
+              <m:t>2</m:t>
+            </m:r>
+            <m:r>
+              <m:t>π</m:t>
+            </m:r>
+            <m:sSub>
+              <m:e>
+                <m:r>
+                  <m:t>R</m:t>
+                </m:r>
+              </m:e>
+              <m:sub>
+                <m:r>
+                  <m:t>i</m:t>
+                </m:r>
+                <m:r>
+                  <m:t>n</m:t>
+                </m:r>
+              </m:sub>
+            </m:sSub>
+            <m:sSub>
+              <m:e>
+                <m:r>
+                  <m:t>C</m:t>
+                </m:r>
+              </m:e>
+              <m:sub>
+                <m:r>
+                  <m:t>C</m:t>
+                </m:r>
+                <m:r>
+                  <m:t>1</m:t>
+                </m:r>
+              </m:sub>
+            </m:sSub>
+          </m:e>
+        </m:d>
+        <m:r>
+          <m:rPr>
+            <m:sty m:val="p"/>
+          </m:rPr>
+          <m:t>≈</m:t>
+        </m:r>
+        <m:r>
+          <m:t>373</m:t>
+        </m:r>
+      </m:oMath>
+      <w:r>
+        <w:rPr>
+          <w:rFonts w:ascii="Times New Roman" w:hAnsi="Times New Roman" w:cs="Times New Roman" w:eastAsia="Times New Roman"/>
+          <w:b w:val="0"/>
+          <w:i w:val="0"/>
+        </w:rPr>
+        <w:t xml:space="preserve"> Hz (</w:t>
+      </w:r>
+      <m:oMath>
+        <m:sSub>
+          <m:e>
+            <m:r>
+              <m:t>R</m:t>
+            </m:r>
+          </m:e>
+          <m:sub>
+            <m:r>
+              <m:t>i</m:t>
+            </m:r>
+            <m:r>
+              <m:t>n</m:t>
+            </m:r>
+          </m:sub>
+        </m:sSub>
+        <m:r>
+          <m:rPr>
+            <m:sty m:val="p"/>
+          </m:rPr>
+          <m:t>=</m:t>
+        </m:r>
+        <m:r>
+          <m:t>19</m:t>
+        </m:r>
+        <m:r>
+          <m:rPr>
+            <m:sty m:val="p"/>
+          </m:rPr>
+          <m:t>,</m:t>
+        </m:r>
+        <m:r>
+          <m:t>4</m:t>
+        </m:r>
+      </m:oMath>
+      <w:r>
+        <w:rPr>
+          <w:rFonts w:ascii="Times New Roman" w:hAnsi="Times New Roman" w:cs="Times New Roman" w:eastAsia="Times New Roman"/>
+          <w:b w:val="0"/>
+          <w:i w:val="0"/>
+        </w:rPr>
+        <w:t xml:space="preserve"> kΩ); çıkış: </w:t>
+      </w:r>
+      <m:oMath>
+        <m:r>
+          <m:t>1</m:t>
+        </m:r>
+        <m:r>
+          <m:rPr>
+            <m:sty m:val="p"/>
+          </m:rPr>
+          <m:t>/</m:t>
+        </m:r>
+        <m:d>
+          <m:dPr>
+            <m:begChr m:val="("/>
+            <m:endChr m:val=")"/>
+            <m:sepChr m:val=""/>
+            <m:grow/>
+          </m:dPr>
+          <m:e>
+            <m:r>
+              <m:t>2</m:t>
+            </m:r>
+            <m:r>
+              <m:t>π</m:t>
+            </m:r>
+            <m:d>
+              <m:dPr>
+                <m:begChr m:val="("/>
+                <m:endChr m:val=")"/>
+                <m:sepChr m:val=""/>
+                <m:grow/>
+              </m:dPr>
+              <m:e>
+                <m:sSub>
+                  <m:e>
+                    <m:r>
+                      <m:t>R</m:t>
+                    </m:r>
+                  </m:e>
+                  <m:sub>
+                    <m:r>
+                      <m:t>D</m:t>
+                    </m:r>
+                  </m:sub>
+                </m:sSub>
+                <m:r>
+                  <m:rPr>
+                    <m:sty m:val="p"/>
+                  </m:rPr>
+                  <m:t>+</m:t>
+                </m:r>
+                <m:sSub>
+                  <m:e>
+                    <m:r>
+                      <m:t>R</m:t>
+                    </m:r>
+                  </m:e>
+                  <m:sub>
+                    <m:r>
+                      <m:t>L</m:t>
+                    </m:r>
+                  </m:sub>
+                </m:sSub>
+              </m:e>
+            </m:d>
+            <m:sSub>
+              <m:e>
+                <m:r>
+                  <m:t>C</m:t>
+                </m:r>
+              </m:e>
+              <m:sub>
+                <m:r>
+                  <m:t>C</m:t>
+                </m:r>
+                <m:r>
+                  <m:t>2</m:t>
+                </m:r>
+              </m:sub>
+            </m:sSub>
+          </m:e>
+        </m:d>
+        <m:r>
+          <m:rPr>
+            <m:sty m:val="p"/>
+          </m:rPr>
+          <m:t>≈</m:t>
+        </m:r>
+        <m:r>
+          <m:t>2.89</m:t>
+        </m:r>
+      </m:oMath>
+      <w:r>
+        <w:rPr>
+          <w:rFonts w:ascii="Times New Roman" w:hAnsi="Times New Roman" w:cs="Times New Roman" w:eastAsia="Times New Roman"/>
+          <w:b w:val="0"/>
+          <w:i w:val="0"/>
+        </w:rPr>
+        <w:t xml:space="preserve"> kHz. İkisi de 10 kHz'in altında/yakınında; çıkış kondansatörü 10 kHz'te kazancı hâlâ biraz düşürür.</w:t>
+      </w:r>
+    </w:p>
+    <w:p>
+      <w:r>
+        <w:rPr>
+          <w:rFonts w:ascii="Times New Roman" w:hAnsi="Times New Roman" w:cs="Times New Roman" w:eastAsia="Times New Roman"/>
+          <w:b/>
+          <w:i w:val="0"/>
+        </w:rPr>
+        <w:t>S:</w:t>
+      </w:r>
+      <w:r>
+        <w:rPr>
+          <w:rFonts w:ascii="Times New Roman" w:hAnsi="Times New Roman" w:cs="Times New Roman" w:eastAsia="Times New Roman"/>
+          <w:b w:val="0"/>
+          <w:i w:val="0"/>
+        </w:rPr>
+        <w:t xml:space="preserve"> Eşiği 0,8 V olan (veri sayfası alt sınırı) bir BS170 takarsam Q noktası?</w:t>
+      </w:r>
+    </w:p>
+    <w:p>
+      <w:r>
+        <w:rPr>
+          <w:rFonts w:ascii="Times New Roman" w:hAnsi="Times New Roman" w:cs="Times New Roman" w:eastAsia="Times New Roman"/>
+          <w:b/>
+          <w:i w:val="0"/>
+        </w:rPr>
+        <w:t>C:</w:t>
+      </w:r>
+      <w:r>
+        <w:rPr>
+          <w:rFonts w:ascii="Times New Roman" w:hAnsi="Times New Roman" w:cs="Times New Roman" w:eastAsia="Times New Roman"/>
+          <w:b w:val="0"/>
+          <w:i w:val="0"/>
+        </w:rPr>
+        <w:t xml:space="preserve"> Aynı devre: </w:t>
+      </w:r>
+      <m:oMath>
+        <m:sSub>
+          <m:e>
+            <m:r>
+              <m:t>V</m:t>
+            </m:r>
+          </m:e>
+          <m:sub>
+            <m:r>
+              <m:t>O</m:t>
+            </m:r>
+            <m:r>
+              <m:t>V</m:t>
+            </m:r>
+          </m:sub>
+        </m:sSub>
+        <m:r>
+          <m:rPr>
+            <m:sty m:val="p"/>
+          </m:rPr>
+          <m:t>=</m:t>
+        </m:r>
+        <m:r>
+          <m:t>0.106</m:t>
+        </m:r>
+      </m:oMath>
+      <w:r>
+        <w:rPr>
+          <w:rFonts w:ascii="Times New Roman" w:hAnsi="Times New Roman" w:cs="Times New Roman" w:eastAsia="Times New Roman"/>
+          <w:b w:val="0"/>
+          <w:i w:val="0"/>
+        </w:rPr>
+        <w:t xml:space="preserve"> V, </w:t>
+      </w:r>
+      <m:oMath>
+        <m:sSub>
+          <m:e>
+            <m:r>
+              <m:t>I</m:t>
+            </m:r>
+          </m:e>
+          <m:sub>
+            <m:r>
+              <m:t>D</m:t>
+            </m:r>
+          </m:sub>
+        </m:sSub>
+        <m:r>
+          <m:rPr>
+            <m:sty m:val="p"/>
+          </m:rPr>
+          <m:t>=</m:t>
+        </m:r>
+        <m:r>
+          <m:t>0.404</m:t>
+        </m:r>
+      </m:oMath>
+      <w:r>
+        <w:rPr>
+          <w:rFonts w:ascii="Times New Roman" w:hAnsi="Times New Roman" w:cs="Times New Roman" w:eastAsia="Times New Roman"/>
+          <w:b w:val="0"/>
+          <w:i w:val="0"/>
+        </w:rPr>
+        <w:t xml:space="preserve"> mA, </w:t>
+      </w:r>
+      <m:oMath>
+        <m:sSub>
+          <m:e>
+            <m:r>
+              <m:t>V</m:t>
+            </m:r>
+          </m:e>
+          <m:sub>
+            <m:r>
+              <m:t>D</m:t>
+            </m:r>
+            <m:r>
+              <m:t>S</m:t>
+            </m:r>
+          </m:sub>
+        </m:sSub>
+        <m:r>
+          <m:rPr>
+            <m:sty m:val="p"/>
+          </m:rPr>
+          <m:t>=</m:t>
+        </m:r>
+        <m:r>
+          <m:t>1.89</m:t>
+        </m:r>
+      </m:oMath>
+      <w:r>
+        <w:rPr>
+          <w:rFonts w:ascii="Times New Roman" w:hAnsi="Times New Roman" w:cs="Times New Roman" w:eastAsia="Times New Roman"/>
+          <w:b w:val="0"/>
+          <w:i w:val="0"/>
+        </w:rPr>
+        <w:t xml:space="preserve"> V; transistör doymada kalır ama </w:t>
+      </w:r>
+      <m:oMath>
+        <m:sSub>
+          <m:e>
+            <m:r>
+              <m:t>V</m:t>
+            </m:r>
+          </m:e>
+          <m:sub>
+            <m:r>
+              <m:t>D</m:t>
+            </m:r>
+            <m:r>
+              <m:t>S</m:t>
+            </m:r>
+          </m:sub>
+        </m:sSub>
+      </m:oMath>
+      <w:r>
+        <w:rPr>
+          <w:rFonts w:ascii="Times New Roman" w:hAnsi="Times New Roman" w:cs="Times New Roman" w:eastAsia="Times New Roman"/>
+          <w:b w:val="0"/>
+          <w:i w:val="0"/>
+        </w:rPr>
+        <w:t xml:space="preserve"> 12 V'tan 2 V'a düşer, salınım genliği ciddi kısıtlanır.</w:t>
+      </w:r>
+    </w:p>
+    <w:p>
+      <w:r>
+        <w:rPr>
+          <w:rFonts w:ascii="Times New Roman" w:hAnsi="Times New Roman" w:cs="Times New Roman" w:eastAsia="Times New Roman"/>
+          <w:b/>
+          <w:i w:val="0"/>
+        </w:rPr>
+        <w:t>S:</w:t>
+      </w:r>
+      <w:r>
+        <w:rPr>
+          <w:rFonts w:ascii="Times New Roman" w:hAnsi="Times New Roman" w:cs="Times New Roman" w:eastAsia="Times New Roman"/>
+          <w:b w:val="0"/>
+          <w:i w:val="0"/>
+        </w:rPr>
+        <w:t xml:space="preserve"> Eşiği 3,0 V olan (üst sınır) parça takarsam?</w:t>
+      </w:r>
+    </w:p>
+    <w:p>
+      <w:r>
+        <w:rPr>
+          <w:rFonts w:ascii="Times New Roman" w:hAnsi="Times New Roman" w:cs="Times New Roman" w:eastAsia="Times New Roman"/>
+          <w:b/>
+          <w:i w:val="0"/>
+        </w:rPr>
+        <w:t>C:</w:t>
+      </w:r>
+      <w:r>
+        <w:rPr>
+          <w:rFonts w:ascii="Times New Roman" w:hAnsi="Times New Roman" w:cs="Times New Roman" w:eastAsia="Times New Roman"/>
+          <w:b w:val="0"/>
+          <w:i w:val="0"/>
+        </w:rPr>
+        <w:t xml:space="preserve"> Kesime girmez (benim önceki cümlem yanlıştı): </w:t>
+      </w:r>
+      <m:oMath>
+        <m:sSub>
+          <m:e>
+            <m:r>
+              <m:t>V</m:t>
+            </m:r>
+          </m:e>
+          <m:sub>
+            <m:r>
+              <m:t>G</m:t>
+            </m:r>
+          </m:sub>
+        </m:sSub>
+        <m:r>
+          <m:rPr>
+            <m:sty m:val="p"/>
+          </m:rPr>
+          <m:t>=</m:t>
+        </m:r>
+        <m:r>
+          <m:t>4</m:t>
+        </m:r>
+        <m:r>
+          <m:rPr>
+            <m:sty m:val="p"/>
+          </m:rPr>
+          <m:t>,</m:t>
+        </m:r>
+        <m:r>
+          <m:t>95</m:t>
+        </m:r>
+      </m:oMath>
+      <w:r>
+        <w:rPr>
+          <w:rFonts w:ascii="Times New Roman" w:hAnsi="Times New Roman" w:cs="Times New Roman" w:eastAsia="Times New Roman"/>
+          <w:b w:val="0"/>
+          <w:i w:val="0"/>
+        </w:rPr>
+        <w:t xml:space="preserve"> V eşiğin üstünde; </w:t>
+      </w:r>
+      <m:oMath>
+        <m:sSub>
+          <m:e>
+            <m:r>
+              <m:t>V</m:t>
+            </m:r>
+          </m:e>
+          <m:sub>
+            <m:r>
+              <m:t>O</m:t>
+            </m:r>
+            <m:r>
+              <m:t>V</m:t>
+            </m:r>
+          </m:sub>
+        </m:sSub>
+        <m:r>
+          <m:rPr>
+            <m:sty m:val="p"/>
+          </m:rPr>
+          <m:t>=</m:t>
+        </m:r>
+        <m:r>
+          <m:t>0.0722</m:t>
+        </m:r>
+      </m:oMath>
+      <w:r>
+        <w:rPr>
+          <w:rFonts w:ascii="Times New Roman" w:hAnsi="Times New Roman" w:cs="Times New Roman" w:eastAsia="Times New Roman"/>
+          <w:b w:val="0"/>
+          <w:i w:val="0"/>
+        </w:rPr>
+        <w:t xml:space="preserve"> V, </w:t>
+      </w:r>
+      <m:oMath>
+        <m:sSub>
+          <m:e>
+            <m:r>
+              <m:t>I</m:t>
+            </m:r>
+          </m:e>
+          <m:sub>
+            <m:r>
+              <m:t>D</m:t>
+            </m:r>
+          </m:sub>
+        </m:sSub>
+        <m:r>
+          <m:rPr>
+            <m:sty m:val="p"/>
+          </m:rPr>
+          <m:t>=</m:t>
+        </m:r>
+        <m:r>
+          <m:t>0.188</m:t>
+        </m:r>
+      </m:oMath>
+      <w:r>
+        <w:rPr>
+          <w:rFonts w:ascii="Times New Roman" w:hAnsi="Times New Roman" w:cs="Times New Roman" w:eastAsia="Times New Roman"/>
+          <w:b w:val="0"/>
+          <w:i w:val="0"/>
+        </w:rPr>
+        <w:t xml:space="preserve"> mA, </w:t>
+      </w:r>
+      <m:oMath>
+        <m:sSub>
+          <m:e>
+            <m:r>
+              <m:t>V</m:t>
+            </m:r>
+          </m:e>
+          <m:sub>
+            <m:r>
+              <m:t>D</m:t>
+            </m:r>
+            <m:r>
+              <m:t>S</m:t>
+            </m:r>
+          </m:sub>
+        </m:sSub>
+        <m:r>
+          <m:rPr>
+            <m:sty m:val="p"/>
+          </m:rPr>
+          <m:t>=</m:t>
+        </m:r>
+        <m:r>
+          <m:t>7.31</m:t>
+        </m:r>
+      </m:oMath>
+      <w:r>
+        <w:rPr>
+          <w:rFonts w:ascii="Times New Roman" w:hAnsi="Times New Roman" w:cs="Times New Roman" w:eastAsia="Times New Roman"/>
+          <w:b w:val="0"/>
+          <w:i w:val="0"/>
+        </w:rPr>
+        <w:t xml:space="preserve"> V. Yani iletir ama </w:t>
+      </w:r>
+      <m:oMath>
+        <m:sSub>
+          <m:e>
+            <m:r>
+              <m:t>g</m:t>
+            </m:r>
+          </m:e>
+          <m:sub>
+            <m:r>
+              <m:t>m</m:t>
+            </m:r>
+          </m:sub>
+        </m:sSub>
+      </m:oMath>
+      <w:r>
+        <w:rPr>
+          <w:rFonts w:ascii="Times New Roman" w:hAnsi="Times New Roman" w:cs="Times New Roman" w:eastAsia="Times New Roman"/>
+          <w:b w:val="0"/>
+          <w:i w:val="0"/>
+        </w:rPr>
+        <w:t xml:space="preserve"> çok küçülür (</w:t>
+      </w:r>
+      <m:oMath>
+        <m:sSub>
+          <m:e>
+            <m:r>
+              <m:t>g</m:t>
+            </m:r>
+          </m:e>
+          <m:sub>
+            <m:r>
+              <m:t>m</m:t>
+            </m:r>
+          </m:sub>
+        </m:sSub>
+        <m:r>
+          <m:rPr>
+            <m:sty m:val="p"/>
+          </m:rPr>
+          <m:t>=</m:t>
+        </m:r>
+        <m:sSub>
+          <m:e>
+            <m:r>
+              <m:t>K</m:t>
+            </m:r>
+          </m:e>
+          <m:sub>
+            <m:r>
+              <m:t>N</m:t>
+            </m:r>
+          </m:sub>
+        </m:sSub>
+        <m:sSub>
+          <m:e>
+            <m:r>
+              <m:t>V</m:t>
+            </m:r>
+          </m:e>
+          <m:sub>
+            <m:r>
+              <m:t>O</m:t>
+            </m:r>
+            <m:r>
+              <m:t>V</m:t>
+            </m:r>
+          </m:sub>
+        </m:sSub>
+        <m:r>
+          <m:rPr>
+            <m:sty m:val="p"/>
+          </m:rPr>
+          <m:t>=</m:t>
+        </m:r>
+        <m:r>
+          <m:t>5.20</m:t>
+        </m:r>
+      </m:oMath>
+      <w:r>
+        <w:rPr>
+          <w:rFonts w:ascii="Times New Roman" w:hAnsi="Times New Roman" w:cs="Times New Roman" w:eastAsia="Times New Roman"/>
+          <w:b w:val="0"/>
+          <w:i w:val="0"/>
+        </w:rPr>
+        <w:t xml:space="preserve"> mS), kazanç 1.2 kat düşer.</w:t>
+      </w:r>
+    </w:p>
+    <w:p>
+      <w:r>
+        <w:rPr>
+          <w:rFonts w:ascii="Times New Roman" w:hAnsi="Times New Roman" w:cs="Times New Roman" w:eastAsia="Times New Roman"/>
+          <w:b/>
+          <w:i w:val="0"/>
+        </w:rPr>
+        <w:t>S:</w:t>
+      </w:r>
+      <w:r>
+        <w:rPr>
+          <w:rFonts w:ascii="Times New Roman" w:hAnsi="Times New Roman" w:cs="Times New Roman" w:eastAsia="Times New Roman"/>
+          <w:b w:val="0"/>
+          <w:i w:val="0"/>
+        </w:rPr>
+        <w:t xml:space="preserve"> Neden fazör analizi de SPICE de 7,7–7,8, hesap 38,5?</w:t>
+      </w:r>
+    </w:p>
+    <w:p>
+      <w:r>
+        <w:rPr>
+          <w:rFonts w:ascii="Times New Roman" w:hAnsi="Times New Roman" w:cs="Times New Roman" w:eastAsia="Times New Roman"/>
+          <w:b/>
+          <w:i w:val="0"/>
+        </w:rPr>
+        <w:t>C:</w:t>
+      </w:r>
+      <w:r>
+        <w:rPr>
+          <w:rFonts w:ascii="Times New Roman" w:hAnsi="Times New Roman" w:cs="Times New Roman" w:eastAsia="Times New Roman"/>
+          <w:b w:val="0"/>
+          <w:i w:val="0"/>
+        </w:rPr>
+        <w:t xml:space="preserve"> İki sayı farklı sorulara cevap veriyor: 38,5 orta bant (kondansatörler kusursuz kısa), 7,7 ise 10 kHz'te gerçek kondansatörlerle. Föy tablosuna 38,5 yazılır, ölçümü 7,7 yorumlanır.</w:t>
+      </w:r>
+    </w:p>
+    <w:p>
+      <w:r>
+        <w:rPr>
+          <w:rFonts w:ascii="Times New Roman" w:hAnsi="Times New Roman" w:cs="Times New Roman" w:eastAsia="Times New Roman"/>
+          <w:b/>
+          <w:i w:val="0"/>
+        </w:rPr>
+        <w:t>S:</w:t>
+      </w:r>
+      <w:r>
+        <w:rPr>
+          <w:rFonts w:ascii="Times New Roman" w:hAnsi="Times New Roman" w:cs="Times New Roman" w:eastAsia="Times New Roman"/>
+          <w:b w:val="0"/>
+          <w:i w:val="0"/>
+        </w:rPr>
+        <w:t xml:space="preserve"> Akım aynasında </w:t>
+      </w:r>
+      <m:oMath>
+        <m:sSub>
+          <m:e>
+            <m:r>
+              <m:t>R</m:t>
+            </m:r>
+          </m:e>
+          <m:sub>
+            <m:r>
+              <m:t>2</m:t>
+            </m:r>
+          </m:sub>
+        </m:sSub>
+      </m:oMath>
+      <w:r>
+        <w:rPr>
+          <w:rFonts w:ascii="Times New Roman" w:hAnsi="Times New Roman" w:cs="Times New Roman" w:eastAsia="Times New Roman"/>
+          <w:b w:val="0"/>
+          <w:i w:val="0"/>
+        </w:rPr>
+        <w:t>'yi büyütürsem?</w:t>
+      </w:r>
+    </w:p>
+    <w:p>
+      <w:r>
+        <w:rPr>
+          <w:rFonts w:ascii="Times New Roman" w:hAnsi="Times New Roman" w:cs="Times New Roman" w:eastAsia="Times New Roman"/>
+          <w:b/>
+          <w:i w:val="0"/>
+        </w:rPr>
+        <w:t>C:</w:t>
+      </w:r>
+      <w:r>
+        <w:rPr>
+          <w:rFonts w:ascii="Times New Roman" w:hAnsi="Times New Roman" w:cs="Times New Roman" w:eastAsia="Times New Roman"/>
+          <w:b w:val="0"/>
+          <w:i w:val="0"/>
+        </w:rPr>
+        <w:t xml:space="preserve"> Çıkış transistörü doymadan çıkar: </w:t>
+      </w:r>
+      <m:oMath>
+        <m:sSub>
+          <m:e>
+            <m:r>
+              <m:t>V</m:t>
+            </m:r>
+          </m:e>
+          <m:sub>
+            <m:r>
+              <m:t>D</m:t>
+            </m:r>
+            <m:r>
+              <m:t>S</m:t>
+            </m:r>
+            <m:r>
+              <m:t>2</m:t>
+            </m:r>
+          </m:sub>
+        </m:sSub>
+        <m:r>
+          <m:rPr>
+            <m:sty m:val="p"/>
+          </m:rPr>
+          <m:t>=</m:t>
+        </m:r>
+        <m:sSub>
+          <m:e>
+            <m:r>
+              <m:t>V</m:t>
+            </m:r>
+          </m:e>
+          <m:sub>
+            <m:r>
+              <m:t>D</m:t>
+            </m:r>
+            <m:r>
+              <m:t>D</m:t>
+            </m:r>
+          </m:sub>
+        </m:sSub>
+        <m:r>
+          <m:rPr>
+            <m:sty m:val="p"/>
+          </m:rPr>
+          <m:t>−</m:t>
+        </m:r>
+        <m:sSub>
+          <m:e>
+            <m:r>
+              <m:t>I</m:t>
+            </m:r>
+          </m:e>
+          <m:sub>
+            <m:r>
+              <m:t>o</m:t>
+            </m:r>
+            <m:r>
+              <m:t>u</m:t>
+            </m:r>
+            <m:r>
+              <m:t>t</m:t>
+            </m:r>
+          </m:sub>
+        </m:sSub>
+        <m:sSub>
+          <m:e>
+            <m:r>
+              <m:t>R</m:t>
+            </m:r>
+          </m:e>
+          <m:sub>
+            <m:r>
+              <m:t>2</m:t>
+            </m:r>
+          </m:sub>
+        </m:sSub>
+        <m:r>
+          <m:rPr>
+            <m:sty m:val="p"/>
+          </m:rPr>
+          <m:t>≥</m:t>
+        </m:r>
+        <m:sSub>
+          <m:e>
+            <m:r>
+              <m:t>V</m:t>
+            </m:r>
+          </m:e>
+          <m:sub>
+            <m:r>
+              <m:t>O</m:t>
+            </m:r>
+            <m:r>
+              <m:t>V</m:t>
+            </m:r>
+          </m:sub>
+        </m:sSub>
+      </m:oMath>
+      <w:r>
+        <w:rPr>
+          <w:rFonts w:ascii="Times New Roman" w:hAnsi="Times New Roman" w:cs="Times New Roman" w:eastAsia="Times New Roman"/>
+          <w:b w:val="0"/>
+          <w:i w:val="0"/>
+        </w:rPr>
+        <w:t xml:space="preserve"> koşulu daha küçük </w:t>
+      </w:r>
+      <m:oMath>
+        <m:sSub>
+          <m:e>
+            <m:r>
+              <m:t>V</m:t>
+            </m:r>
+          </m:e>
+          <m:sub>
+            <m:r>
+              <m:t>i</m:t>
+            </m:r>
+          </m:sub>
+        </m:sSub>
+      </m:oMath>
+      <w:r>
+        <w:rPr>
+          <w:rFonts w:ascii="Times New Roman" w:hAnsi="Times New Roman" w:cs="Times New Roman" w:eastAsia="Times New Roman"/>
+          <w:b w:val="0"/>
+          <w:i w:val="0"/>
+        </w:rPr>
+        <w:t xml:space="preserve">'da bozulur; ayna 'daha erken' kopyalamayı bırakır. </w:t>
+      </w:r>
+      <m:oMath>
+        <m:sSub>
+          <m:e>
+            <m:r>
+              <m:t>R</m:t>
+            </m:r>
+          </m:e>
+          <m:sub>
+            <m:r>
+              <m:t>2</m:t>
+            </m:r>
+          </m:sub>
+        </m:sSub>
+        <m:r>
+          <m:rPr>
+            <m:sty m:val="p"/>
+          </m:rPr>
+          <m:t>=</m:t>
+        </m:r>
+        <m:r>
+          <m:t>1</m:t>
+        </m:r>
+      </m:oMath>
+      <w:r>
+        <w:rPr>
+          <w:rFonts w:ascii="Times New Roman" w:hAnsi="Times New Roman" w:cs="Times New Roman" w:eastAsia="Times New Roman"/>
+          <w:b w:val="0"/>
+          <w:i w:val="0"/>
+        </w:rPr>
+        <w:t xml:space="preserve"> kΩ için sınır 12–13 V civarındaydı.</w:t>
+      </w:r>
+    </w:p>
+    <w:p>
+      <w:r>
+        <w:rPr>
+          <w:rFonts w:ascii="Times New Roman" w:hAnsi="Times New Roman" w:cs="Times New Roman" w:eastAsia="Times New Roman"/>
+          <w:b/>
+          <w:i w:val="0"/>
+        </w:rPr>
+        <w:t>S:</w:t>
+      </w:r>
+      <w:r>
+        <w:rPr>
+          <w:rFonts w:ascii="Times New Roman" w:hAnsi="Times New Roman" w:cs="Times New Roman" w:eastAsia="Times New Roman"/>
+          <w:b w:val="0"/>
+          <w:i w:val="0"/>
+        </w:rPr>
+        <w:t xml:space="preserve"> Kanal boyu modülasyonu (</w:t>
+      </w:r>
+      <m:oMath>
+        <m:r>
+          <m:t>λ</m:t>
+        </m:r>
+      </m:oMath>
+      <w:r>
+        <w:rPr>
+          <w:rFonts w:ascii="Times New Roman" w:hAnsi="Times New Roman" w:cs="Times New Roman" w:eastAsia="Times New Roman"/>
+          <w:b w:val="0"/>
+          <w:i w:val="0"/>
+        </w:rPr>
+        <w:t>) olsaydı aynada ne değişirdi?</w:t>
+      </w:r>
+    </w:p>
+    <w:p>
+      <w:r>
+        <w:rPr>
+          <w:rFonts w:ascii="Times New Roman" w:hAnsi="Times New Roman" w:cs="Times New Roman" w:eastAsia="Times New Roman"/>
+          <w:b/>
+          <w:i w:val="0"/>
+        </w:rPr>
+        <w:t>C:</w:t>
+      </w:r>
+      <w:r>
+        <w:rPr>
+          <w:rFonts w:ascii="Times New Roman" w:hAnsi="Times New Roman" w:cs="Times New Roman" w:eastAsia="Times New Roman"/>
+          <w:b w:val="0"/>
+          <w:i w:val="0"/>
+        </w:rPr>
+        <w:t xml:space="preserve"> </w:t>
+      </w:r>
+      <m:oMath>
+        <m:sSub>
+          <m:e>
+            <m:r>
+              <m:t>V</m:t>
+            </m:r>
+          </m:e>
+          <m:sub>
+            <m:r>
+              <m:t>D</m:t>
+            </m:r>
+            <m:r>
+              <m:t>S</m:t>
+            </m:r>
+            <m:r>
+              <m:t>2</m:t>
+            </m:r>
+          </m:sub>
+        </m:sSub>
+      </m:oMath>
+      <w:r>
+        <w:rPr>
+          <w:rFonts w:ascii="Times New Roman" w:hAnsi="Times New Roman" w:cs="Times New Roman" w:eastAsia="Times New Roman"/>
+          <w:b w:val="0"/>
+          <w:i w:val="0"/>
+        </w:rPr>
+        <w:t xml:space="preserve"> büyüdükçe </w:t>
+      </w:r>
+      <m:oMath>
+        <m:sSub>
+          <m:e>
+            <m:r>
+              <m:t>I</m:t>
+            </m:r>
+          </m:e>
+          <m:sub>
+            <m:r>
+              <m:t>o</m:t>
+            </m:r>
+            <m:r>
+              <m:t>u</m:t>
+            </m:r>
+            <m:r>
+              <m:t>t</m:t>
+            </m:r>
+          </m:sub>
+        </m:sSub>
+      </m:oMath>
+      <w:r>
+        <w:rPr>
+          <w:rFonts w:ascii="Times New Roman" w:hAnsi="Times New Roman" w:cs="Times New Roman" w:eastAsia="Times New Roman"/>
+          <w:b w:val="0"/>
+          <w:i w:val="0"/>
+        </w:rPr>
+        <w:t xml:space="preserve"> biraz artardı; çıkış direnci sonsuz değil </w:t>
+      </w:r>
+      <m:oMath>
+        <m:r>
+          <m:t>1</m:t>
+        </m:r>
+        <m:r>
+          <m:rPr>
+            <m:sty m:val="p"/>
+          </m:rPr>
+          <m:t>/</m:t>
+        </m:r>
+        <m:d>
+          <m:dPr>
+            <m:begChr m:val="("/>
+            <m:endChr m:val=")"/>
+            <m:sepChr m:val=""/>
+            <m:grow/>
+          </m:dPr>
+          <m:e>
+            <m:r>
+              <m:t>λ</m:t>
+            </m:r>
+            <m:sSub>
+              <m:e>
+                <m:r>
+                  <m:t>I</m:t>
+                </m:r>
+              </m:e>
+              <m:sub>
+                <m:r>
+                  <m:t>D</m:t>
+                </m:r>
+              </m:sub>
+            </m:sSub>
+          </m:e>
+        </m:d>
+      </m:oMath>
+      <w:r>
+        <w:rPr>
+          <w:rFonts w:ascii="Times New Roman" w:hAnsi="Times New Roman" w:cs="Times New Roman" w:eastAsia="Times New Roman"/>
+          <w:b w:val="0"/>
+          <w:i w:val="0"/>
+        </w:rPr>
+        <w:t xml:space="preserve"> olurdu. BS170 modelinde </w:t>
+      </w:r>
+      <m:oMath>
+        <m:r>
+          <m:t>λ</m:t>
+        </m:r>
+        <m:r>
+          <m:rPr>
+            <m:sty m:val="p"/>
+          </m:rPr>
+          <m:t>=</m:t>
+        </m:r>
+        <m:r>
+          <m:t>0</m:t>
+        </m:r>
+      </m:oMath>
+      <w:r>
+        <w:rPr>
+          <w:rFonts w:ascii="Times New Roman" w:hAnsi="Times New Roman" w:cs="Times New Roman" w:eastAsia="Times New Roman"/>
+          <w:b w:val="0"/>
+          <w:i w:val="0"/>
+        </w:rPr>
+        <w:t xml:space="preserve"> olduğundan rapordaki sonuçta fark yoktur.</w:t>
       </w:r>
     </w:p>
     <w:sectPr>
